--- a/phase1-normalization.docx
+++ b/phase1-normalization.docx
@@ -15,7 +15,23 @@
           <w:rtl/>
           <w:lang w:bidi="fa-IR"/>
         </w:rPr>
-        <w:t>گزارش فاز 1 پروژه پایگاه داده‌ها</w:t>
+        <w:t xml:space="preserve">گزارش </w:t>
+      </w:r>
+      <w:r>
+        <w:rPr>
+          <w:rFonts w:hint="cs"/>
+          <w:rtl/>
+          <w:lang w:bidi="fa-IR"/>
+        </w:rPr>
+        <w:t>گام</w:t>
+      </w:r>
+      <w:r>
+        <w:rPr>
+          <w:rFonts w:hint="cs"/>
+          <w:rtl/>
+          <w:lang w:bidi="fa-IR"/>
+        </w:rPr>
+        <w:t xml:space="preserve"> 1 پروژه پایگاه داده‌ها</w:t>
       </w:r>
     </w:p>
     <w:p>
@@ -374,76 +390,12 @@
         </w:rPr>
         <w:t>Customer(</w:t>
       </w:r>
-      <w:proofErr w:type="spellStart"/>
       <w:proofErr w:type="gramEnd"/>
       <w:r>
         <w:rPr>
           <w:lang w:bidi="fa-IR"/>
         </w:rPr>
-        <w:t>customer_id</w:t>
-      </w:r>
-      <w:proofErr w:type="spellEnd"/>
-      <w:r>
-        <w:rPr>
-          <w:lang w:bidi="fa-IR"/>
-        </w:rPr>
-        <w:t xml:space="preserve">, </w:t>
-      </w:r>
-      <w:proofErr w:type="spellStart"/>
-      <w:r>
-        <w:rPr>
-          <w:lang w:bidi="fa-IR"/>
-        </w:rPr>
-        <w:t>first_name</w:t>
-      </w:r>
-      <w:proofErr w:type="spellEnd"/>
-      <w:r>
-        <w:rPr>
-          <w:lang w:bidi="fa-IR"/>
-        </w:rPr>
-        <w:t xml:space="preserve">, </w:t>
-      </w:r>
-      <w:proofErr w:type="spellStart"/>
-      <w:r>
-        <w:rPr>
-          <w:lang w:bidi="fa-IR"/>
-        </w:rPr>
-        <w:t>last_name</w:t>
-      </w:r>
-      <w:proofErr w:type="spellEnd"/>
-      <w:r>
-        <w:rPr>
-          <w:lang w:bidi="fa-IR"/>
-        </w:rPr>
-        <w:t xml:space="preserve">, email, </w:t>
-      </w:r>
-      <w:proofErr w:type="spellStart"/>
-      <w:r>
-        <w:rPr>
-          <w:lang w:bidi="fa-IR"/>
-        </w:rPr>
-        <w:t>registration_date</w:t>
-      </w:r>
-      <w:proofErr w:type="spellEnd"/>
-      <w:r>
-        <w:rPr>
-          <w:lang w:bidi="fa-IR"/>
-        </w:rPr>
-        <w:t xml:space="preserve">, </w:t>
-      </w:r>
-      <w:proofErr w:type="spellStart"/>
-      <w:r>
-        <w:rPr>
-          <w:lang w:bidi="fa-IR"/>
-        </w:rPr>
-        <w:t>account_status</w:t>
-      </w:r>
-      <w:proofErr w:type="spellEnd"/>
-      <w:r>
-        <w:rPr>
-          <w:lang w:bidi="fa-IR"/>
-        </w:rPr>
-        <w:t>)</w:t>
+        <w:t>customer_id, first_name, last_name, email, registration_date, account_status)</w:t>
       </w:r>
     </w:p>
     <w:p>
@@ -460,7 +412,6 @@
           <w:lang w:bidi="fa-IR"/>
         </w:rPr>
       </w:pPr>
-      <w:proofErr w:type="spellStart"/>
       <w:r>
         <w:rPr>
           <w:lang w:bidi="fa-IR"/>
@@ -472,43 +423,14 @@
         <w:rPr>
           <w:lang w:bidi="fa-IR"/>
         </w:rPr>
-        <w:t>Phone</w:t>
-      </w:r>
-      <w:proofErr w:type="spellEnd"/>
-      <w:r>
-        <w:rPr>
-          <w:lang w:bidi="fa-IR"/>
-        </w:rPr>
-        <w:t>(</w:t>
-      </w:r>
-      <w:proofErr w:type="spellStart"/>
+        <w:t>Phone(</w:t>
+      </w:r>
       <w:proofErr w:type="gramEnd"/>
       <w:r>
         <w:rPr>
           <w:lang w:bidi="fa-IR"/>
         </w:rPr>
-        <w:t>customer_id</w:t>
-      </w:r>
-      <w:proofErr w:type="spellEnd"/>
-      <w:r>
-        <w:rPr>
-          <w:lang w:bidi="fa-IR"/>
-        </w:rPr>
-        <w:t xml:space="preserve">, </w:t>
-      </w:r>
-      <w:proofErr w:type="spellStart"/>
-      <w:r>
-        <w:rPr>
-          <w:lang w:bidi="fa-IR"/>
-        </w:rPr>
-        <w:t>phone_number</w:t>
-      </w:r>
-      <w:proofErr w:type="spellEnd"/>
-      <w:r>
-        <w:rPr>
-          <w:lang w:bidi="fa-IR"/>
-        </w:rPr>
-        <w:t>)</w:t>
+        <w:t>customer_id, phone_number)</w:t>
       </w:r>
     </w:p>
     <w:p>
@@ -531,34 +453,12 @@
         </w:rPr>
         <w:t>Address(</w:t>
       </w:r>
-      <w:proofErr w:type="spellStart"/>
       <w:proofErr w:type="gramEnd"/>
       <w:r>
         <w:rPr>
           <w:lang w:bidi="fa-IR"/>
         </w:rPr>
-        <w:t>customer_id</w:t>
-      </w:r>
-      <w:proofErr w:type="spellEnd"/>
-      <w:r>
-        <w:rPr>
-          <w:lang w:bidi="fa-IR"/>
-        </w:rPr>
-        <w:t xml:space="preserve">, </w:t>
-      </w:r>
-      <w:proofErr w:type="spellStart"/>
-      <w:r>
-        <w:rPr>
-          <w:lang w:bidi="fa-IR"/>
-        </w:rPr>
-        <w:t>postal_code</w:t>
-      </w:r>
-      <w:proofErr w:type="spellEnd"/>
-      <w:r>
-        <w:rPr>
-          <w:lang w:bidi="fa-IR"/>
-        </w:rPr>
-        <w:t>, state, city, street)</w:t>
+        <w:t>customer_id, postal_code, state, city, street)</w:t>
       </w:r>
     </w:p>
     <w:p>
@@ -581,62 +481,12 @@
         </w:rPr>
         <w:t>Seller(</w:t>
       </w:r>
-      <w:proofErr w:type="spellStart"/>
       <w:proofErr w:type="gramEnd"/>
       <w:r>
         <w:rPr>
           <w:lang w:bidi="fa-IR"/>
         </w:rPr>
-        <w:t>seller_id</w:t>
-      </w:r>
-      <w:proofErr w:type="spellEnd"/>
-      <w:r>
-        <w:rPr>
-          <w:lang w:bidi="fa-IR"/>
-        </w:rPr>
-        <w:t xml:space="preserve">, </w:t>
-      </w:r>
-      <w:proofErr w:type="spellStart"/>
-      <w:r>
-        <w:rPr>
-          <w:lang w:bidi="fa-IR"/>
-        </w:rPr>
-        <w:t>brand_name</w:t>
-      </w:r>
-      <w:proofErr w:type="spellEnd"/>
-      <w:r>
-        <w:rPr>
-          <w:lang w:bidi="fa-IR"/>
-        </w:rPr>
-        <w:t xml:space="preserve">, email, </w:t>
-      </w:r>
-      <w:proofErr w:type="spellStart"/>
-      <w:r>
-        <w:rPr>
-          <w:lang w:bidi="fa-IR"/>
-        </w:rPr>
-        <w:t>approval_status</w:t>
-      </w:r>
-      <w:proofErr w:type="spellEnd"/>
-      <w:r>
-        <w:rPr>
-          <w:lang w:bidi="fa-IR"/>
-        </w:rPr>
-        <w:t xml:space="preserve">, </w:t>
-      </w:r>
-      <w:proofErr w:type="spellStart"/>
-      <w:r>
-        <w:rPr>
-          <w:lang w:bidi="fa-IR"/>
-        </w:rPr>
-        <w:t>membership_date</w:t>
-      </w:r>
-      <w:proofErr w:type="spellEnd"/>
-      <w:r>
-        <w:rPr>
-          <w:lang w:bidi="fa-IR"/>
-        </w:rPr>
-        <w:t>)</w:t>
+        <w:t>seller_id, brand_name, email, approval_status, membership_date)</w:t>
       </w:r>
     </w:p>
     <w:p>
@@ -652,7 +502,6 @@
           <w:lang w:bidi="fa-IR"/>
         </w:rPr>
       </w:pPr>
-      <w:proofErr w:type="spellStart"/>
       <w:r>
         <w:rPr>
           <w:lang w:bidi="fa-IR"/>
@@ -664,43 +513,14 @@
         <w:rPr>
           <w:lang w:bidi="fa-IR"/>
         </w:rPr>
-        <w:t>Phone</w:t>
-      </w:r>
-      <w:proofErr w:type="spellEnd"/>
-      <w:r>
-        <w:rPr>
-          <w:lang w:bidi="fa-IR"/>
-        </w:rPr>
-        <w:t>(</w:t>
-      </w:r>
-      <w:proofErr w:type="spellStart"/>
+        <w:t>Phone(</w:t>
+      </w:r>
       <w:proofErr w:type="gramEnd"/>
       <w:r>
         <w:rPr>
           <w:lang w:bidi="fa-IR"/>
         </w:rPr>
-        <w:t>seller_id</w:t>
-      </w:r>
-      <w:proofErr w:type="spellEnd"/>
-      <w:r>
-        <w:rPr>
-          <w:lang w:bidi="fa-IR"/>
-        </w:rPr>
-        <w:t xml:space="preserve">, </w:t>
-      </w:r>
-      <w:proofErr w:type="spellStart"/>
-      <w:r>
-        <w:rPr>
-          <w:lang w:bidi="fa-IR"/>
-        </w:rPr>
-        <w:t>phone_number</w:t>
-      </w:r>
-      <w:proofErr w:type="spellEnd"/>
-      <w:r>
-        <w:rPr>
-          <w:lang w:bidi="fa-IR"/>
-        </w:rPr>
-        <w:t>)</w:t>
+        <w:t>seller_id, phone_number)</w:t>
       </w:r>
     </w:p>
     <w:p>
@@ -723,49 +543,19 @@
         </w:rPr>
         <w:t>Product(</w:t>
       </w:r>
-      <w:proofErr w:type="spellStart"/>
       <w:proofErr w:type="gramEnd"/>
       <w:r>
         <w:rPr>
           <w:lang w:bidi="fa-IR"/>
         </w:rPr>
-        <w:t>product_id</w:t>
-      </w:r>
-      <w:proofErr w:type="spellEnd"/>
-      <w:r>
-        <w:rPr>
-          <w:lang w:bidi="fa-IR"/>
-        </w:rPr>
-        <w:t xml:space="preserve">, name, description, price, </w:t>
-      </w:r>
-      <w:proofErr w:type="spellStart"/>
-      <w:r>
-        <w:rPr>
-          <w:lang w:bidi="fa-IR"/>
-        </w:rPr>
-        <w:t>is_active</w:t>
-      </w:r>
-      <w:proofErr w:type="spellEnd"/>
-      <w:r>
-        <w:rPr>
-          <w:lang w:bidi="fa-IR"/>
-        </w:rPr>
-        <w:t>, dimensions, weight</w:t>
-      </w:r>
-      <w:r>
-        <w:rPr>
-          <w:lang w:bidi="fa-IR"/>
-        </w:rPr>
-        <w:t xml:space="preserve">, </w:t>
-      </w:r>
-      <w:proofErr w:type="spellStart"/>
-      <w:r>
-        <w:rPr>
-          <w:lang w:bidi="fa-IR"/>
-        </w:rPr>
-        <w:t>seller_id</w:t>
-      </w:r>
-      <w:proofErr w:type="spellEnd"/>
+        <w:t>product_id, name, description, price, is_active, dimensions, weight</w:t>
+      </w:r>
+      <w:r>
+        <w:rPr>
+          <w:lang w:bidi="fa-IR"/>
+        </w:rPr>
+        <w:t>, seller_id</w:t>
+      </w:r>
       <w:r>
         <w:rPr>
           <w:lang w:bidi="fa-IR"/>
@@ -777,7 +567,6 @@
       <w:pPr>
         <w:ind w:left="360"/>
         <w:rPr>
-          <w:rFonts w:hint="cs"/>
           <w:rtl/>
           <w:lang w:bidi="fa-IR"/>
         </w:rPr>
@@ -825,48 +614,12 @@
         </w:rPr>
         <w:t>Category(</w:t>
       </w:r>
-      <w:proofErr w:type="spellStart"/>
       <w:proofErr w:type="gramEnd"/>
       <w:r>
         <w:rPr>
           <w:lang w:bidi="fa-IR"/>
         </w:rPr>
-        <w:t>category_id</w:t>
-      </w:r>
-      <w:proofErr w:type="spellEnd"/>
-      <w:r>
-        <w:rPr>
-          <w:lang w:bidi="fa-IR"/>
-        </w:rPr>
-        <w:t xml:space="preserve">, </w:t>
-      </w:r>
-      <w:proofErr w:type="spellStart"/>
-      <w:r>
-        <w:rPr>
-          <w:lang w:bidi="fa-IR"/>
-        </w:rPr>
-        <w:t>category_name</w:t>
-      </w:r>
-      <w:proofErr w:type="spellEnd"/>
-      <w:r>
-        <w:rPr>
-          <w:lang w:bidi="fa-IR"/>
-        </w:rPr>
-        <w:t xml:space="preserve">, </w:t>
-      </w:r>
-      <w:proofErr w:type="spellStart"/>
-      <w:r>
-        <w:rPr>
-          <w:lang w:bidi="fa-IR"/>
-        </w:rPr>
-        <w:t>parent_category_id</w:t>
-      </w:r>
-      <w:proofErr w:type="spellEnd"/>
-      <w:r>
-        <w:rPr>
-          <w:lang w:bidi="fa-IR"/>
-        </w:rPr>
-        <w:t>)</w:t>
+        <w:t>category_id, category_name, parent_category_id)</w:t>
       </w:r>
     </w:p>
     <w:p>
@@ -907,7 +660,6 @@
           <w:lang w:bidi="fa-IR"/>
         </w:rPr>
       </w:pPr>
-      <w:proofErr w:type="spellStart"/>
       <w:r>
         <w:rPr>
           <w:lang w:bidi="fa-IR"/>
@@ -919,43 +671,14 @@
         <w:rPr>
           <w:lang w:bidi="fa-IR"/>
         </w:rPr>
-        <w:t>Category</w:t>
-      </w:r>
-      <w:proofErr w:type="spellEnd"/>
-      <w:r>
-        <w:rPr>
-          <w:lang w:bidi="fa-IR"/>
-        </w:rPr>
-        <w:t>(</w:t>
-      </w:r>
-      <w:proofErr w:type="spellStart"/>
+        <w:t>Category(</w:t>
+      </w:r>
       <w:proofErr w:type="gramEnd"/>
       <w:r>
         <w:rPr>
           <w:lang w:bidi="fa-IR"/>
         </w:rPr>
-        <w:t>product_id</w:t>
-      </w:r>
-      <w:proofErr w:type="spellEnd"/>
-      <w:r>
-        <w:rPr>
-          <w:lang w:bidi="fa-IR"/>
-        </w:rPr>
-        <w:t xml:space="preserve">, </w:t>
-      </w:r>
-      <w:proofErr w:type="spellStart"/>
-      <w:r>
-        <w:rPr>
-          <w:lang w:bidi="fa-IR"/>
-        </w:rPr>
-        <w:t>category_id</w:t>
-      </w:r>
-      <w:proofErr w:type="spellEnd"/>
-      <w:r>
-        <w:rPr>
-          <w:lang w:bidi="fa-IR"/>
-        </w:rPr>
-        <w:t>)</w:t>
+        <w:t>product_id, category_id)</w:t>
       </w:r>
     </w:p>
     <w:p>
@@ -988,14 +711,12 @@
         </w:rPr>
         <w:t xml:space="preserve"> بودن رابطه </w:t>
       </w:r>
-      <w:proofErr w:type="spellStart"/>
       <w:r>
         <w:rPr>
           <w:lang w:bidi="fa-IR"/>
         </w:rPr>
         <w:t>Blongs_To</w:t>
       </w:r>
-      <w:proofErr w:type="spellEnd"/>
       <w:r>
         <w:rPr>
           <w:rFonts w:hint="cs"/>
@@ -1026,76 +747,12 @@
         </w:rPr>
         <w:t>Inventory(</w:t>
       </w:r>
-      <w:proofErr w:type="spellStart"/>
       <w:proofErr w:type="gramEnd"/>
       <w:r>
         <w:rPr>
           <w:lang w:bidi="fa-IR"/>
         </w:rPr>
-        <w:t>product_id</w:t>
-      </w:r>
-      <w:proofErr w:type="spellEnd"/>
-      <w:r>
-        <w:rPr>
-          <w:lang w:bidi="fa-IR"/>
-        </w:rPr>
-        <w:t xml:space="preserve">, </w:t>
-      </w:r>
-      <w:proofErr w:type="spellStart"/>
-      <w:r>
-        <w:rPr>
-          <w:lang w:bidi="fa-IR"/>
-        </w:rPr>
-        <w:t>store_id</w:t>
-      </w:r>
-      <w:proofErr w:type="spellEnd"/>
-      <w:r>
-        <w:rPr>
-          <w:lang w:bidi="fa-IR"/>
-        </w:rPr>
-        <w:t xml:space="preserve">, shelf, row, </w:t>
-      </w:r>
-      <w:proofErr w:type="spellStart"/>
-      <w:r>
-        <w:rPr>
-          <w:lang w:bidi="fa-IR"/>
-        </w:rPr>
-        <w:t>stock_quantity</w:t>
-      </w:r>
-      <w:proofErr w:type="spellEnd"/>
-      <w:r>
-        <w:rPr>
-          <w:lang w:bidi="fa-IR"/>
-        </w:rPr>
-        <w:t xml:space="preserve">, </w:t>
-      </w:r>
-      <w:proofErr w:type="spellStart"/>
-      <w:r>
-        <w:rPr>
-          <w:lang w:bidi="fa-IR"/>
-        </w:rPr>
-        <w:t>alert_threshold</w:t>
-      </w:r>
-      <w:proofErr w:type="spellEnd"/>
-      <w:r>
-        <w:rPr>
-          <w:lang w:bidi="fa-IR"/>
-        </w:rPr>
-        <w:t xml:space="preserve">, </w:t>
-      </w:r>
-      <w:proofErr w:type="spellStart"/>
-      <w:r>
-        <w:rPr>
-          <w:lang w:bidi="fa-IR"/>
-        </w:rPr>
-        <w:t>last_update_date</w:t>
-      </w:r>
-      <w:proofErr w:type="spellEnd"/>
-      <w:r>
-        <w:rPr>
-          <w:lang w:bidi="fa-IR"/>
-        </w:rPr>
-        <w:t>)</w:t>
+        <w:t>product_id, store_id, shelf, row, stock_quantity, alert_threshold, last_update_date)</w:t>
       </w:r>
     </w:p>
     <w:p>
@@ -1111,7 +768,6 @@
           <w:lang w:bidi="fa-IR"/>
         </w:rPr>
       </w:pPr>
-      <w:proofErr w:type="spellStart"/>
       <w:r>
         <w:rPr>
           <w:lang w:bidi="fa-IR"/>
@@ -1124,85 +780,14 @@
         <w:rPr>
           <w:lang w:bidi="fa-IR"/>
         </w:rPr>
-        <w:t>Log</w:t>
-      </w:r>
-      <w:proofErr w:type="spellEnd"/>
-      <w:r>
-        <w:rPr>
-          <w:lang w:bidi="fa-IR"/>
-        </w:rPr>
-        <w:t>(</w:t>
-      </w:r>
-      <w:proofErr w:type="spellStart"/>
+        <w:t>Log(</w:t>
+      </w:r>
       <w:proofErr w:type="gramEnd"/>
       <w:r>
         <w:rPr>
           <w:lang w:bidi="fa-IR"/>
         </w:rPr>
-        <w:t>product_id</w:t>
-      </w:r>
-      <w:proofErr w:type="spellEnd"/>
-      <w:r>
-        <w:rPr>
-          <w:lang w:bidi="fa-IR"/>
-        </w:rPr>
-        <w:t xml:space="preserve">, </w:t>
-      </w:r>
-      <w:proofErr w:type="spellStart"/>
-      <w:r>
-        <w:rPr>
-          <w:lang w:bidi="fa-IR"/>
-        </w:rPr>
-        <w:t>store_id</w:t>
-      </w:r>
-      <w:proofErr w:type="spellEnd"/>
-      <w:r>
-        <w:rPr>
-          <w:lang w:bidi="fa-IR"/>
-        </w:rPr>
-        <w:t xml:space="preserve">, shelf, row, </w:t>
-      </w:r>
-      <w:proofErr w:type="spellStart"/>
-      <w:r>
-        <w:rPr>
-          <w:lang w:bidi="fa-IR"/>
-        </w:rPr>
-        <w:t>log_id</w:t>
-      </w:r>
-      <w:proofErr w:type="spellEnd"/>
-      <w:r>
-        <w:rPr>
-          <w:lang w:bidi="fa-IR"/>
-        </w:rPr>
-        <w:t xml:space="preserve">, </w:t>
-      </w:r>
-      <w:proofErr w:type="spellStart"/>
-      <w:r>
-        <w:rPr>
-          <w:lang w:bidi="fa-IR"/>
-        </w:rPr>
-        <w:t>change_type</w:t>
-      </w:r>
-      <w:proofErr w:type="spellEnd"/>
-      <w:r>
-        <w:rPr>
-          <w:lang w:bidi="fa-IR"/>
-        </w:rPr>
-        <w:t xml:space="preserve">, </w:t>
-      </w:r>
-      <w:proofErr w:type="spellStart"/>
-      <w:r>
-        <w:rPr>
-          <w:lang w:bidi="fa-IR"/>
-        </w:rPr>
-        <w:t>quantity_changed</w:t>
-      </w:r>
-      <w:proofErr w:type="spellEnd"/>
-      <w:r>
-        <w:rPr>
-          <w:lang w:bidi="fa-IR"/>
-        </w:rPr>
-        <w:t>, reason)</w:t>
+        <w:t>product_id, store_id, shelf, row, log_id, change_type, quantity_changed, reason)</w:t>
       </w:r>
     </w:p>
     <w:p>
@@ -1225,76 +810,12 @@
         </w:rPr>
         <w:t>Order(</w:t>
       </w:r>
-      <w:proofErr w:type="spellStart"/>
       <w:proofErr w:type="gramEnd"/>
       <w:r>
         <w:rPr>
           <w:lang w:bidi="fa-IR"/>
         </w:rPr>
-        <w:t>order_id</w:t>
-      </w:r>
-      <w:proofErr w:type="spellEnd"/>
-      <w:r>
-        <w:rPr>
-          <w:lang w:bidi="fa-IR"/>
-        </w:rPr>
-        <w:t xml:space="preserve">, </w:t>
-      </w:r>
-      <w:proofErr w:type="spellStart"/>
-      <w:r>
-        <w:rPr>
-          <w:lang w:bidi="fa-IR"/>
-        </w:rPr>
-        <w:t>order_status</w:t>
-      </w:r>
-      <w:proofErr w:type="spellEnd"/>
-      <w:r>
-        <w:rPr>
-          <w:lang w:bidi="fa-IR"/>
-        </w:rPr>
-        <w:t xml:space="preserve">, </w:t>
-      </w:r>
-      <w:proofErr w:type="spellStart"/>
-      <w:r>
-        <w:rPr>
-          <w:lang w:bidi="fa-IR"/>
-        </w:rPr>
-        <w:t>order_date</w:t>
-      </w:r>
-      <w:proofErr w:type="spellEnd"/>
-      <w:r>
-        <w:rPr>
-          <w:lang w:bidi="fa-IR"/>
-        </w:rPr>
-        <w:t xml:space="preserve">, </w:t>
-      </w:r>
-      <w:proofErr w:type="spellStart"/>
-      <w:r>
-        <w:rPr>
-          <w:lang w:bidi="fa-IR"/>
-        </w:rPr>
-        <w:t>total_amount</w:t>
-      </w:r>
-      <w:proofErr w:type="spellEnd"/>
-      <w:r>
-        <w:rPr>
-          <w:lang w:bidi="fa-IR"/>
-        </w:rPr>
-        <w:t xml:space="preserve">, </w:t>
-      </w:r>
-      <w:proofErr w:type="spellStart"/>
-      <w:r>
-        <w:rPr>
-          <w:lang w:bidi="fa-IR"/>
-        </w:rPr>
-        <w:t>shipping_cost</w:t>
-      </w:r>
-      <w:proofErr w:type="spellEnd"/>
-      <w:r>
-        <w:rPr>
-          <w:lang w:bidi="fa-IR"/>
-        </w:rPr>
-        <w:t>, discount,</w:t>
+        <w:t>order_id, order_status, order_date, total_amount, shipping_cost, discount,</w:t>
       </w:r>
       <w:r>
         <w:rPr>
@@ -1304,47 +825,11 @@
         </w:rPr>
         <w:t xml:space="preserve"> </w:t>
       </w:r>
-      <w:proofErr w:type="spellStart"/>
-      <w:r>
-        <w:rPr>
-          <w:lang w:bidi="fa-IR"/>
-        </w:rPr>
-        <w:t>customer_id</w:t>
-      </w:r>
-      <w:proofErr w:type="spellEnd"/>
-      <w:r>
-        <w:rPr>
-          <w:lang w:bidi="fa-IR"/>
-        </w:rPr>
-        <w:t xml:space="preserve">, </w:t>
-      </w:r>
-      <w:proofErr w:type="spellStart"/>
-      <w:r>
-        <w:rPr>
-          <w:lang w:bidi="fa-IR"/>
-        </w:rPr>
-        <w:t>customer_postal_code</w:t>
-      </w:r>
-      <w:proofErr w:type="spellEnd"/>
-      <w:r>
-        <w:rPr>
-          <w:lang w:bidi="fa-IR"/>
-        </w:rPr>
-        <w:t xml:space="preserve">, </w:t>
-      </w:r>
-      <w:proofErr w:type="spellStart"/>
-      <w:r>
-        <w:rPr>
-          <w:lang w:bidi="fa-IR"/>
-        </w:rPr>
-        <w:t>promo_code</w:t>
-      </w:r>
-      <w:proofErr w:type="spellEnd"/>
-      <w:r>
-        <w:rPr>
-          <w:lang w:bidi="fa-IR"/>
-        </w:rPr>
-        <w:t>)</w:t>
+      <w:r>
+        <w:rPr>
+          <w:lang w:bidi="fa-IR"/>
+        </w:rPr>
+        <w:t>customer_id, customer_postal_code, promo_code)</w:t>
       </w:r>
     </w:p>
     <w:p>
@@ -1377,14 +862,12 @@
         </w:rPr>
         <w:t xml:space="preserve"> نیاز به آیدی مشتری، رابطه </w:t>
       </w:r>
-      <w:proofErr w:type="spellStart"/>
       <w:r>
         <w:rPr>
           <w:lang w:bidi="fa-IR"/>
         </w:rPr>
         <w:t>Ships_To</w:t>
       </w:r>
-      <w:proofErr w:type="spellEnd"/>
       <w:r>
         <w:rPr>
           <w:rFonts w:hint="cs"/>
@@ -1393,14 +876,12 @@
         </w:rPr>
         <w:t xml:space="preserve"> به کد پستی مشتری و </w:t>
       </w:r>
-      <w:proofErr w:type="spellStart"/>
       <w:r>
         <w:rPr>
           <w:lang w:bidi="fa-IR"/>
         </w:rPr>
         <w:t>Paid_For</w:t>
       </w:r>
-      <w:proofErr w:type="spellEnd"/>
       <w:r>
         <w:rPr>
           <w:rFonts w:hint="cs"/>
@@ -1423,7 +904,6 @@
           <w:lang w:bidi="fa-IR"/>
         </w:rPr>
       </w:pPr>
-      <w:proofErr w:type="spellStart"/>
       <w:r>
         <w:rPr>
           <w:lang w:bidi="fa-IR"/>
@@ -1435,78 +915,20 @@
         <w:rPr>
           <w:lang w:bidi="fa-IR"/>
         </w:rPr>
-        <w:t>Item</w:t>
-      </w:r>
-      <w:proofErr w:type="spellEnd"/>
-      <w:r>
-        <w:rPr>
-          <w:lang w:bidi="fa-IR"/>
-        </w:rPr>
-        <w:t>(</w:t>
-      </w:r>
-      <w:proofErr w:type="spellStart"/>
+        <w:t>Item(</w:t>
+      </w:r>
       <w:proofErr w:type="gramEnd"/>
       <w:r>
         <w:rPr>
           <w:lang w:bidi="fa-IR"/>
         </w:rPr>
-        <w:t>order_id</w:t>
-      </w:r>
-      <w:proofErr w:type="spellEnd"/>
-      <w:r>
-        <w:rPr>
-          <w:lang w:bidi="fa-IR"/>
-        </w:rPr>
-        <w:t xml:space="preserve">, </w:t>
-      </w:r>
-      <w:proofErr w:type="spellStart"/>
-      <w:r>
-        <w:rPr>
-          <w:lang w:bidi="fa-IR"/>
-        </w:rPr>
-        <w:t>item_number</w:t>
-      </w:r>
-      <w:proofErr w:type="spellEnd"/>
-      <w:r>
-        <w:rPr>
-          <w:lang w:bidi="fa-IR"/>
-        </w:rPr>
-        <w:t xml:space="preserve">, quantity, </w:t>
-      </w:r>
-      <w:proofErr w:type="spellStart"/>
-      <w:r>
-        <w:rPr>
-          <w:lang w:bidi="fa-IR"/>
-        </w:rPr>
-        <w:t>unit_price</w:t>
-      </w:r>
-      <w:proofErr w:type="spellEnd"/>
-      <w:r>
-        <w:rPr>
-          <w:lang w:bidi="fa-IR"/>
-        </w:rPr>
-        <w:t xml:space="preserve">, </w:t>
-      </w:r>
-      <w:proofErr w:type="spellStart"/>
-      <w:r>
-        <w:rPr>
-          <w:lang w:bidi="fa-IR"/>
-        </w:rPr>
-        <w:t>product_id</w:t>
-      </w:r>
-      <w:proofErr w:type="spellEnd"/>
-      <w:r>
-        <w:rPr>
-          <w:lang w:bidi="fa-IR"/>
-        </w:rPr>
-        <w:t>)</w:t>
-      </w:r>
-    </w:p>
-    <w:p>
-      <w:pPr>
-        <w:ind w:left="360"/>
-        <w:rPr>
-          <w:rFonts w:hint="cs"/>
+        <w:t>order_id, item_number, quantity, unit_price, product_id)</w:t>
+      </w:r>
+    </w:p>
+    <w:p>
+      <w:pPr>
+        <w:ind w:left="360"/>
+        <w:rPr>
           <w:rtl/>
           <w:lang w:bidi="fa-IR"/>
         </w:rPr>
@@ -1519,14 +941,12 @@
         </w:rPr>
         <w:t xml:space="preserve">از آنجایی که </w:t>
       </w:r>
-      <w:proofErr w:type="spellStart"/>
       <w:r>
         <w:rPr>
           <w:lang w:bidi="fa-IR"/>
         </w:rPr>
         <w:t>final_amount</w:t>
       </w:r>
-      <w:proofErr w:type="spellEnd"/>
       <w:r>
         <w:rPr>
           <w:rFonts w:hint="cs"/>
@@ -1571,90 +991,12 @@
         </w:rPr>
         <w:t>Payment(</w:t>
       </w:r>
-      <w:proofErr w:type="spellStart"/>
       <w:proofErr w:type="gramEnd"/>
       <w:r>
         <w:rPr>
           <w:lang w:bidi="fa-IR"/>
         </w:rPr>
-        <w:t>payment_id</w:t>
-      </w:r>
-      <w:proofErr w:type="spellEnd"/>
-      <w:r>
-        <w:rPr>
-          <w:lang w:bidi="fa-IR"/>
-        </w:rPr>
-        <w:t xml:space="preserve">, amount, </w:t>
-      </w:r>
-      <w:proofErr w:type="spellStart"/>
-      <w:r>
-        <w:rPr>
-          <w:lang w:bidi="fa-IR"/>
-        </w:rPr>
-        <w:t>payment_method</w:t>
-      </w:r>
-      <w:proofErr w:type="spellEnd"/>
-      <w:r>
-        <w:rPr>
-          <w:lang w:bidi="fa-IR"/>
-        </w:rPr>
-        <w:t xml:space="preserve">, </w:t>
-      </w:r>
-      <w:proofErr w:type="spellStart"/>
-      <w:r>
-        <w:rPr>
-          <w:lang w:bidi="fa-IR"/>
-        </w:rPr>
-        <w:t>payment_status</w:t>
-      </w:r>
-      <w:proofErr w:type="spellEnd"/>
-      <w:r>
-        <w:rPr>
-          <w:lang w:bidi="fa-IR"/>
-        </w:rPr>
-        <w:t xml:space="preserve">, </w:t>
-      </w:r>
-      <w:proofErr w:type="spellStart"/>
-      <w:r>
-        <w:rPr>
-          <w:lang w:bidi="fa-IR"/>
-        </w:rPr>
-        <w:t>payment_time</w:t>
-      </w:r>
-      <w:proofErr w:type="spellEnd"/>
-      <w:r>
-        <w:rPr>
-          <w:lang w:bidi="fa-IR"/>
-        </w:rPr>
-        <w:t xml:space="preserve">, </w:t>
-      </w:r>
-      <w:proofErr w:type="spellStart"/>
-      <w:r>
-        <w:rPr>
-          <w:lang w:bidi="fa-IR"/>
-        </w:rPr>
-        <w:t>tracking_code</w:t>
-      </w:r>
-      <w:proofErr w:type="spellEnd"/>
-      <w:r>
-        <w:rPr>
-          <w:lang w:bidi="fa-IR"/>
-        </w:rPr>
-        <w:t xml:space="preserve">, </w:t>
-      </w:r>
-      <w:proofErr w:type="spellStart"/>
-      <w:r>
-        <w:rPr>
-          <w:lang w:bidi="fa-IR"/>
-        </w:rPr>
-        <w:t>order_id</w:t>
-      </w:r>
-      <w:proofErr w:type="spellEnd"/>
-      <w:r>
-        <w:rPr>
-          <w:lang w:bidi="fa-IR"/>
-        </w:rPr>
-        <w:t>)</w:t>
+        <w:t>payment_id, amount, payment_method, payment_status, payment_time, tracking_code, order_id)</w:t>
       </w:r>
     </w:p>
     <w:p>
@@ -1678,48 +1020,12 @@
         </w:rPr>
         <w:t>Shipment(</w:t>
       </w:r>
-      <w:proofErr w:type="spellStart"/>
       <w:proofErr w:type="gramEnd"/>
       <w:r>
         <w:rPr>
           <w:lang w:bidi="fa-IR"/>
         </w:rPr>
-        <w:t>shipment_id</w:t>
-      </w:r>
-      <w:proofErr w:type="spellEnd"/>
-      <w:r>
-        <w:rPr>
-          <w:lang w:bidi="fa-IR"/>
-        </w:rPr>
-        <w:t xml:space="preserve">, </w:t>
-      </w:r>
-      <w:proofErr w:type="spellStart"/>
-      <w:r>
-        <w:rPr>
-          <w:lang w:bidi="fa-IR"/>
-        </w:rPr>
-        <w:t>shipment_tracking_code</w:t>
-      </w:r>
-      <w:proofErr w:type="spellEnd"/>
-      <w:r>
-        <w:rPr>
-          <w:lang w:bidi="fa-IR"/>
-        </w:rPr>
-        <w:t xml:space="preserve">, time, status, </w:t>
-      </w:r>
-      <w:proofErr w:type="spellStart"/>
-      <w:r>
-        <w:rPr>
-          <w:lang w:bidi="fa-IR"/>
-        </w:rPr>
-        <w:t>order_id</w:t>
-      </w:r>
-      <w:proofErr w:type="spellEnd"/>
-      <w:r>
-        <w:rPr>
-          <w:lang w:bidi="fa-IR"/>
-        </w:rPr>
-        <w:t>)</w:t>
+        <w:t>shipment_id, shipment_tracking_code, time, status, order_id)</w:t>
       </w:r>
     </w:p>
     <w:p>
@@ -1735,7 +1041,6 @@
           <w:lang w:bidi="fa-IR"/>
         </w:rPr>
       </w:pPr>
-      <w:proofErr w:type="spellStart"/>
       <w:r>
         <w:rPr>
           <w:lang w:bidi="fa-IR"/>
@@ -1747,85 +1052,14 @@
         <w:rPr>
           <w:lang w:bidi="fa-IR"/>
         </w:rPr>
-        <w:t>Code</w:t>
-      </w:r>
-      <w:proofErr w:type="spellEnd"/>
-      <w:r>
-        <w:rPr>
-          <w:lang w:bidi="fa-IR"/>
-        </w:rPr>
-        <w:t>(</w:t>
-      </w:r>
-      <w:proofErr w:type="spellStart"/>
+        <w:t>Code(</w:t>
+      </w:r>
       <w:proofErr w:type="gramEnd"/>
       <w:r>
         <w:rPr>
           <w:lang w:bidi="fa-IR"/>
         </w:rPr>
-        <w:t>promo_code</w:t>
-      </w:r>
-      <w:proofErr w:type="spellEnd"/>
-      <w:r>
-        <w:rPr>
-          <w:lang w:bidi="fa-IR"/>
-        </w:rPr>
-        <w:t xml:space="preserve">, </w:t>
-      </w:r>
-      <w:proofErr w:type="spellStart"/>
-      <w:r>
-        <w:rPr>
-          <w:lang w:bidi="fa-IR"/>
-        </w:rPr>
-        <w:t>start_date</w:t>
-      </w:r>
-      <w:proofErr w:type="spellEnd"/>
-      <w:r>
-        <w:rPr>
-          <w:lang w:bidi="fa-IR"/>
-        </w:rPr>
-        <w:t xml:space="preserve">, </w:t>
-      </w:r>
-      <w:proofErr w:type="spellStart"/>
-      <w:r>
-        <w:rPr>
-          <w:lang w:bidi="fa-IR"/>
-        </w:rPr>
-        <w:t>end_date</w:t>
-      </w:r>
-      <w:proofErr w:type="spellEnd"/>
-      <w:r>
-        <w:rPr>
-          <w:lang w:bidi="fa-IR"/>
-        </w:rPr>
-        <w:t xml:space="preserve">, </w:t>
-      </w:r>
-      <w:proofErr w:type="spellStart"/>
-      <w:r>
-        <w:rPr>
-          <w:lang w:bidi="fa-IR"/>
-        </w:rPr>
-        <w:t>usage_limit</w:t>
-      </w:r>
-      <w:proofErr w:type="spellEnd"/>
-      <w:r>
-        <w:rPr>
-          <w:lang w:bidi="fa-IR"/>
-        </w:rPr>
-        <w:t xml:space="preserve">, </w:t>
-      </w:r>
-      <w:proofErr w:type="spellStart"/>
-      <w:r>
-        <w:rPr>
-          <w:lang w:bidi="fa-IR"/>
-        </w:rPr>
-        <w:t>min_order_amount</w:t>
-      </w:r>
-      <w:proofErr w:type="spellEnd"/>
-      <w:r>
-        <w:rPr>
-          <w:lang w:bidi="fa-IR"/>
-        </w:rPr>
-        <w:t>)</w:t>
+        <w:t>promo_code, start_date, end_date, usage_limit, min_order_amount)</w:t>
       </w:r>
     </w:p>
     <w:p>
@@ -1841,7 +1075,6 @@
           <w:lang w:bidi="fa-IR"/>
         </w:rPr>
       </w:pPr>
-      <w:proofErr w:type="spellStart"/>
       <w:r>
         <w:rPr>
           <w:lang w:bidi="fa-IR"/>
@@ -1853,57 +1086,14 @@
         <w:rPr>
           <w:lang w:bidi="fa-IR"/>
         </w:rPr>
-        <w:t>Discount</w:t>
-      </w:r>
-      <w:proofErr w:type="spellEnd"/>
-      <w:r>
-        <w:rPr>
-          <w:lang w:bidi="fa-IR"/>
-        </w:rPr>
-        <w:t>(</w:t>
-      </w:r>
-      <w:proofErr w:type="spellStart"/>
+        <w:t>Discount(</w:t>
+      </w:r>
       <w:proofErr w:type="gramEnd"/>
       <w:r>
         <w:rPr>
           <w:lang w:bidi="fa-IR"/>
         </w:rPr>
-        <w:t>promo_code</w:t>
-      </w:r>
-      <w:proofErr w:type="spellEnd"/>
-      <w:r>
-        <w:rPr>
-          <w:lang w:bidi="fa-IR"/>
-        </w:rPr>
-        <w:t xml:space="preserve">, </w:t>
-      </w:r>
-      <w:proofErr w:type="spellStart"/>
-      <w:r>
-        <w:rPr>
-          <w:lang w:bidi="fa-IR"/>
-        </w:rPr>
-        <w:t>discount_percentage</w:t>
-      </w:r>
-      <w:proofErr w:type="spellEnd"/>
-      <w:r>
-        <w:rPr>
-          <w:lang w:bidi="fa-IR"/>
-        </w:rPr>
-        <w:t xml:space="preserve">, </w:t>
-      </w:r>
-      <w:proofErr w:type="spellStart"/>
-      <w:r>
-        <w:rPr>
-          <w:lang w:bidi="fa-IR"/>
-        </w:rPr>
-        <w:t>max_discount_amount</w:t>
-      </w:r>
-      <w:proofErr w:type="spellEnd"/>
-      <w:r>
-        <w:rPr>
-          <w:lang w:bidi="fa-IR"/>
-        </w:rPr>
-        <w:t>)</w:t>
+        <w:t>promo_code, discount_percentage, max_discount_amount)</w:t>
       </w:r>
     </w:p>
     <w:p>
@@ -1919,7 +1109,6 @@
           <w:lang w:bidi="fa-IR"/>
         </w:rPr>
       </w:pPr>
-      <w:proofErr w:type="spellStart"/>
       <w:r>
         <w:rPr>
           <w:lang w:bidi="fa-IR"/>
@@ -1931,43 +1120,14 @@
         <w:rPr>
           <w:lang w:bidi="fa-IR"/>
         </w:rPr>
-        <w:t>Discount</w:t>
-      </w:r>
-      <w:proofErr w:type="spellEnd"/>
-      <w:r>
-        <w:rPr>
-          <w:lang w:bidi="fa-IR"/>
-        </w:rPr>
-        <w:t>(</w:t>
-      </w:r>
-      <w:proofErr w:type="spellStart"/>
+        <w:t>Discount(</w:t>
+      </w:r>
       <w:proofErr w:type="gramEnd"/>
       <w:r>
         <w:rPr>
           <w:lang w:bidi="fa-IR"/>
         </w:rPr>
-        <w:t>promo_code</w:t>
-      </w:r>
-      <w:proofErr w:type="spellEnd"/>
-      <w:r>
-        <w:rPr>
-          <w:lang w:bidi="fa-IR"/>
-        </w:rPr>
-        <w:t xml:space="preserve">, </w:t>
-      </w:r>
-      <w:proofErr w:type="spellStart"/>
-      <w:r>
-        <w:rPr>
-          <w:lang w:bidi="fa-IR"/>
-        </w:rPr>
-        <w:t>discount_amount</w:t>
-      </w:r>
-      <w:proofErr w:type="spellEnd"/>
-      <w:r>
-        <w:rPr>
-          <w:lang w:bidi="fa-IR"/>
-        </w:rPr>
-        <w:t>)</w:t>
+        <w:t>promo_code, discount_amount)</w:t>
       </w:r>
     </w:p>
     <w:p>
@@ -2047,150 +1207,88 @@
           <w:lang w:bidi="fa-IR"/>
         </w:rPr>
       </w:pPr>
-      <w:proofErr w:type="spellStart"/>
+      <w:r>
+        <w:rPr>
+          <w:lang w:bidi="fa-IR"/>
+        </w:rPr>
+        <w:t>customer_id → first_name, last_name, email, registration_date, account_status</w:t>
+      </w:r>
+    </w:p>
+    <w:p>
+      <w:pPr>
+        <w:pStyle w:val="ListParagraph"/>
+        <w:ind w:left="360"/>
+        <w:rPr>
+          <w:rtl/>
+          <w:lang w:bidi="fa-IR"/>
+        </w:rPr>
+      </w:pPr>
+    </w:p>
+    <w:p>
+      <w:pPr>
+        <w:pStyle w:val="ListParagraph"/>
+        <w:ind w:left="360"/>
+        <w:rPr>
+          <w:rtl/>
+          <w:lang w:bidi="fa-IR"/>
+        </w:rPr>
+      </w:pPr>
+    </w:p>
+    <w:p>
+      <w:pPr>
+        <w:pStyle w:val="ListParagraph"/>
+        <w:ind w:left="360"/>
+        <w:rPr>
+          <w:rtl/>
+          <w:lang w:bidi="fa-IR"/>
+        </w:rPr>
+      </w:pPr>
+      <w:r>
+        <w:rPr>
+          <w:rFonts w:hint="cs"/>
+          <w:rtl/>
+          <w:lang w:bidi="fa-IR"/>
+        </w:rPr>
+        <w:t xml:space="preserve">جدول </w:t>
+      </w:r>
+      <w:r>
+        <w:rPr>
+          <w:lang w:bidi="fa-IR"/>
+        </w:rPr>
+        <w:t>Customer_Phone</w:t>
+      </w:r>
+      <w:r>
+        <w:rPr>
+          <w:rFonts w:hint="cs"/>
+          <w:rtl/>
+          <w:lang w:bidi="fa-IR"/>
+        </w:rPr>
+        <w:t>:</w:t>
+      </w:r>
+    </w:p>
+    <w:p>
+      <w:pPr>
+        <w:pStyle w:val="ListParagraph"/>
+        <w:ind w:left="360"/>
+        <w:rPr>
+          <w:rtl/>
+          <w:lang w:bidi="fa-IR"/>
+        </w:rPr>
+      </w:pPr>
+      <w:r>
+        <w:rPr>
+          <w:rFonts w:hint="cs"/>
+          <w:rtl/>
+          <w:lang w:bidi="fa-IR"/>
+        </w:rPr>
+        <w:t xml:space="preserve">باتوجه به اینکه این جدول یک رابطه خالص با دو ستون </w:t>
+      </w:r>
       <w:r>
         <w:rPr>
           <w:lang w:bidi="fa-IR"/>
         </w:rPr>
         <w:t>customer_id</w:t>
       </w:r>
-      <w:proofErr w:type="spellEnd"/>
-      <w:r>
-        <w:rPr>
-          <w:lang w:bidi="fa-IR"/>
-        </w:rPr>
-        <w:t xml:space="preserve"> → </w:t>
-      </w:r>
-      <w:proofErr w:type="spellStart"/>
-      <w:r>
-        <w:rPr>
-          <w:lang w:bidi="fa-IR"/>
-        </w:rPr>
-        <w:t>first_name</w:t>
-      </w:r>
-      <w:proofErr w:type="spellEnd"/>
-      <w:r>
-        <w:rPr>
-          <w:lang w:bidi="fa-IR"/>
-        </w:rPr>
-        <w:t xml:space="preserve">, </w:t>
-      </w:r>
-      <w:proofErr w:type="spellStart"/>
-      <w:r>
-        <w:rPr>
-          <w:lang w:bidi="fa-IR"/>
-        </w:rPr>
-        <w:t>last_name</w:t>
-      </w:r>
-      <w:proofErr w:type="spellEnd"/>
-      <w:r>
-        <w:rPr>
-          <w:lang w:bidi="fa-IR"/>
-        </w:rPr>
-        <w:t xml:space="preserve">, email, </w:t>
-      </w:r>
-      <w:proofErr w:type="spellStart"/>
-      <w:r>
-        <w:rPr>
-          <w:lang w:bidi="fa-IR"/>
-        </w:rPr>
-        <w:t>registration_date</w:t>
-      </w:r>
-      <w:proofErr w:type="spellEnd"/>
-      <w:r>
-        <w:rPr>
-          <w:lang w:bidi="fa-IR"/>
-        </w:rPr>
-        <w:t xml:space="preserve">, </w:t>
-      </w:r>
-      <w:proofErr w:type="spellStart"/>
-      <w:r>
-        <w:rPr>
-          <w:lang w:bidi="fa-IR"/>
-        </w:rPr>
-        <w:t>account_status</w:t>
-      </w:r>
-      <w:proofErr w:type="spellEnd"/>
-    </w:p>
-    <w:p>
-      <w:pPr>
-        <w:pStyle w:val="ListParagraph"/>
-        <w:ind w:left="360"/>
-        <w:rPr>
-          <w:rtl/>
-          <w:lang w:bidi="fa-IR"/>
-        </w:rPr>
-      </w:pPr>
-    </w:p>
-    <w:p>
-      <w:pPr>
-        <w:pStyle w:val="ListParagraph"/>
-        <w:ind w:left="360"/>
-        <w:rPr>
-          <w:rtl/>
-          <w:lang w:bidi="fa-IR"/>
-        </w:rPr>
-      </w:pPr>
-    </w:p>
-    <w:p>
-      <w:pPr>
-        <w:pStyle w:val="ListParagraph"/>
-        <w:ind w:left="360"/>
-        <w:rPr>
-          <w:rtl/>
-          <w:lang w:bidi="fa-IR"/>
-        </w:rPr>
-      </w:pPr>
-      <w:r>
-        <w:rPr>
-          <w:rFonts w:hint="cs"/>
-          <w:rtl/>
-          <w:lang w:bidi="fa-IR"/>
-        </w:rPr>
-        <w:t xml:space="preserve">جدول </w:t>
-      </w:r>
-      <w:proofErr w:type="spellStart"/>
-      <w:r>
-        <w:rPr>
-          <w:lang w:bidi="fa-IR"/>
-        </w:rPr>
-        <w:t>Customer_Phone</w:t>
-      </w:r>
-      <w:proofErr w:type="spellEnd"/>
-      <w:r>
-        <w:rPr>
-          <w:rFonts w:hint="cs"/>
-          <w:rtl/>
-          <w:lang w:bidi="fa-IR"/>
-        </w:rPr>
-        <w:t>:</w:t>
-      </w:r>
-    </w:p>
-    <w:p>
-      <w:pPr>
-        <w:pStyle w:val="ListParagraph"/>
-        <w:ind w:left="360"/>
-        <w:rPr>
-          <w:rtl/>
-          <w:lang w:bidi="fa-IR"/>
-        </w:rPr>
-      </w:pPr>
-      <w:r>
-        <w:rPr>
-          <w:rFonts w:hint="cs"/>
-          <w:rtl/>
-          <w:lang w:bidi="fa-IR"/>
-        </w:rPr>
-        <w:t xml:space="preserve">باتوجه به اینکه این جدول یک رابطه خالص با دو ستون </w:t>
-      </w:r>
-      <w:proofErr w:type="spellStart"/>
-      <w:r>
-        <w:rPr>
-          <w:lang w:bidi="fa-IR"/>
-        </w:rPr>
-        <w:t>customer_id</w:t>
-      </w:r>
-      <w:proofErr w:type="spellEnd"/>
       <w:r>
         <w:rPr>
           <w:rFonts w:hint="cs"/>
@@ -2199,14 +1297,12 @@
         </w:rPr>
         <w:t xml:space="preserve"> و </w:t>
       </w:r>
-      <w:proofErr w:type="spellStart"/>
       <w:r>
         <w:rPr>
           <w:lang w:bidi="fa-IR"/>
         </w:rPr>
         <w:t>phone_number</w:t>
       </w:r>
-      <w:proofErr w:type="spellEnd"/>
       <w:r>
         <w:rPr>
           <w:rFonts w:hint="cs"/>
@@ -2274,62 +1370,32 @@
         <w:rPr>
           <w:lang w:bidi="fa-IR"/>
         </w:rPr>
-        <w:t>(</w:t>
-      </w:r>
-      <w:proofErr w:type="spellStart"/>
-      <w:r>
-        <w:rPr>
-          <w:lang w:bidi="fa-IR"/>
-        </w:rPr>
-        <w:t>customer_id</w:t>
-      </w:r>
-      <w:proofErr w:type="spellEnd"/>
-      <w:r>
-        <w:rPr>
-          <w:lang w:bidi="fa-IR"/>
-        </w:rPr>
-        <w:t xml:space="preserve">, </w:t>
-      </w:r>
-      <w:proofErr w:type="spellStart"/>
+        <w:t>(customer_id, postal_code) → state, city, street</w:t>
+      </w:r>
+    </w:p>
+    <w:p>
+      <w:pPr>
+        <w:pStyle w:val="ListParagraph"/>
+        <w:ind w:left="360"/>
+        <w:rPr>
+          <w:rtl/>
+          <w:lang w:bidi="fa-IR"/>
+        </w:rPr>
+      </w:pPr>
+      <w:r>
+        <w:rPr>
+          <w:rFonts w:hint="cs"/>
+          <w:rtl/>
+          <w:lang w:bidi="fa-IR"/>
+        </w:rPr>
+        <w:t xml:space="preserve">باتوجه به اینکه </w:t>
+      </w:r>
       <w:r>
         <w:rPr>
           <w:lang w:bidi="fa-IR"/>
         </w:rPr>
         <w:t>postal_code</w:t>
       </w:r>
-      <w:proofErr w:type="spellEnd"/>
-      <w:r>
-        <w:rPr>
-          <w:lang w:bidi="fa-IR"/>
-        </w:rPr>
-        <w:t>) → state, city, street</w:t>
-      </w:r>
-    </w:p>
-    <w:p>
-      <w:pPr>
-        <w:pStyle w:val="ListParagraph"/>
-        <w:ind w:left="360"/>
-        <w:rPr>
-          <w:rtl/>
-          <w:lang w:bidi="fa-IR"/>
-        </w:rPr>
-      </w:pPr>
-      <w:r>
-        <w:rPr>
-          <w:rFonts w:hint="cs"/>
-          <w:rtl/>
-          <w:lang w:bidi="fa-IR"/>
-        </w:rPr>
-        <w:t xml:space="preserve">باتوجه به اینکه </w:t>
-      </w:r>
-      <w:proofErr w:type="spellStart"/>
-      <w:r>
-        <w:rPr>
-          <w:lang w:bidi="fa-IR"/>
-        </w:rPr>
-        <w:t>postal_code</w:t>
-      </w:r>
-      <w:proofErr w:type="spellEnd"/>
       <w:r>
         <w:rPr>
           <w:rFonts w:hint="cs"/>
@@ -2356,35 +1422,7 @@
         <w:rPr>
           <w:lang w:bidi="fa-IR"/>
         </w:rPr>
-        <w:t>(</w:t>
-      </w:r>
-      <w:proofErr w:type="spellStart"/>
-      <w:r>
-        <w:rPr>
-          <w:lang w:bidi="fa-IR"/>
-        </w:rPr>
-        <w:t>customer_id</w:t>
-      </w:r>
-      <w:proofErr w:type="spellEnd"/>
-      <w:r>
-        <w:rPr>
-          <w:lang w:bidi="fa-IR"/>
-        </w:rPr>
-        <w:t xml:space="preserve">, </w:t>
-      </w:r>
-      <w:proofErr w:type="spellStart"/>
-      <w:r>
-        <w:rPr>
-          <w:lang w:bidi="fa-IR"/>
-        </w:rPr>
-        <w:t>postal_code</w:t>
-      </w:r>
-      <w:proofErr w:type="spellEnd"/>
-      <w:r>
-        <w:rPr>
-          <w:lang w:bidi="fa-IR"/>
-        </w:rPr>
-        <w:t>) → street</w:t>
+        <w:t>(customer_id, postal_code) → street</w:t>
       </w:r>
     </w:p>
     <w:p>
@@ -2401,19 +1439,11 @@
           <w:lang w:bidi="fa-IR"/>
         </w:rPr>
       </w:pPr>
-      <w:proofErr w:type="spellStart"/>
-      <w:r>
-        <w:rPr>
-          <w:lang w:bidi="fa-IR"/>
-        </w:rPr>
-        <w:t>postal_code</w:t>
-      </w:r>
-      <w:proofErr w:type="spellEnd"/>
-      <w:r>
-        <w:rPr>
-          <w:lang w:bidi="fa-IR"/>
-        </w:rPr>
-        <w:t xml:space="preserve"> → state, city</w:t>
+      <w:r>
+        <w:rPr>
+          <w:lang w:bidi="fa-IR"/>
+        </w:rPr>
+        <w:t>postal_code → state, city</w:t>
       </w:r>
     </w:p>
     <w:p>
@@ -2470,56 +1500,12 @@
           <w:lang w:bidi="fa-IR"/>
         </w:rPr>
       </w:pPr>
-      <w:proofErr w:type="spellStart"/>
-      <w:r>
-        <w:rPr>
-          <w:lang w:bidi="fa-IR"/>
-        </w:rPr>
-        <w:t>seller_id</w:t>
-      </w:r>
-      <w:proofErr w:type="spellEnd"/>
-      <w:r>
-        <w:rPr>
-          <w:lang w:bidi="fa-IR"/>
-        </w:rPr>
-        <w:t xml:space="preserve"> → </w:t>
-      </w:r>
-      <w:proofErr w:type="spellStart"/>
-      <w:r>
-        <w:rPr>
-          <w:lang w:bidi="fa-IR"/>
-        </w:rPr>
-        <w:t>brand_name</w:t>
-      </w:r>
-      <w:proofErr w:type="spellEnd"/>
-      <w:r>
-        <w:rPr>
-          <w:lang w:bidi="fa-IR"/>
-        </w:rPr>
-        <w:t xml:space="preserve">, email, </w:t>
-      </w:r>
-      <w:proofErr w:type="spellStart"/>
-      <w:r>
-        <w:rPr>
-          <w:lang w:bidi="fa-IR"/>
-        </w:rPr>
-        <w:t>approval_status</w:t>
-      </w:r>
-      <w:proofErr w:type="spellEnd"/>
-      <w:r>
-        <w:rPr>
-          <w:lang w:bidi="fa-IR"/>
-        </w:rPr>
-        <w:t xml:space="preserve">, </w:t>
-      </w:r>
-      <w:proofErr w:type="spellStart"/>
-      <w:r>
-        <w:rPr>
-          <w:lang w:bidi="fa-IR"/>
-        </w:rPr>
-        <w:t>membership_date</w:t>
-      </w:r>
-      <w:proofErr w:type="spellEnd"/>
+      <w:r>
+        <w:rPr>
+          <w:lang w:bidi="fa-IR"/>
+        </w:rPr>
+        <w:t>seller_id → brand_name, email, approval_status, membership_date</w:t>
+      </w:r>
     </w:p>
     <w:p>
       <w:pPr>
@@ -2548,14 +1534,12 @@
         </w:rPr>
         <w:t xml:space="preserve">جدول </w:t>
       </w:r>
-      <w:proofErr w:type="spellStart"/>
       <w:r>
         <w:rPr>
           <w:lang w:bidi="fa-IR"/>
         </w:rPr>
         <w:t>Seller_Phone</w:t>
       </w:r>
-      <w:proofErr w:type="spellEnd"/>
       <w:r>
         <w:rPr>
           <w:rFonts w:hint="cs"/>
@@ -2581,14 +1565,12 @@
         </w:rPr>
         <w:t xml:space="preserve">مشابه </w:t>
       </w:r>
-      <w:proofErr w:type="spellStart"/>
       <w:r>
         <w:rPr>
           <w:lang w:bidi="fa-IR"/>
         </w:rPr>
         <w:t>Customer_Phone</w:t>
       </w:r>
-      <w:proofErr w:type="spellEnd"/>
       <w:r>
         <w:rPr>
           <w:rFonts w:hint="cs"/>
@@ -2652,42 +1634,12 @@
           <w:lang w:bidi="fa-IR"/>
         </w:rPr>
       </w:pPr>
-      <w:proofErr w:type="spellStart"/>
-      <w:r>
-        <w:rPr>
-          <w:lang w:bidi="fa-IR"/>
-        </w:rPr>
-        <w:t>product_id</w:t>
-      </w:r>
-      <w:proofErr w:type="spellEnd"/>
-      <w:r>
-        <w:rPr>
-          <w:lang w:bidi="fa-IR"/>
-        </w:rPr>
-        <w:t xml:space="preserve"> → name, description, price, </w:t>
-      </w:r>
-      <w:proofErr w:type="spellStart"/>
-      <w:r>
-        <w:rPr>
-          <w:lang w:bidi="fa-IR"/>
-        </w:rPr>
-        <w:t>is_active</w:t>
-      </w:r>
-      <w:proofErr w:type="spellEnd"/>
-      <w:r>
-        <w:rPr>
-          <w:lang w:bidi="fa-IR"/>
-        </w:rPr>
-        <w:t xml:space="preserve">, dimensions, weight, </w:t>
-      </w:r>
-      <w:proofErr w:type="spellStart"/>
-      <w:r>
-        <w:rPr>
-          <w:lang w:bidi="fa-IR"/>
-        </w:rPr>
-        <w:t>seller_id</w:t>
-      </w:r>
-      <w:proofErr w:type="spellEnd"/>
+      <w:r>
+        <w:rPr>
+          <w:lang w:bidi="fa-IR"/>
+        </w:rPr>
+        <w:t>product_id → name, description, price, is_active, dimensions, weight, seller_id</w:t>
+      </w:r>
     </w:p>
     <w:p>
       <w:pPr>
@@ -2743,42 +1695,12 @@
           <w:lang w:bidi="fa-IR"/>
         </w:rPr>
       </w:pPr>
-      <w:proofErr w:type="spellStart"/>
-      <w:r>
-        <w:rPr>
-          <w:lang w:bidi="fa-IR"/>
-        </w:rPr>
-        <w:t>category_id</w:t>
-      </w:r>
-      <w:proofErr w:type="spellEnd"/>
-      <w:r>
-        <w:rPr>
-          <w:lang w:bidi="fa-IR"/>
-        </w:rPr>
-        <w:t xml:space="preserve"> → </w:t>
-      </w:r>
-      <w:proofErr w:type="spellStart"/>
-      <w:r>
-        <w:rPr>
-          <w:lang w:bidi="fa-IR"/>
-        </w:rPr>
-        <w:t>category_name</w:t>
-      </w:r>
-      <w:proofErr w:type="spellEnd"/>
-      <w:r>
-        <w:rPr>
-          <w:lang w:bidi="fa-IR"/>
-        </w:rPr>
-        <w:t xml:space="preserve">, </w:t>
-      </w:r>
-      <w:proofErr w:type="spellStart"/>
-      <w:r>
-        <w:rPr>
-          <w:lang w:bidi="fa-IR"/>
-        </w:rPr>
-        <w:t>parent_category_id</w:t>
-      </w:r>
-      <w:proofErr w:type="spellEnd"/>
+      <w:r>
+        <w:rPr>
+          <w:lang w:bidi="fa-IR"/>
+        </w:rPr>
+        <w:t>category_id → category_name, parent_category_id</w:t>
+      </w:r>
     </w:p>
     <w:p>
       <w:pPr>
@@ -2807,14 +1729,12 @@
         </w:rPr>
         <w:t xml:space="preserve">جدول </w:t>
       </w:r>
-      <w:proofErr w:type="spellStart"/>
       <w:r>
         <w:rPr>
           <w:lang w:bidi="fa-IR"/>
         </w:rPr>
         <w:t>Product_Category</w:t>
       </w:r>
-      <w:proofErr w:type="spellEnd"/>
       <w:r>
         <w:rPr>
           <w:rFonts w:hint="cs"/>
@@ -2900,72 +1820,8 @@
         <w:rPr>
           <w:lang w:bidi="fa-IR"/>
         </w:rPr>
-        <w:t>(</w:t>
-      </w:r>
-      <w:proofErr w:type="spellStart"/>
-      <w:r>
-        <w:rPr>
-          <w:lang w:bidi="fa-IR"/>
-        </w:rPr>
-        <w:t>product_id</w:t>
-      </w:r>
-      <w:proofErr w:type="spellEnd"/>
-      <w:r>
-        <w:rPr>
-          <w:lang w:bidi="fa-IR"/>
-        </w:rPr>
-        <w:t xml:space="preserve">, </w:t>
-      </w:r>
-      <w:proofErr w:type="spellStart"/>
-      <w:r>
-        <w:rPr>
-          <w:lang w:bidi="fa-IR"/>
-        </w:rPr>
-        <w:t>store_id</w:t>
-      </w:r>
-      <w:proofErr w:type="spellEnd"/>
-      <w:r>
-        <w:rPr>
-          <w:lang w:bidi="fa-IR"/>
-        </w:rPr>
-        <w:t xml:space="preserve">, shelf, row) → </w:t>
-      </w:r>
-      <w:proofErr w:type="spellStart"/>
-      <w:r>
-        <w:rPr>
-          <w:lang w:bidi="fa-IR"/>
-        </w:rPr>
-        <w:t>stock_quantity</w:t>
-      </w:r>
-      <w:proofErr w:type="spellEnd"/>
-      <w:r>
-        <w:rPr>
-          <w:lang w:bidi="fa-IR"/>
-        </w:rPr>
-        <w:t xml:space="preserve">, </w:t>
-      </w:r>
-      <w:proofErr w:type="spellStart"/>
-      <w:r>
-        <w:rPr>
-          <w:lang w:bidi="fa-IR"/>
-        </w:rPr>
-        <w:t>alert_threshold</w:t>
-      </w:r>
-      <w:proofErr w:type="spellEnd"/>
-      <w:r>
-        <w:rPr>
-          <w:lang w:bidi="fa-IR"/>
-        </w:rPr>
-        <w:t xml:space="preserve">, </w:t>
-      </w:r>
-      <w:proofErr w:type="spellStart"/>
-      <w:r>
-        <w:rPr>
-          <w:lang w:bidi="fa-IR"/>
-        </w:rPr>
-        <w:t>last_update_date</w:t>
-      </w:r>
-      <w:proofErr w:type="spellEnd"/>
+        <w:t>(product_id, store_id, shelf, row) → stock_quantity, alert_threshold, last_update_date</w:t>
+      </w:r>
     </w:p>
     <w:p>
       <w:pPr>
@@ -2999,56 +1855,12 @@
           <w:lang w:bidi="fa-IR"/>
         </w:rPr>
       </w:pPr>
-      <w:proofErr w:type="spellStart"/>
-      <w:r>
-        <w:rPr>
-          <w:lang w:bidi="fa-IR"/>
-        </w:rPr>
-        <w:t>product_id</w:t>
-      </w:r>
-      <w:proofErr w:type="spellEnd"/>
-      <w:r>
-        <w:rPr>
-          <w:lang w:bidi="fa-IR"/>
-        </w:rPr>
-        <w:t xml:space="preserve"> → </w:t>
-      </w:r>
-      <w:proofErr w:type="spellStart"/>
-      <w:r>
-        <w:rPr>
-          <w:lang w:bidi="fa-IR"/>
-        </w:rPr>
-        <w:t>stock_quantity</w:t>
-      </w:r>
-      <w:proofErr w:type="spellEnd"/>
-      <w:r>
-        <w:rPr>
-          <w:lang w:bidi="fa-IR"/>
-        </w:rPr>
-        <w:t xml:space="preserve">, </w:t>
-      </w:r>
-      <w:proofErr w:type="spellStart"/>
-      <w:r>
-        <w:rPr>
-          <w:lang w:bidi="fa-IR"/>
-        </w:rPr>
-        <w:t>alert_threshold</w:t>
-      </w:r>
-      <w:proofErr w:type="spellEnd"/>
-      <w:r>
-        <w:rPr>
-          <w:lang w:bidi="fa-IR"/>
-        </w:rPr>
-        <w:t xml:space="preserve">, </w:t>
-      </w:r>
-      <w:proofErr w:type="spellStart"/>
-      <w:r>
-        <w:rPr>
-          <w:lang w:bidi="fa-IR"/>
-        </w:rPr>
-        <w:t>last_update_date</w:t>
-      </w:r>
-      <w:proofErr w:type="spellEnd"/>
+      <w:r>
+        <w:rPr>
+          <w:lang w:bidi="fa-IR"/>
+        </w:rPr>
+        <w:t>product_id → stock_quantity, alert_threshold, last_update_date</w:t>
+      </w:r>
     </w:p>
     <w:p>
       <w:pPr>
@@ -3076,14 +1888,12 @@
         </w:rPr>
         <w:t xml:space="preserve">جدول </w:t>
       </w:r>
-      <w:proofErr w:type="spellStart"/>
       <w:r>
         <w:rPr>
           <w:lang w:bidi="fa-IR"/>
         </w:rPr>
         <w:t>Inventory_Log</w:t>
       </w:r>
-      <w:proofErr w:type="spellEnd"/>
       <w:r>
         <w:rPr>
           <w:rFonts w:hint="cs"/>
@@ -3110,49 +1920,7 @@
         <w:rPr>
           <w:lang w:bidi="fa-IR"/>
         </w:rPr>
-        <w:t>(</w:t>
-      </w:r>
-      <w:proofErr w:type="spellStart"/>
-      <w:r>
-        <w:rPr>
-          <w:lang w:bidi="fa-IR"/>
-        </w:rPr>
-        <w:t>product_id</w:t>
-      </w:r>
-      <w:proofErr w:type="spellEnd"/>
-      <w:r>
-        <w:rPr>
-          <w:lang w:bidi="fa-IR"/>
-        </w:rPr>
-        <w:t xml:space="preserve">, </w:t>
-      </w:r>
-      <w:proofErr w:type="spellStart"/>
-      <w:r>
-        <w:rPr>
-          <w:lang w:bidi="fa-IR"/>
-        </w:rPr>
-        <w:t>store_id</w:t>
-      </w:r>
-      <w:proofErr w:type="spellEnd"/>
-      <w:r>
-        <w:rPr>
-          <w:lang w:bidi="fa-IR"/>
-        </w:rPr>
-        <w:t xml:space="preserve">, shelf, row, </w:t>
-      </w:r>
-      <w:proofErr w:type="spellStart"/>
-      <w:r>
-        <w:rPr>
-          <w:lang w:bidi="fa-IR"/>
-        </w:rPr>
-        <w:t>log_id</w:t>
-      </w:r>
-      <w:proofErr w:type="spellEnd"/>
-      <w:r>
-        <w:rPr>
-          <w:lang w:bidi="fa-IR"/>
-        </w:rPr>
-        <w:t>)</w:t>
+        <w:t>(product_id, store_id, shelf, row, log_id)</w:t>
       </w:r>
       <w:r>
         <w:rPr>
@@ -3168,33 +1936,11 @@
         </w:rPr>
         <w:t xml:space="preserve">→ </w:t>
       </w:r>
-      <w:proofErr w:type="spellStart"/>
-      <w:r>
-        <w:rPr>
-          <w:lang w:bidi="fa-IR"/>
-        </w:rPr>
-        <w:t>change_type</w:t>
-      </w:r>
-      <w:proofErr w:type="spellEnd"/>
-      <w:r>
-        <w:rPr>
-          <w:lang w:bidi="fa-IR"/>
-        </w:rPr>
-        <w:t xml:space="preserve">, </w:t>
-      </w:r>
-      <w:proofErr w:type="spellStart"/>
-      <w:r>
-        <w:rPr>
-          <w:lang w:bidi="fa-IR"/>
-        </w:rPr>
-        <w:t>quantity_changed</w:t>
-      </w:r>
-      <w:proofErr w:type="spellEnd"/>
-      <w:r>
-        <w:rPr>
-          <w:lang w:bidi="fa-IR"/>
-        </w:rPr>
-        <w:t>, reason</w:t>
+      <w:r>
+        <w:rPr>
+          <w:lang w:bidi="fa-IR"/>
+        </w:rPr>
+        <w:t>change_type, quantity_changed, reason</w:t>
       </w:r>
     </w:p>
     <w:p>
@@ -3251,112 +1997,12 @@
           <w:lang w:bidi="fa-IR"/>
         </w:rPr>
       </w:pPr>
-      <w:proofErr w:type="spellStart"/>
-      <w:r>
-        <w:rPr>
-          <w:lang w:bidi="fa-IR"/>
-        </w:rPr>
-        <w:t>order_id</w:t>
-      </w:r>
-      <w:proofErr w:type="spellEnd"/>
-      <w:r>
-        <w:rPr>
-          <w:lang w:bidi="fa-IR"/>
-        </w:rPr>
-        <w:t xml:space="preserve"> → </w:t>
-      </w:r>
-      <w:proofErr w:type="spellStart"/>
-      <w:r>
-        <w:rPr>
-          <w:lang w:bidi="fa-IR"/>
-        </w:rPr>
-        <w:t>order_status</w:t>
-      </w:r>
-      <w:proofErr w:type="spellEnd"/>
-      <w:r>
-        <w:rPr>
-          <w:lang w:bidi="fa-IR"/>
-        </w:rPr>
-        <w:t xml:space="preserve">, </w:t>
-      </w:r>
-      <w:proofErr w:type="spellStart"/>
-      <w:r>
-        <w:rPr>
-          <w:lang w:bidi="fa-IR"/>
-        </w:rPr>
-        <w:t>order_date</w:t>
-      </w:r>
-      <w:proofErr w:type="spellEnd"/>
-      <w:r>
-        <w:rPr>
-          <w:lang w:bidi="fa-IR"/>
-        </w:rPr>
-        <w:t xml:space="preserve">, </w:t>
-      </w:r>
-      <w:proofErr w:type="spellStart"/>
-      <w:r>
-        <w:rPr>
-          <w:lang w:bidi="fa-IR"/>
-        </w:rPr>
-        <w:t>total_amount</w:t>
-      </w:r>
-      <w:proofErr w:type="spellEnd"/>
-      <w:r>
-        <w:rPr>
-          <w:lang w:bidi="fa-IR"/>
-        </w:rPr>
-        <w:t xml:space="preserve">, </w:t>
-      </w:r>
-      <w:proofErr w:type="spellStart"/>
-      <w:r>
-        <w:rPr>
-          <w:lang w:bidi="fa-IR"/>
-        </w:rPr>
-        <w:t>shipping_cost</w:t>
-      </w:r>
-      <w:proofErr w:type="spellEnd"/>
-      <w:r>
-        <w:rPr>
-          <w:lang w:bidi="fa-IR"/>
-        </w:rPr>
-        <w:t xml:space="preserve">, discount, </w:t>
-      </w:r>
-      <w:proofErr w:type="spellStart"/>
-      <w:r>
-        <w:rPr>
-          <w:lang w:bidi="fa-IR"/>
-        </w:rPr>
-        <w:t>customer_id</w:t>
-      </w:r>
-      <w:proofErr w:type="spellEnd"/>
-      <w:r>
-        <w:rPr>
-          <w:lang w:bidi="fa-IR"/>
-        </w:rPr>
-        <w:t xml:space="preserve">, </w:t>
-      </w:r>
-      <w:proofErr w:type="spellStart"/>
-      <w:r>
-        <w:rPr>
-          <w:lang w:bidi="fa-IR"/>
-        </w:rPr>
-        <w:t>customer_postal_code</w:t>
-      </w:r>
-      <w:proofErr w:type="spellEnd"/>
-      <w:r>
-        <w:rPr>
-          <w:lang w:bidi="fa-IR"/>
-        </w:rPr>
-        <w:t xml:space="preserve">, </w:t>
-      </w:r>
-      <w:proofErr w:type="spellStart"/>
-      <w:r>
-        <w:rPr>
-          <w:lang w:bidi="fa-IR"/>
-        </w:rPr>
-        <w:t>promo_code</w:t>
-      </w:r>
-      <w:proofErr w:type="spellEnd"/>
+      <w:r>
+        <w:rPr>
+          <w:lang w:bidi="fa-IR"/>
+        </w:rPr>
+        <w:t>order_id → order_status, order_date, total_amount, shipping_cost, discount, customer_id, customer_postal_code, promo_code</w:t>
+      </w:r>
     </w:p>
     <w:p>
       <w:pPr>
@@ -3384,14 +2030,12 @@
         </w:rPr>
         <w:t xml:space="preserve">جدول </w:t>
       </w:r>
-      <w:proofErr w:type="spellStart"/>
       <w:r>
         <w:rPr>
           <w:lang w:bidi="fa-IR"/>
         </w:rPr>
         <w:t>Order_Item</w:t>
       </w:r>
-      <w:proofErr w:type="spellEnd"/>
       <w:r>
         <w:rPr>
           <w:rFonts w:hint="cs"/>
@@ -3418,58 +2062,8 @@
         <w:rPr>
           <w:lang w:bidi="fa-IR"/>
         </w:rPr>
-        <w:t>(</w:t>
-      </w:r>
-      <w:proofErr w:type="spellStart"/>
-      <w:r>
-        <w:rPr>
-          <w:lang w:bidi="fa-IR"/>
-        </w:rPr>
-        <w:t>order_id</w:t>
-      </w:r>
-      <w:proofErr w:type="spellEnd"/>
-      <w:r>
-        <w:rPr>
-          <w:lang w:bidi="fa-IR"/>
-        </w:rPr>
-        <w:t xml:space="preserve">, </w:t>
-      </w:r>
-      <w:proofErr w:type="spellStart"/>
-      <w:r>
-        <w:rPr>
-          <w:lang w:bidi="fa-IR"/>
-        </w:rPr>
-        <w:t>item_number</w:t>
-      </w:r>
-      <w:proofErr w:type="spellEnd"/>
-      <w:r>
-        <w:rPr>
-          <w:lang w:bidi="fa-IR"/>
-        </w:rPr>
-        <w:t xml:space="preserve">) → quantity, </w:t>
-      </w:r>
-      <w:proofErr w:type="spellStart"/>
-      <w:r>
-        <w:rPr>
-          <w:lang w:bidi="fa-IR"/>
-        </w:rPr>
-        <w:t>unit_price</w:t>
-      </w:r>
-      <w:proofErr w:type="spellEnd"/>
-      <w:r>
-        <w:rPr>
-          <w:lang w:bidi="fa-IR"/>
-        </w:rPr>
-        <w:t xml:space="preserve">, </w:t>
-      </w:r>
-      <w:proofErr w:type="spellStart"/>
-      <w:r>
-        <w:rPr>
-          <w:lang w:bidi="fa-IR"/>
-        </w:rPr>
-        <w:t>product_id</w:t>
-      </w:r>
-      <w:proofErr w:type="spellEnd"/>
+        <w:t>(order_id, item_number) → quantity, unit_price, product_id</w:t>
+      </w:r>
     </w:p>
     <w:p>
       <w:pPr>
@@ -3525,85 +2119,13 @@
           <w:lang w:bidi="fa-IR"/>
         </w:rPr>
       </w:pPr>
-      <w:proofErr w:type="spellStart"/>
       <w:r>
         <w:rPr>
           <w:lang w:bidi="fa-IR"/>
         </w:rPr>
         <w:lastRenderedPageBreak/>
-        <w:t>payment_id</w:t>
-      </w:r>
-      <w:proofErr w:type="spellEnd"/>
-      <w:r>
-        <w:rPr>
-          <w:lang w:bidi="fa-IR"/>
-        </w:rPr>
-        <w:t xml:space="preserve"> → amount, </w:t>
-      </w:r>
-      <w:proofErr w:type="spellStart"/>
-      <w:r>
-        <w:rPr>
-          <w:lang w:bidi="fa-IR"/>
-        </w:rPr>
-        <w:t>payment_method</w:t>
-      </w:r>
-      <w:proofErr w:type="spellEnd"/>
-      <w:r>
-        <w:rPr>
-          <w:lang w:bidi="fa-IR"/>
-        </w:rPr>
-        <w:t xml:space="preserve">, </w:t>
-      </w:r>
-      <w:proofErr w:type="spellStart"/>
-      <w:r>
-        <w:rPr>
-          <w:lang w:bidi="fa-IR"/>
-        </w:rPr>
-        <w:t>payment_status</w:t>
-      </w:r>
-      <w:proofErr w:type="spellEnd"/>
-      <w:r>
-        <w:rPr>
-          <w:lang w:bidi="fa-IR"/>
-        </w:rPr>
-        <w:t xml:space="preserve">, </w:t>
-      </w:r>
-      <w:proofErr w:type="spellStart"/>
-      <w:r>
-        <w:rPr>
-          <w:lang w:bidi="fa-IR"/>
-        </w:rPr>
-        <w:t>payment_time</w:t>
-      </w:r>
-      <w:proofErr w:type="spellEnd"/>
-      <w:r>
-        <w:rPr>
-          <w:lang w:bidi="fa-IR"/>
-        </w:rPr>
-        <w:t xml:space="preserve">, </w:t>
-      </w:r>
-      <w:proofErr w:type="spellStart"/>
-      <w:r>
-        <w:rPr>
-          <w:lang w:bidi="fa-IR"/>
-        </w:rPr>
-        <w:t>tracking_code</w:t>
-      </w:r>
-      <w:proofErr w:type="spellEnd"/>
-      <w:r>
-        <w:rPr>
-          <w:lang w:bidi="fa-IR"/>
-        </w:rPr>
-        <w:t xml:space="preserve">, </w:t>
-      </w:r>
-      <w:proofErr w:type="spellStart"/>
-      <w:r>
-        <w:rPr>
-          <w:lang w:bidi="fa-IR"/>
-        </w:rPr>
-        <w:t>order_id</w:t>
-      </w:r>
-      <w:proofErr w:type="spellEnd"/>
+        <w:t>payment_id → amount, payment_method, payment_status, payment_time, tracking_code, order_id</w:t>
+      </w:r>
     </w:p>
     <w:p>
       <w:pPr>
@@ -3659,42 +2181,12 @@
           <w:lang w:bidi="fa-IR"/>
         </w:rPr>
       </w:pPr>
-      <w:proofErr w:type="spellStart"/>
-      <w:r>
-        <w:rPr>
-          <w:lang w:bidi="fa-IR"/>
-        </w:rPr>
-        <w:t>shipment_id</w:t>
-      </w:r>
-      <w:proofErr w:type="spellEnd"/>
-      <w:r>
-        <w:rPr>
-          <w:lang w:bidi="fa-IR"/>
-        </w:rPr>
-        <w:t xml:space="preserve"> → </w:t>
-      </w:r>
-      <w:proofErr w:type="spellStart"/>
-      <w:r>
-        <w:rPr>
-          <w:lang w:bidi="fa-IR"/>
-        </w:rPr>
-        <w:t>shipment_tracking_code</w:t>
-      </w:r>
-      <w:proofErr w:type="spellEnd"/>
-      <w:r>
-        <w:rPr>
-          <w:lang w:bidi="fa-IR"/>
-        </w:rPr>
-        <w:t xml:space="preserve">, time, status, </w:t>
-      </w:r>
-      <w:proofErr w:type="spellStart"/>
-      <w:r>
-        <w:rPr>
-          <w:lang w:bidi="fa-IR"/>
-        </w:rPr>
-        <w:t>order_id</w:t>
-      </w:r>
-      <w:proofErr w:type="spellEnd"/>
+      <w:r>
+        <w:rPr>
+          <w:lang w:bidi="fa-IR"/>
+        </w:rPr>
+        <w:t>shipment_id → shipment_tracking_code, time, status, order_id</w:t>
+      </w:r>
     </w:p>
     <w:p>
       <w:pPr>
@@ -3722,14 +2214,12 @@
         </w:rPr>
         <w:t xml:space="preserve">جدول </w:t>
       </w:r>
-      <w:proofErr w:type="spellStart"/>
       <w:r>
         <w:rPr>
           <w:lang w:bidi="fa-IR"/>
         </w:rPr>
         <w:t>Promo_Code</w:t>
       </w:r>
-      <w:proofErr w:type="spellEnd"/>
       <w:r>
         <w:rPr>
           <w:rFonts w:hint="cs"/>
@@ -3752,70 +2242,12 @@
           <w:lang w:bidi="fa-IR"/>
         </w:rPr>
       </w:pPr>
-      <w:proofErr w:type="spellStart"/>
-      <w:r>
-        <w:rPr>
-          <w:lang w:bidi="fa-IR"/>
-        </w:rPr>
-        <w:t>promo_code</w:t>
-      </w:r>
-      <w:proofErr w:type="spellEnd"/>
-      <w:r>
-        <w:rPr>
-          <w:lang w:bidi="fa-IR"/>
-        </w:rPr>
-        <w:t xml:space="preserve"> → </w:t>
-      </w:r>
-      <w:proofErr w:type="spellStart"/>
-      <w:r>
-        <w:rPr>
-          <w:lang w:bidi="fa-IR"/>
-        </w:rPr>
-        <w:t>start_date</w:t>
-      </w:r>
-      <w:proofErr w:type="spellEnd"/>
-      <w:r>
-        <w:rPr>
-          <w:lang w:bidi="fa-IR"/>
-        </w:rPr>
-        <w:t xml:space="preserve">, </w:t>
-      </w:r>
-      <w:proofErr w:type="spellStart"/>
-      <w:r>
-        <w:rPr>
-          <w:lang w:bidi="fa-IR"/>
-        </w:rPr>
-        <w:t>end_date</w:t>
-      </w:r>
-      <w:proofErr w:type="spellEnd"/>
-      <w:r>
-        <w:rPr>
-          <w:lang w:bidi="fa-IR"/>
-        </w:rPr>
-        <w:t xml:space="preserve">, </w:t>
-      </w:r>
-      <w:proofErr w:type="spellStart"/>
-      <w:r>
-        <w:rPr>
-          <w:lang w:bidi="fa-IR"/>
-        </w:rPr>
-        <w:t>usage_limit</w:t>
-      </w:r>
-      <w:proofErr w:type="spellEnd"/>
-      <w:r>
-        <w:rPr>
-          <w:lang w:bidi="fa-IR"/>
-        </w:rPr>
-        <w:t xml:space="preserve">, </w:t>
-      </w:r>
-      <w:proofErr w:type="spellStart"/>
-      <w:r>
-        <w:rPr>
-          <w:lang w:bidi="fa-IR"/>
-        </w:rPr>
-        <w:t>min_order_amount</w:t>
-      </w:r>
-      <w:proofErr w:type="spellEnd"/>
+      <w:r>
+        <w:rPr>
+          <w:lang w:bidi="fa-IR"/>
+        </w:rPr>
+        <w:t>promo_code → start_date, end_date, usage_limit, min_order_amount</w:t>
+      </w:r>
     </w:p>
     <w:p>
       <w:pPr>
@@ -3843,14 +2275,12 @@
         </w:rPr>
         <w:t xml:space="preserve">جدول </w:t>
       </w:r>
-      <w:proofErr w:type="spellStart"/>
       <w:r>
         <w:rPr>
           <w:lang w:bidi="fa-IR"/>
         </w:rPr>
         <w:t>Percentage_Discount</w:t>
       </w:r>
-      <w:proofErr w:type="spellEnd"/>
       <w:r>
         <w:rPr>
           <w:rFonts w:hint="cs"/>
@@ -3873,42 +2303,12 @@
           <w:lang w:bidi="fa-IR"/>
         </w:rPr>
       </w:pPr>
-      <w:proofErr w:type="spellStart"/>
-      <w:r>
-        <w:rPr>
-          <w:lang w:bidi="fa-IR"/>
-        </w:rPr>
-        <w:t>promo_code</w:t>
-      </w:r>
-      <w:proofErr w:type="spellEnd"/>
-      <w:r>
-        <w:rPr>
-          <w:lang w:bidi="fa-IR"/>
-        </w:rPr>
-        <w:t xml:space="preserve"> → </w:t>
-      </w:r>
-      <w:proofErr w:type="spellStart"/>
-      <w:r>
-        <w:rPr>
-          <w:lang w:bidi="fa-IR"/>
-        </w:rPr>
-        <w:t>discount_percentage</w:t>
-      </w:r>
-      <w:proofErr w:type="spellEnd"/>
-      <w:r>
-        <w:rPr>
-          <w:lang w:bidi="fa-IR"/>
-        </w:rPr>
-        <w:t xml:space="preserve">, </w:t>
-      </w:r>
-      <w:proofErr w:type="spellStart"/>
-      <w:r>
-        <w:rPr>
-          <w:lang w:bidi="fa-IR"/>
-        </w:rPr>
-        <w:t>max_discount_amount</w:t>
-      </w:r>
-      <w:proofErr w:type="spellEnd"/>
+      <w:r>
+        <w:rPr>
+          <w:lang w:bidi="fa-IR"/>
+        </w:rPr>
+        <w:t>promo_code → discount_percentage, max_discount_amount</w:t>
+      </w:r>
     </w:p>
     <w:p>
       <w:pPr>
@@ -3936,14 +2336,12 @@
         </w:rPr>
         <w:t xml:space="preserve">جدول </w:t>
       </w:r>
-      <w:proofErr w:type="spellStart"/>
       <w:r>
         <w:rPr>
           <w:lang w:bidi="fa-IR"/>
         </w:rPr>
         <w:t>Flat_Discount</w:t>
       </w:r>
-      <w:proofErr w:type="spellEnd"/>
       <w:r>
         <w:rPr>
           <w:rFonts w:hint="cs"/>
@@ -3966,28 +2364,12 @@
           <w:lang w:bidi="fa-IR"/>
         </w:rPr>
       </w:pPr>
-      <w:proofErr w:type="spellStart"/>
-      <w:r>
-        <w:rPr>
-          <w:lang w:bidi="fa-IR"/>
-        </w:rPr>
-        <w:t>promo_code</w:t>
-      </w:r>
-      <w:proofErr w:type="spellEnd"/>
-      <w:r>
-        <w:rPr>
-          <w:lang w:bidi="fa-IR"/>
-        </w:rPr>
-        <w:t xml:space="preserve"> → </w:t>
-      </w:r>
-      <w:proofErr w:type="spellStart"/>
-      <w:r>
-        <w:rPr>
-          <w:lang w:bidi="fa-IR"/>
-        </w:rPr>
-        <w:t>discount_amount</w:t>
-      </w:r>
-      <w:proofErr w:type="spellEnd"/>
+      <w:r>
+        <w:rPr>
+          <w:lang w:bidi="fa-IR"/>
+        </w:rPr>
+        <w:t>promo_code → discount_amount</w:t>
+      </w:r>
     </w:p>
     <w:p>
       <w:pPr>
@@ -4032,21 +2414,7 @@
         <w:rPr>
           <w:lang w:bidi="fa-IR"/>
         </w:rPr>
-        <w:t xml:space="preserve">Address:    </w:t>
-      </w:r>
-      <w:proofErr w:type="spellStart"/>
-      <w:r>
-        <w:rPr>
-          <w:lang w:bidi="fa-IR"/>
-        </w:rPr>
-        <w:t>postal_code</w:t>
-      </w:r>
-      <w:proofErr w:type="spellEnd"/>
-      <w:r>
-        <w:rPr>
-          <w:lang w:bidi="fa-IR"/>
-        </w:rPr>
-        <w:t xml:space="preserve"> → state, city</w:t>
+        <w:t>Address:    postal_code → state, city</w:t>
       </w:r>
     </w:p>
     <w:p>
@@ -4067,58 +2435,8 @@
         <w:rPr>
           <w:lang w:bidi="fa-IR"/>
         </w:rPr>
-        <w:t xml:space="preserve">Inventory:  </w:t>
-      </w:r>
-      <w:proofErr w:type="spellStart"/>
-      <w:r>
-        <w:rPr>
-          <w:lang w:bidi="fa-IR"/>
-        </w:rPr>
-        <w:t>product_id</w:t>
-      </w:r>
-      <w:proofErr w:type="spellEnd"/>
-      <w:r>
-        <w:rPr>
-          <w:lang w:bidi="fa-IR"/>
-        </w:rPr>
-        <w:t xml:space="preserve"> → </w:t>
-      </w:r>
-      <w:proofErr w:type="spellStart"/>
-      <w:r>
-        <w:rPr>
-          <w:lang w:bidi="fa-IR"/>
-        </w:rPr>
-        <w:t>stock_quantity</w:t>
-      </w:r>
-      <w:proofErr w:type="spellEnd"/>
-      <w:r>
-        <w:rPr>
-          <w:lang w:bidi="fa-IR"/>
-        </w:rPr>
-        <w:t xml:space="preserve">, </w:t>
-      </w:r>
-      <w:proofErr w:type="spellStart"/>
-      <w:r>
-        <w:rPr>
-          <w:lang w:bidi="fa-IR"/>
-        </w:rPr>
-        <w:t>alert_threshold</w:t>
-      </w:r>
-      <w:proofErr w:type="spellEnd"/>
-      <w:r>
-        <w:rPr>
-          <w:lang w:bidi="fa-IR"/>
-        </w:rPr>
-        <w:t xml:space="preserve">, </w:t>
-      </w:r>
-      <w:proofErr w:type="spellStart"/>
-      <w:r>
-        <w:rPr>
-          <w:lang w:bidi="fa-IR"/>
-        </w:rPr>
-        <w:t>last_update_date</w:t>
-      </w:r>
-      <w:proofErr w:type="spellEnd"/>
+        <w:t>Inventory:  product_id → stock_quantity, alert_threshold, last_update_date</w:t>
+      </w:r>
     </w:p>
     <w:p>
       <w:pPr>
@@ -4311,7 +2629,6 @@
       <w:pPr>
         <w:ind w:left="1440"/>
         <w:rPr>
-          <w:rFonts w:hint="cs"/>
           <w:rtl/>
           <w:lang w:bidi="fa-IR"/>
         </w:rPr>
@@ -4368,7 +2685,6 @@
           <w:lang w:bidi="fa-IR"/>
         </w:rPr>
       </w:pPr>
-      <w:proofErr w:type="spellStart"/>
       <w:r>
         <w:rPr>
           <w:lang w:bidi="fa-IR"/>
@@ -4381,29 +2697,14 @@
         <w:rPr>
           <w:lang w:bidi="fa-IR"/>
         </w:rPr>
-        <w:t>Code</w:t>
-      </w:r>
-      <w:proofErr w:type="spellEnd"/>
-      <w:r>
-        <w:rPr>
-          <w:lang w:bidi="fa-IR"/>
-        </w:rPr>
-        <w:t>(</w:t>
-      </w:r>
-      <w:proofErr w:type="spellStart"/>
+        <w:t>Code(</w:t>
+      </w:r>
       <w:proofErr w:type="gramEnd"/>
       <w:r>
         <w:rPr>
           <w:lang w:bidi="fa-IR"/>
         </w:rPr>
-        <w:t>postal_code</w:t>
-      </w:r>
-      <w:proofErr w:type="spellEnd"/>
-      <w:r>
-        <w:rPr>
-          <w:lang w:bidi="fa-IR"/>
-        </w:rPr>
-        <w:t>, state, city)</w:t>
+        <w:t>postal_code, state, city)</w:t>
       </w:r>
     </w:p>
     <w:p>
@@ -4418,7 +2719,6 @@
           <w:lang w:bidi="fa-IR"/>
         </w:rPr>
       </w:pPr>
-      <w:proofErr w:type="spellStart"/>
       <w:r>
         <w:rPr>
           <w:lang w:bidi="fa-IR"/>
@@ -4430,43 +2730,14 @@
         <w:rPr>
           <w:lang w:bidi="fa-IR"/>
         </w:rPr>
-        <w:t>Address</w:t>
-      </w:r>
-      <w:proofErr w:type="spellEnd"/>
-      <w:r>
-        <w:rPr>
-          <w:lang w:bidi="fa-IR"/>
-        </w:rPr>
-        <w:t>(</w:t>
-      </w:r>
-      <w:proofErr w:type="spellStart"/>
+        <w:t>Address(</w:t>
+      </w:r>
       <w:proofErr w:type="gramEnd"/>
       <w:r>
         <w:rPr>
           <w:lang w:bidi="fa-IR"/>
         </w:rPr>
-        <w:t>customer_id</w:t>
-      </w:r>
-      <w:proofErr w:type="spellEnd"/>
-      <w:r>
-        <w:rPr>
-          <w:lang w:bidi="fa-IR"/>
-        </w:rPr>
-        <w:t xml:space="preserve">, </w:t>
-      </w:r>
-      <w:proofErr w:type="spellStart"/>
-      <w:r>
-        <w:rPr>
-          <w:lang w:bidi="fa-IR"/>
-        </w:rPr>
-        <w:t>postal_code</w:t>
-      </w:r>
-      <w:proofErr w:type="spellEnd"/>
-      <w:r>
-        <w:rPr>
-          <w:lang w:bidi="fa-IR"/>
-        </w:rPr>
-        <w:t>, street)</w:t>
+        <w:t>customer_id, postal_code, street)</w:t>
       </w:r>
     </w:p>
     <w:p>
@@ -4485,19 +2756,11 @@
         </w:rPr>
         <w:t xml:space="preserve">در این حالت وابستگی های </w:t>
       </w:r>
-      <w:proofErr w:type="spellStart"/>
-      <w:r>
-        <w:rPr>
-          <w:lang w:bidi="fa-IR"/>
-        </w:rPr>
-        <w:t>postal_code</w:t>
-      </w:r>
-      <w:proofErr w:type="spellEnd"/>
-      <w:r>
-        <w:rPr>
-          <w:lang w:bidi="fa-IR"/>
-        </w:rPr>
-        <w:t xml:space="preserve"> → state, city</w:t>
+      <w:r>
+        <w:rPr>
+          <w:lang w:bidi="fa-IR"/>
+        </w:rPr>
+        <w:t>postal_code → state, city</w:t>
       </w:r>
       <w:r>
         <w:rPr>
@@ -4547,35 +2810,7 @@
         <w:rPr>
           <w:lang w:bidi="fa-IR"/>
         </w:rPr>
-        <w:t>(</w:t>
-      </w:r>
-      <w:proofErr w:type="spellStart"/>
-      <w:r>
-        <w:rPr>
-          <w:lang w:bidi="fa-IR"/>
-        </w:rPr>
-        <w:t>customer_id</w:t>
-      </w:r>
-      <w:proofErr w:type="spellEnd"/>
-      <w:r>
-        <w:rPr>
-          <w:lang w:bidi="fa-IR"/>
-        </w:rPr>
-        <w:t xml:space="preserve">, </w:t>
-      </w:r>
-      <w:proofErr w:type="spellStart"/>
-      <w:r>
-        <w:rPr>
-          <w:lang w:bidi="fa-IR"/>
-        </w:rPr>
-        <w:t>postal_code</w:t>
-      </w:r>
-      <w:proofErr w:type="spellEnd"/>
-      <w:r>
-        <w:rPr>
-          <w:lang w:bidi="fa-IR"/>
-        </w:rPr>
-        <w:t>) → street</w:t>
+        <w:t>(customer_id, postal_code) → street</w:t>
       </w:r>
       <w:r>
         <w:rPr>
@@ -4644,7 +2879,6 @@
           <w:lang w:bidi="fa-IR"/>
         </w:rPr>
       </w:pPr>
-      <w:proofErr w:type="spellStart"/>
       <w:r>
         <w:rPr>
           <w:lang w:bidi="fa-IR"/>
@@ -4656,71 +2890,14 @@
         <w:rPr>
           <w:lang w:bidi="fa-IR"/>
         </w:rPr>
-        <w:t>Stock</w:t>
-      </w:r>
-      <w:proofErr w:type="spellEnd"/>
-      <w:r>
-        <w:rPr>
-          <w:lang w:bidi="fa-IR"/>
-        </w:rPr>
-        <w:t>(</w:t>
-      </w:r>
-      <w:proofErr w:type="spellStart"/>
+        <w:t>Stock(</w:t>
+      </w:r>
       <w:proofErr w:type="gramEnd"/>
       <w:r>
         <w:rPr>
           <w:lang w:bidi="fa-IR"/>
         </w:rPr>
-        <w:t>product_id</w:t>
-      </w:r>
-      <w:proofErr w:type="spellEnd"/>
-      <w:r>
-        <w:rPr>
-          <w:lang w:bidi="fa-IR"/>
-        </w:rPr>
-        <w:t xml:space="preserve">, </w:t>
-      </w:r>
-      <w:proofErr w:type="spellStart"/>
-      <w:r>
-        <w:rPr>
-          <w:lang w:bidi="fa-IR"/>
-        </w:rPr>
-        <w:t>stock_quantity</w:t>
-      </w:r>
-      <w:proofErr w:type="spellEnd"/>
-      <w:r>
-        <w:rPr>
-          <w:lang w:bidi="fa-IR"/>
-        </w:rPr>
-        <w:t xml:space="preserve">, </w:t>
-      </w:r>
-      <w:proofErr w:type="spellStart"/>
-      <w:r>
-        <w:rPr>
-          <w:lang w:bidi="fa-IR"/>
-        </w:rPr>
-        <w:t>alert_threshold</w:t>
-      </w:r>
-      <w:proofErr w:type="spellEnd"/>
-      <w:r>
-        <w:rPr>
-          <w:lang w:bidi="fa-IR"/>
-        </w:rPr>
-        <w:t xml:space="preserve">, </w:t>
-      </w:r>
-      <w:proofErr w:type="spellStart"/>
-      <w:r>
-        <w:rPr>
-          <w:lang w:bidi="fa-IR"/>
-        </w:rPr>
-        <w:t>last_update_date</w:t>
-      </w:r>
-      <w:proofErr w:type="spellEnd"/>
-      <w:r>
-        <w:rPr>
-          <w:lang w:bidi="fa-IR"/>
-        </w:rPr>
-        <w:t>)</w:t>
+        <w:t>product_id, stock_quantity, alert_threshold, last_update_date)</w:t>
       </w:r>
     </w:p>
     <w:p>
@@ -4736,7 +2913,6 @@
           <w:lang w:bidi="fa-IR"/>
         </w:rPr>
       </w:pPr>
-      <w:proofErr w:type="spellStart"/>
       <w:r>
         <w:rPr>
           <w:lang w:bidi="fa-IR"/>
@@ -4748,43 +2924,14 @@
         <w:rPr>
           <w:lang w:bidi="fa-IR"/>
         </w:rPr>
-        <w:t>Location</w:t>
-      </w:r>
-      <w:proofErr w:type="spellEnd"/>
-      <w:r>
-        <w:rPr>
-          <w:lang w:bidi="fa-IR"/>
-        </w:rPr>
-        <w:t>(</w:t>
-      </w:r>
-      <w:proofErr w:type="spellStart"/>
+        <w:t>Location(</w:t>
+      </w:r>
       <w:proofErr w:type="gramEnd"/>
       <w:r>
         <w:rPr>
           <w:lang w:bidi="fa-IR"/>
         </w:rPr>
-        <w:t>product_id</w:t>
-      </w:r>
-      <w:proofErr w:type="spellEnd"/>
-      <w:r>
-        <w:rPr>
-          <w:lang w:bidi="fa-IR"/>
-        </w:rPr>
-        <w:t xml:space="preserve">, </w:t>
-      </w:r>
-      <w:proofErr w:type="spellStart"/>
-      <w:r>
-        <w:rPr>
-          <w:lang w:bidi="fa-IR"/>
-        </w:rPr>
-        <w:t>store_id</w:t>
-      </w:r>
-      <w:proofErr w:type="spellEnd"/>
-      <w:r>
-        <w:rPr>
-          <w:lang w:bidi="fa-IR"/>
-        </w:rPr>
-        <w:t>, shelf, row)</w:t>
+        <w:t>product_id, store_id, shelf, row)</w:t>
       </w:r>
     </w:p>
     <w:p>
@@ -4867,56 +3014,12 @@
         </w:rPr>
         <w:t xml:space="preserve"> </w:t>
       </w:r>
-      <w:proofErr w:type="spellStart"/>
-      <w:r>
-        <w:rPr>
-          <w:lang w:bidi="fa-IR"/>
-        </w:rPr>
-        <w:t>product_id</w:t>
-      </w:r>
-      <w:proofErr w:type="spellEnd"/>
-      <w:r>
-        <w:rPr>
-          <w:lang w:bidi="fa-IR"/>
-        </w:rPr>
-        <w:t xml:space="preserve"> → </w:t>
-      </w:r>
-      <w:proofErr w:type="spellStart"/>
-      <w:r>
-        <w:rPr>
-          <w:lang w:bidi="fa-IR"/>
-        </w:rPr>
-        <w:t>stock_quantity</w:t>
-      </w:r>
-      <w:proofErr w:type="spellEnd"/>
-      <w:r>
-        <w:rPr>
-          <w:lang w:bidi="fa-IR"/>
-        </w:rPr>
-        <w:t xml:space="preserve">, </w:t>
-      </w:r>
-      <w:proofErr w:type="spellStart"/>
-      <w:r>
-        <w:rPr>
-          <w:lang w:bidi="fa-IR"/>
-        </w:rPr>
-        <w:t>alert_threshold</w:t>
-      </w:r>
-      <w:proofErr w:type="spellEnd"/>
-      <w:r>
-        <w:rPr>
-          <w:lang w:bidi="fa-IR"/>
-        </w:rPr>
-        <w:t xml:space="preserve">, </w:t>
-      </w:r>
-      <w:proofErr w:type="spellStart"/>
-      <w:r>
-        <w:rPr>
-          <w:lang w:bidi="fa-IR"/>
-        </w:rPr>
-        <w:t>last_update_date</w:t>
-      </w:r>
-      <w:proofErr w:type="spellEnd"/>
+      <w:r>
+        <w:rPr>
+          <w:lang w:bidi="fa-IR"/>
+        </w:rPr>
+        <w:t>product_id → stock_quantity, alert_threshold, last_update_date</w:t>
+      </w:r>
       <w:r>
         <w:rPr>
           <w:rFonts w:hint="cs"/>
@@ -4929,51 +3032,15 @@
         <w:rPr>
           <w:lang w:bidi="fa-IR"/>
         </w:rPr>
-        <w:t>(</w:t>
-      </w:r>
-      <w:proofErr w:type="spellStart"/>
-      <w:r>
-        <w:rPr>
-          <w:lang w:bidi="fa-IR"/>
-        </w:rPr>
-        <w:t>product_id</w:t>
-      </w:r>
-      <w:proofErr w:type="spellEnd"/>
-      <w:r>
-        <w:rPr>
-          <w:lang w:bidi="fa-IR"/>
-        </w:rPr>
-        <w:t xml:space="preserve">, </w:t>
-      </w:r>
-      <w:proofErr w:type="spellStart"/>
-      <w:r>
-        <w:rPr>
-          <w:lang w:bidi="fa-IR"/>
-        </w:rPr>
-        <w:t>store_id</w:t>
-      </w:r>
-      <w:proofErr w:type="spellEnd"/>
-      <w:r>
-        <w:rPr>
-          <w:lang w:bidi="fa-IR"/>
-        </w:rPr>
-        <w:t>, shelf, row)</w:t>
-      </w:r>
-      <w:r>
-        <w:rPr>
-          <w:rFonts w:hint="cs"/>
-          <w:rtl/>
-          <w:lang w:bidi="fa-IR"/>
-        </w:rPr>
-        <w:t xml:space="preserve"> به طول کامل </w:t>
-      </w:r>
-      <w:r>
-        <w:rPr>
-          <w:rFonts w:hint="cs"/>
-          <w:rtl/>
-          <w:lang w:bidi="fa-IR"/>
-        </w:rPr>
-        <w:t>برطرف میشوند و در فرم نرمال قرار میگیرند.</w:t>
+        <w:t>(product_id, store_id, shelf, row)</w:t>
+      </w:r>
+      <w:r>
+        <w:rPr>
+          <w:rFonts w:hint="cs"/>
+          <w:rtl/>
+          <w:lang w:bidi="fa-IR"/>
+        </w:rPr>
+        <w:t xml:space="preserve"> به طول کامل برطرف میشوند و در فرم نرمال قرار میگیرند.</w:t>
       </w:r>
     </w:p>
     <w:p>
@@ -5020,11 +3087,9 @@
         </w:rPr>
         <w:t xml:space="preserve">اثر این تجزیه روی </w:t>
       </w:r>
-      <w:proofErr w:type="spellStart"/>
       <w:r>
         <w:t>Inventory_Log</w:t>
       </w:r>
-      <w:proofErr w:type="spellEnd"/>
       <w:r>
         <w:rPr>
           <w:rFonts w:hint="cs"/>
@@ -5068,14 +3133,12 @@
         </w:rPr>
         <w:t xml:space="preserve">چون </w:t>
       </w:r>
-      <w:proofErr w:type="spellStart"/>
       <w:r>
         <w:rPr>
           <w:lang w:bidi="fa-IR"/>
         </w:rPr>
         <w:t>Inventory_Log</w:t>
       </w:r>
-      <w:proofErr w:type="spellEnd"/>
       <w:r>
         <w:rPr>
           <w:rtl/>
@@ -5122,14 +3185,12 @@
         </w:rPr>
         <w:t xml:space="preserve"> آن به </w:t>
       </w:r>
-      <w:proofErr w:type="spellStart"/>
       <w:r>
         <w:rPr>
           <w:lang w:bidi="fa-IR"/>
         </w:rPr>
         <w:t>Inventory_Location</w:t>
       </w:r>
-      <w:proofErr w:type="spellEnd"/>
       <w:r>
         <w:rPr>
           <w:rtl/>
@@ -5182,7 +3243,6 @@
         </w:rPr>
         <w:t>Customer(</w:t>
       </w:r>
-      <w:proofErr w:type="spellStart"/>
       <w:proofErr w:type="gramEnd"/>
       <w:r>
         <w:rPr>
@@ -5191,68 +3251,11 @@
         </w:rPr>
         <w:t>customer_id</w:t>
       </w:r>
-      <w:proofErr w:type="spellEnd"/>
-      <w:r>
-        <w:rPr>
-          <w:lang w:bidi="fa-IR"/>
-        </w:rPr>
-        <w:t xml:space="preserve">, </w:t>
-      </w:r>
-      <w:proofErr w:type="spellStart"/>
-      <w:r>
-        <w:rPr>
-          <w:lang w:bidi="fa-IR"/>
-        </w:rPr>
-        <w:t>first_name</w:t>
-      </w:r>
-      <w:proofErr w:type="spellEnd"/>
-      <w:r>
-        <w:rPr>
-          <w:lang w:bidi="fa-IR"/>
-        </w:rPr>
-        <w:t xml:space="preserve">, </w:t>
-      </w:r>
-      <w:proofErr w:type="spellStart"/>
-      <w:r>
-        <w:rPr>
-          <w:lang w:bidi="fa-IR"/>
-        </w:rPr>
-        <w:t>last_name</w:t>
-      </w:r>
-      <w:proofErr w:type="spellEnd"/>
-      <w:r>
-        <w:rPr>
-          <w:lang w:bidi="fa-IR"/>
-        </w:rPr>
-        <w:t xml:space="preserve">, email, </w:t>
-      </w:r>
-      <w:proofErr w:type="spellStart"/>
-      <w:r>
-        <w:rPr>
-          <w:lang w:bidi="fa-IR"/>
-        </w:rPr>
-        <w:t>registration_date</w:t>
-      </w:r>
-      <w:proofErr w:type="spellEnd"/>
-      <w:r>
-        <w:rPr>
-          <w:lang w:bidi="fa-IR"/>
-        </w:rPr>
-        <w:t xml:space="preserve">, </w:t>
-      </w:r>
-      <w:proofErr w:type="spellStart"/>
-      <w:r>
-        <w:rPr>
-          <w:lang w:bidi="fa-IR"/>
-        </w:rPr>
-        <w:t>account_status</w:t>
-      </w:r>
-      <w:proofErr w:type="spellEnd"/>
-      <w:r>
-        <w:rPr>
-          <w:lang w:bidi="fa-IR"/>
-        </w:rPr>
-        <w:t>)</w:t>
+      <w:r>
+        <w:rPr>
+          <w:lang w:bidi="fa-IR"/>
+        </w:rPr>
+        <w:t>, first_name, last_name, email, registration_date, account_status)</w:t>
       </w:r>
     </w:p>
     <w:p>
@@ -5267,7 +3270,6 @@
           <w:lang w:bidi="fa-IR"/>
         </w:rPr>
       </w:pPr>
-      <w:proofErr w:type="spellStart"/>
       <w:r>
         <w:rPr>
           <w:lang w:bidi="fa-IR"/>
@@ -5279,41 +3281,16 @@
         <w:rPr>
           <w:lang w:bidi="fa-IR"/>
         </w:rPr>
-        <w:t>Phone</w:t>
-      </w:r>
-      <w:proofErr w:type="spellEnd"/>
-      <w:r>
-        <w:rPr>
-          <w:lang w:bidi="fa-IR"/>
-        </w:rPr>
-        <w:t>(</w:t>
-      </w:r>
-      <w:proofErr w:type="spellStart"/>
+        <w:t>Phone(</w:t>
+      </w:r>
       <w:proofErr w:type="gramEnd"/>
       <w:r>
         <w:rPr>
           <w:u w:val="single"/>
           <w:lang w:bidi="fa-IR"/>
         </w:rPr>
-        <w:t>customer_id</w:t>
-      </w:r>
-      <w:proofErr w:type="spellEnd"/>
-      <w:r>
-        <w:rPr>
-          <w:u w:val="single"/>
-          <w:lang w:bidi="fa-IR"/>
-        </w:rPr>
-        <w:t xml:space="preserve">, </w:t>
-      </w:r>
-      <w:proofErr w:type="spellStart"/>
-      <w:r>
-        <w:rPr>
-          <w:u w:val="single"/>
-          <w:lang w:bidi="fa-IR"/>
-        </w:rPr>
-        <w:t>phone_number</w:t>
-      </w:r>
-      <w:proofErr w:type="spellEnd"/>
+        <w:t>customer_id, phone_number</w:t>
+      </w:r>
       <w:r>
         <w:rPr>
           <w:lang w:bidi="fa-IR"/>
@@ -5333,7 +3310,6 @@
           <w:lang w:bidi="fa-IR"/>
         </w:rPr>
       </w:pPr>
-      <w:proofErr w:type="spellStart"/>
       <w:r>
         <w:rPr>
           <w:lang w:bidi="fa-IR"/>
@@ -5345,16 +3321,8 @@
         <w:rPr>
           <w:lang w:bidi="fa-IR"/>
         </w:rPr>
-        <w:t>Code</w:t>
-      </w:r>
-      <w:proofErr w:type="spellEnd"/>
-      <w:r>
-        <w:rPr>
-          <w:lang w:bidi="fa-IR"/>
-        </w:rPr>
-        <w:t>(</w:t>
-      </w:r>
-      <w:proofErr w:type="spellStart"/>
+        <w:t>Code(</w:t>
+      </w:r>
       <w:proofErr w:type="gramEnd"/>
       <w:r>
         <w:rPr>
@@ -5363,7 +3331,6 @@
         </w:rPr>
         <w:t>postal_code</w:t>
       </w:r>
-      <w:proofErr w:type="spellEnd"/>
       <w:r>
         <w:rPr>
           <w:lang w:bidi="fa-IR"/>
@@ -5383,7 +3350,6 @@
           <w:lang w:bidi="fa-IR"/>
         </w:rPr>
       </w:pPr>
-      <w:proofErr w:type="spellStart"/>
       <w:r>
         <w:rPr>
           <w:lang w:bidi="fa-IR"/>
@@ -5395,41 +3361,16 @@
         <w:rPr>
           <w:lang w:bidi="fa-IR"/>
         </w:rPr>
-        <w:t>Address</w:t>
-      </w:r>
-      <w:proofErr w:type="spellEnd"/>
-      <w:r>
-        <w:rPr>
-          <w:lang w:bidi="fa-IR"/>
-        </w:rPr>
-        <w:t>(</w:t>
-      </w:r>
-      <w:proofErr w:type="spellStart"/>
+        <w:t>Address(</w:t>
+      </w:r>
       <w:proofErr w:type="gramEnd"/>
       <w:r>
         <w:rPr>
           <w:u w:val="single"/>
           <w:lang w:bidi="fa-IR"/>
         </w:rPr>
-        <w:t>customer_id</w:t>
-      </w:r>
-      <w:proofErr w:type="spellEnd"/>
-      <w:r>
-        <w:rPr>
-          <w:u w:val="single"/>
-          <w:lang w:bidi="fa-IR"/>
-        </w:rPr>
-        <w:t xml:space="preserve">, </w:t>
-      </w:r>
-      <w:proofErr w:type="spellStart"/>
-      <w:r>
-        <w:rPr>
-          <w:u w:val="single"/>
-          <w:lang w:bidi="fa-IR"/>
-        </w:rPr>
-        <w:t>postal_code</w:t>
-      </w:r>
-      <w:proofErr w:type="spellEnd"/>
+        <w:t>customer_id, postal_code</w:t>
+      </w:r>
       <w:r>
         <w:rPr>
           <w:lang w:bidi="fa-IR"/>
@@ -5456,7 +3397,6 @@
         </w:rPr>
         <w:t>Seller(</w:t>
       </w:r>
-      <w:proofErr w:type="spellStart"/>
       <w:proofErr w:type="gramEnd"/>
       <w:r>
         <w:rPr>
@@ -5465,54 +3405,11 @@
         </w:rPr>
         <w:t>seller_id</w:t>
       </w:r>
-      <w:proofErr w:type="spellEnd"/>
-      <w:r>
-        <w:rPr>
-          <w:lang w:bidi="fa-IR"/>
-        </w:rPr>
-        <w:t xml:space="preserve">, </w:t>
-      </w:r>
-      <w:proofErr w:type="spellStart"/>
-      <w:r>
-        <w:rPr>
-          <w:lang w:bidi="fa-IR"/>
-        </w:rPr>
-        <w:t>brand_name</w:t>
-      </w:r>
-      <w:proofErr w:type="spellEnd"/>
-      <w:r>
-        <w:rPr>
-          <w:lang w:bidi="fa-IR"/>
-        </w:rPr>
-        <w:t xml:space="preserve">, email, </w:t>
-      </w:r>
-      <w:proofErr w:type="spellStart"/>
-      <w:r>
-        <w:rPr>
-          <w:lang w:bidi="fa-IR"/>
-        </w:rPr>
-        <w:t>approval_status</w:t>
-      </w:r>
-      <w:proofErr w:type="spellEnd"/>
-      <w:r>
-        <w:rPr>
-          <w:lang w:bidi="fa-IR"/>
-        </w:rPr>
-        <w:t xml:space="preserve">, </w:t>
-      </w:r>
-      <w:proofErr w:type="spellStart"/>
-      <w:r>
-        <w:rPr>
-          <w:lang w:bidi="fa-IR"/>
-        </w:rPr>
-        <w:t>membership_date</w:t>
-      </w:r>
-      <w:proofErr w:type="spellEnd"/>
-      <w:r>
-        <w:rPr>
-          <w:lang w:bidi="fa-IR"/>
-        </w:rPr>
-        <w:t>)</w:t>
+      <w:r>
+        <w:rPr>
+          <w:lang w:bidi="fa-IR"/>
+        </w:rPr>
+        <w:t>, brand_name, email, approval_status, membership_date)</w:t>
       </w:r>
     </w:p>
     <w:p>
@@ -5527,7 +3424,6 @@
           <w:lang w:bidi="fa-IR"/>
         </w:rPr>
       </w:pPr>
-      <w:proofErr w:type="spellStart"/>
       <w:r>
         <w:rPr>
           <w:lang w:bidi="fa-IR"/>
@@ -5539,41 +3435,16 @@
         <w:rPr>
           <w:lang w:bidi="fa-IR"/>
         </w:rPr>
-        <w:t>Phone</w:t>
-      </w:r>
-      <w:proofErr w:type="spellEnd"/>
-      <w:r>
-        <w:rPr>
-          <w:lang w:bidi="fa-IR"/>
-        </w:rPr>
-        <w:t>(</w:t>
-      </w:r>
-      <w:proofErr w:type="spellStart"/>
+        <w:t>Phone(</w:t>
+      </w:r>
       <w:proofErr w:type="gramEnd"/>
       <w:r>
         <w:rPr>
           <w:u w:val="single"/>
           <w:lang w:bidi="fa-IR"/>
         </w:rPr>
-        <w:t>seller_id</w:t>
-      </w:r>
-      <w:proofErr w:type="spellEnd"/>
-      <w:r>
-        <w:rPr>
-          <w:u w:val="single"/>
-          <w:lang w:bidi="fa-IR"/>
-        </w:rPr>
-        <w:t xml:space="preserve">, </w:t>
-      </w:r>
-      <w:proofErr w:type="spellStart"/>
-      <w:r>
-        <w:rPr>
-          <w:u w:val="single"/>
-          <w:lang w:bidi="fa-IR"/>
-        </w:rPr>
-        <w:t>phone_number</w:t>
-      </w:r>
-      <w:proofErr w:type="spellEnd"/>
+        <w:t>seller_id, phone_number</w:t>
+      </w:r>
       <w:r>
         <w:rPr>
           <w:lang w:bidi="fa-IR"/>
@@ -5600,7 +3471,6 @@
         </w:rPr>
         <w:t>Product(</w:t>
       </w:r>
-      <w:proofErr w:type="spellStart"/>
       <w:proofErr w:type="gramEnd"/>
       <w:r>
         <w:rPr>
@@ -5609,40 +3479,11 @@
         </w:rPr>
         <w:t>product_id</w:t>
       </w:r>
-      <w:proofErr w:type="spellEnd"/>
-      <w:r>
-        <w:rPr>
-          <w:lang w:bidi="fa-IR"/>
-        </w:rPr>
-        <w:t xml:space="preserve">, name, description, price, </w:t>
-      </w:r>
-      <w:proofErr w:type="spellStart"/>
-      <w:r>
-        <w:rPr>
-          <w:lang w:bidi="fa-IR"/>
-        </w:rPr>
-        <w:t>is_active</w:t>
-      </w:r>
-      <w:proofErr w:type="spellEnd"/>
-      <w:r>
-        <w:rPr>
-          <w:lang w:bidi="fa-IR"/>
-        </w:rPr>
-        <w:t xml:space="preserve">, dimensions, weight, </w:t>
-      </w:r>
-      <w:proofErr w:type="spellStart"/>
-      <w:r>
-        <w:rPr>
-          <w:lang w:bidi="fa-IR"/>
-        </w:rPr>
-        <w:t>seller_id</w:t>
-      </w:r>
-      <w:proofErr w:type="spellEnd"/>
-      <w:r>
-        <w:rPr>
-          <w:lang w:bidi="fa-IR"/>
-        </w:rPr>
-        <w:t>)</w:t>
+      <w:r>
+        <w:rPr>
+          <w:lang w:bidi="fa-IR"/>
+        </w:rPr>
+        <w:t>, name, description, price, is_active, dimensions, weight, seller_id)</w:t>
       </w:r>
     </w:p>
     <w:p>
@@ -5664,7 +3505,6 @@
         </w:rPr>
         <w:t>Category(</w:t>
       </w:r>
-      <w:proofErr w:type="spellStart"/>
       <w:proofErr w:type="gramEnd"/>
       <w:r>
         <w:rPr>
@@ -5673,40 +3513,11 @@
         </w:rPr>
         <w:t>category_id</w:t>
       </w:r>
-      <w:proofErr w:type="spellEnd"/>
-      <w:r>
-        <w:rPr>
-          <w:lang w:bidi="fa-IR"/>
-        </w:rPr>
-        <w:t xml:space="preserve">, </w:t>
-      </w:r>
-      <w:proofErr w:type="spellStart"/>
-      <w:r>
-        <w:rPr>
-          <w:lang w:bidi="fa-IR"/>
-        </w:rPr>
-        <w:t>category_name</w:t>
-      </w:r>
-      <w:proofErr w:type="spellEnd"/>
-      <w:r>
-        <w:rPr>
-          <w:lang w:bidi="fa-IR"/>
-        </w:rPr>
-        <w:t xml:space="preserve">, </w:t>
-      </w:r>
-      <w:proofErr w:type="spellStart"/>
-      <w:r>
-        <w:rPr>
-          <w:lang w:bidi="fa-IR"/>
-        </w:rPr>
-        <w:t>parent_category_id</w:t>
-      </w:r>
-      <w:proofErr w:type="spellEnd"/>
-      <w:r>
-        <w:rPr>
-          <w:lang w:bidi="fa-IR"/>
-        </w:rPr>
-        <w:t>)</w:t>
+      <w:r>
+        <w:rPr>
+          <w:lang w:bidi="fa-IR"/>
+        </w:rPr>
+        <w:t>, category_name, parent_category_id)</w:t>
       </w:r>
     </w:p>
     <w:p>
@@ -5721,7 +3532,6 @@
           <w:lang w:bidi="fa-IR"/>
         </w:rPr>
       </w:pPr>
-      <w:proofErr w:type="spellStart"/>
       <w:r>
         <w:rPr>
           <w:lang w:bidi="fa-IR"/>
@@ -5733,41 +3543,16 @@
         <w:rPr>
           <w:lang w:bidi="fa-IR"/>
         </w:rPr>
-        <w:t>Category</w:t>
-      </w:r>
-      <w:proofErr w:type="spellEnd"/>
-      <w:r>
-        <w:rPr>
-          <w:lang w:bidi="fa-IR"/>
-        </w:rPr>
-        <w:t>(</w:t>
-      </w:r>
-      <w:proofErr w:type="spellStart"/>
+        <w:t>Category(</w:t>
+      </w:r>
       <w:proofErr w:type="gramEnd"/>
       <w:r>
         <w:rPr>
           <w:u w:val="single"/>
           <w:lang w:bidi="fa-IR"/>
         </w:rPr>
-        <w:t>product_id</w:t>
-      </w:r>
-      <w:proofErr w:type="spellEnd"/>
-      <w:r>
-        <w:rPr>
-          <w:u w:val="single"/>
-          <w:lang w:bidi="fa-IR"/>
-        </w:rPr>
-        <w:t xml:space="preserve">, </w:t>
-      </w:r>
-      <w:proofErr w:type="spellStart"/>
-      <w:r>
-        <w:rPr>
-          <w:u w:val="single"/>
-          <w:lang w:bidi="fa-IR"/>
-        </w:rPr>
-        <w:t>category_id</w:t>
-      </w:r>
-      <w:proofErr w:type="spellEnd"/>
+        <w:t>product_id, category_id</w:t>
+      </w:r>
       <w:r>
         <w:rPr>
           <w:lang w:bidi="fa-IR"/>
@@ -5787,7 +3572,6 @@
           <w:lang w:bidi="fa-IR"/>
         </w:rPr>
       </w:pPr>
-      <w:proofErr w:type="spellStart"/>
       <w:r>
         <w:rPr>
           <w:lang w:bidi="fa-IR"/>
@@ -5799,16 +3583,8 @@
         <w:rPr>
           <w:lang w:bidi="fa-IR"/>
         </w:rPr>
-        <w:t>Stock</w:t>
-      </w:r>
-      <w:proofErr w:type="spellEnd"/>
-      <w:r>
-        <w:rPr>
-          <w:lang w:bidi="fa-IR"/>
-        </w:rPr>
-        <w:t>(</w:t>
-      </w:r>
-      <w:proofErr w:type="spellStart"/>
+        <w:t>Stock(</w:t>
+      </w:r>
       <w:proofErr w:type="gramEnd"/>
       <w:r>
         <w:rPr>
@@ -5817,54 +3593,17 @@
         </w:rPr>
         <w:t>product_id</w:t>
       </w:r>
-      <w:proofErr w:type="spellEnd"/>
-      <w:r>
-        <w:rPr>
-          <w:lang w:bidi="fa-IR"/>
-        </w:rPr>
-        <w:t xml:space="preserve">, </w:t>
-      </w:r>
-      <w:proofErr w:type="spellStart"/>
-      <w:r>
-        <w:rPr>
-          <w:lang w:bidi="fa-IR"/>
-        </w:rPr>
-        <w:t>stock_quantity</w:t>
-      </w:r>
-      <w:proofErr w:type="spellEnd"/>
-      <w:r>
-        <w:rPr>
-          <w:lang w:bidi="fa-IR"/>
-        </w:rPr>
-        <w:t xml:space="preserve">, </w:t>
-      </w:r>
-      <w:proofErr w:type="spellStart"/>
-      <w:r>
-        <w:rPr>
-          <w:lang w:bidi="fa-IR"/>
-        </w:rPr>
-        <w:t>alert_threshold</w:t>
-      </w:r>
-      <w:proofErr w:type="spellEnd"/>
-      <w:r>
-        <w:rPr>
-          <w:lang w:bidi="fa-IR"/>
-        </w:rPr>
-        <w:t xml:space="preserve">, </w:t>
-      </w:r>
-      <w:proofErr w:type="spellStart"/>
-      <w:r>
-        <w:rPr>
-          <w:lang w:bidi="fa-IR"/>
-        </w:rPr>
-        <w:t>last_update_date</w:t>
-      </w:r>
-      <w:proofErr w:type="spellEnd"/>
-      <w:r>
-        <w:rPr>
-          <w:lang w:bidi="fa-IR"/>
-        </w:rPr>
-        <w:t>)</w:t>
+      <w:r>
+        <w:rPr>
+          <w:lang w:bidi="fa-IR"/>
+        </w:rPr>
+        <w:t>, stock_quantity</w:t>
+      </w:r>
+      <w:r>
+        <w:rPr>
+          <w:lang w:bidi="fa-IR"/>
+        </w:rPr>
+        <w:t>, alert_threshold, last_update_date)</w:t>
       </w:r>
     </w:p>
     <w:p>
@@ -5879,7 +3618,6 @@
           <w:lang w:bidi="fa-IR"/>
         </w:rPr>
       </w:pPr>
-      <w:proofErr w:type="spellStart"/>
       <w:r>
         <w:rPr>
           <w:lang w:bidi="fa-IR"/>
@@ -5891,47 +3629,15 @@
         <w:rPr>
           <w:lang w:bidi="fa-IR"/>
         </w:rPr>
-        <w:t>Location</w:t>
-      </w:r>
-      <w:proofErr w:type="spellEnd"/>
-      <w:r>
-        <w:rPr>
-          <w:lang w:bidi="fa-IR"/>
-        </w:rPr>
-        <w:t>(</w:t>
-      </w:r>
-      <w:proofErr w:type="spellStart"/>
+        <w:t>Location(</w:t>
+      </w:r>
       <w:proofErr w:type="gramEnd"/>
       <w:r>
         <w:rPr>
           <w:u w:val="single"/>
           <w:lang w:bidi="fa-IR"/>
         </w:rPr>
-        <w:t>product_id</w:t>
-      </w:r>
-      <w:proofErr w:type="spellEnd"/>
-      <w:r>
-        <w:rPr>
-          <w:u w:val="single"/>
-          <w:lang w:bidi="fa-IR"/>
-        </w:rPr>
-        <w:t xml:space="preserve">, </w:t>
-      </w:r>
-      <w:proofErr w:type="spellStart"/>
-      <w:r>
-        <w:rPr>
-          <w:u w:val="single"/>
-          <w:lang w:bidi="fa-IR"/>
-        </w:rPr>
-        <w:t>store_id</w:t>
-      </w:r>
-      <w:proofErr w:type="spellEnd"/>
-      <w:r>
-        <w:rPr>
-          <w:u w:val="single"/>
-          <w:lang w:bidi="fa-IR"/>
-        </w:rPr>
-        <w:t>, shelf, row</w:t>
+        <w:t>product_id, store_id, shelf, row</w:t>
       </w:r>
       <w:r>
         <w:rPr>
@@ -5952,7 +3658,6 @@
           <w:lang w:bidi="fa-IR"/>
         </w:rPr>
       </w:pPr>
-      <w:proofErr w:type="spellStart"/>
       <w:r>
         <w:rPr>
           <w:lang w:bidi="fa-IR"/>
@@ -5965,90 +3670,21 @@
         <w:rPr>
           <w:lang w:bidi="fa-IR"/>
         </w:rPr>
-        <w:t>Log</w:t>
-      </w:r>
-      <w:proofErr w:type="spellEnd"/>
-      <w:r>
-        <w:rPr>
-          <w:lang w:bidi="fa-IR"/>
-        </w:rPr>
-        <w:t>(</w:t>
-      </w:r>
-      <w:proofErr w:type="spellStart"/>
+        <w:t>Log(</w:t>
+      </w:r>
       <w:proofErr w:type="gramEnd"/>
       <w:r>
         <w:rPr>
           <w:u w:val="single"/>
           <w:lang w:bidi="fa-IR"/>
         </w:rPr>
-        <w:t>product_id</w:t>
-      </w:r>
-      <w:proofErr w:type="spellEnd"/>
-      <w:r>
-        <w:rPr>
-          <w:u w:val="single"/>
-          <w:lang w:bidi="fa-IR"/>
-        </w:rPr>
-        <w:t xml:space="preserve">, </w:t>
-      </w:r>
-      <w:proofErr w:type="spellStart"/>
-      <w:r>
-        <w:rPr>
-          <w:u w:val="single"/>
-          <w:lang w:bidi="fa-IR"/>
-        </w:rPr>
-        <w:t>store_id</w:t>
-      </w:r>
-      <w:proofErr w:type="spellEnd"/>
-      <w:r>
-        <w:rPr>
-          <w:u w:val="single"/>
-          <w:lang w:bidi="fa-IR"/>
-        </w:rPr>
-        <w:t xml:space="preserve">, shelf, row, </w:t>
-      </w:r>
-      <w:proofErr w:type="spellStart"/>
-      <w:r>
-        <w:rPr>
-          <w:u w:val="single"/>
-          <w:lang w:bidi="fa-IR"/>
-        </w:rPr>
-        <w:t>log_id</w:t>
-      </w:r>
-      <w:proofErr w:type="spellEnd"/>
-      <w:r>
-        <w:rPr>
-          <w:lang w:bidi="fa-IR"/>
-        </w:rPr>
-        <w:t xml:space="preserve">, </w:t>
-      </w:r>
-      <w:proofErr w:type="spellStart"/>
-      <w:r>
-        <w:rPr>
-          <w:lang w:bidi="fa-IR"/>
-        </w:rPr>
-        <w:t>change_type</w:t>
-      </w:r>
-      <w:proofErr w:type="spellEnd"/>
-      <w:r>
-        <w:rPr>
-          <w:lang w:bidi="fa-IR"/>
-        </w:rPr>
-        <w:t xml:space="preserve">, </w:t>
-      </w:r>
-      <w:proofErr w:type="spellStart"/>
-      <w:r>
-        <w:rPr>
-          <w:lang w:bidi="fa-IR"/>
-        </w:rPr>
-        <w:t>quantity_changed</w:t>
-      </w:r>
-      <w:proofErr w:type="spellEnd"/>
-      <w:r>
-        <w:rPr>
-          <w:lang w:bidi="fa-IR"/>
-        </w:rPr>
-        <w:t>, reason)</w:t>
+        <w:t>product_id, store_id, shelf, row, log_id</w:t>
+      </w:r>
+      <w:r>
+        <w:rPr>
+          <w:lang w:bidi="fa-IR"/>
+        </w:rPr>
+        <w:t>, change_type, quantity_changed, reason)</w:t>
       </w:r>
     </w:p>
     <w:p>
@@ -6070,7 +3706,6 @@
         </w:rPr>
         <w:t>Order(</w:t>
       </w:r>
-      <w:proofErr w:type="spellStart"/>
       <w:proofErr w:type="gramEnd"/>
       <w:r>
         <w:rPr>
@@ -6079,110 +3714,11 @@
         </w:rPr>
         <w:t>order_id</w:t>
       </w:r>
-      <w:proofErr w:type="spellEnd"/>
-      <w:r>
-        <w:rPr>
-          <w:lang w:bidi="fa-IR"/>
-        </w:rPr>
-        <w:t xml:space="preserve">, </w:t>
-      </w:r>
-      <w:proofErr w:type="spellStart"/>
-      <w:r>
-        <w:rPr>
-          <w:lang w:bidi="fa-IR"/>
-        </w:rPr>
-        <w:t>order_status</w:t>
-      </w:r>
-      <w:proofErr w:type="spellEnd"/>
-      <w:r>
-        <w:rPr>
-          <w:lang w:bidi="fa-IR"/>
-        </w:rPr>
-        <w:t xml:space="preserve">, </w:t>
-      </w:r>
-      <w:proofErr w:type="spellStart"/>
-      <w:r>
-        <w:rPr>
-          <w:lang w:bidi="fa-IR"/>
-        </w:rPr>
-        <w:t>order_date</w:t>
-      </w:r>
-      <w:proofErr w:type="spellEnd"/>
-      <w:r>
-        <w:rPr>
-          <w:lang w:bidi="fa-IR"/>
-        </w:rPr>
-        <w:t xml:space="preserve">, </w:t>
-      </w:r>
-      <w:proofErr w:type="spellStart"/>
-      <w:r>
-        <w:rPr>
-          <w:lang w:bidi="fa-IR"/>
-        </w:rPr>
-        <w:t>total_amount</w:t>
-      </w:r>
-      <w:proofErr w:type="spellEnd"/>
-      <w:r>
-        <w:rPr>
-          <w:lang w:bidi="fa-IR"/>
-        </w:rPr>
-        <w:t xml:space="preserve">, </w:t>
-      </w:r>
-      <w:proofErr w:type="spellStart"/>
-      <w:r>
-        <w:rPr>
-          <w:lang w:bidi="fa-IR"/>
-        </w:rPr>
-        <w:t>shipping_cost</w:t>
-      </w:r>
-      <w:proofErr w:type="spellEnd"/>
-      <w:r>
-        <w:rPr>
-          <w:lang w:bidi="fa-IR"/>
-        </w:rPr>
-        <w:t xml:space="preserve">, discount, </w:t>
-      </w:r>
-      <w:proofErr w:type="spellStart"/>
-      <w:r>
-        <w:rPr>
-          <w:lang w:bidi="fa-IR"/>
-        </w:rPr>
-        <w:t>customer_id</w:t>
-      </w:r>
-      <w:proofErr w:type="spellEnd"/>
-      <w:r>
-        <w:rPr>
-          <w:lang w:bidi="fa-IR"/>
-        </w:rPr>
-        <w:t xml:space="preserve">, </w:t>
-      </w:r>
-      <w:proofErr w:type="spellStart"/>
-      <w:r>
-        <w:rPr>
-          <w:lang w:bidi="fa-IR"/>
-        </w:rPr>
-        <w:t>customer_postal_code</w:t>
-      </w:r>
-      <w:proofErr w:type="spellEnd"/>
-      <w:r>
-        <w:rPr>
-          <w:lang w:bidi="fa-IR"/>
-        </w:rPr>
-        <w:t xml:space="preserve">, </w:t>
-      </w:r>
-      <w:proofErr w:type="spellStart"/>
-      <w:r>
-        <w:rPr>
-          <w:lang w:bidi="fa-IR"/>
-        </w:rPr>
-        <w:t>promo_code</w:t>
-      </w:r>
-      <w:proofErr w:type="spellEnd"/>
-      <w:r>
-        <w:rPr>
-          <w:lang w:bidi="fa-IR"/>
-        </w:rPr>
-        <w:t>)</w:t>
+      <w:r>
+        <w:rPr>
+          <w:lang w:bidi="fa-IR"/>
+        </w:rPr>
+        <w:t>, order_status, order_date, total_amount, shipping_cost, discount, customer_id, customer_postal_code, promo_code)</w:t>
       </w:r>
     </w:p>
     <w:p>
@@ -6197,7 +3733,6 @@
           <w:lang w:bidi="fa-IR"/>
         </w:rPr>
       </w:pPr>
-      <w:proofErr w:type="spellStart"/>
       <w:r>
         <w:rPr>
           <w:lang w:bidi="fa-IR"/>
@@ -6209,74 +3744,21 @@
         <w:rPr>
           <w:lang w:bidi="fa-IR"/>
         </w:rPr>
-        <w:t>Item</w:t>
-      </w:r>
-      <w:proofErr w:type="spellEnd"/>
-      <w:r>
-        <w:rPr>
-          <w:lang w:bidi="fa-IR"/>
-        </w:rPr>
-        <w:t>(</w:t>
-      </w:r>
-      <w:proofErr w:type="spellStart"/>
+        <w:t>Item(</w:t>
+      </w:r>
       <w:proofErr w:type="gramEnd"/>
       <w:r>
         <w:rPr>
           <w:u w:val="single"/>
           <w:lang w:bidi="fa-IR"/>
         </w:rPr>
-        <w:t>order_id</w:t>
-      </w:r>
-      <w:proofErr w:type="spellEnd"/>
-      <w:r>
-        <w:rPr>
-          <w:u w:val="single"/>
-          <w:lang w:bidi="fa-IR"/>
-        </w:rPr>
-        <w:t xml:space="preserve">, </w:t>
-      </w:r>
-      <w:proofErr w:type="spellStart"/>
-      <w:r>
-        <w:rPr>
-          <w:u w:val="single"/>
-          <w:lang w:bidi="fa-IR"/>
-        </w:rPr>
-        <w:t>item_number</w:t>
-      </w:r>
-      <w:proofErr w:type="spellEnd"/>
-      <w:r>
-        <w:rPr>
-          <w:lang w:bidi="fa-IR"/>
-        </w:rPr>
-        <w:t xml:space="preserve">, quantity, </w:t>
-      </w:r>
-      <w:proofErr w:type="spellStart"/>
-      <w:r>
-        <w:rPr>
-          <w:lang w:bidi="fa-IR"/>
-        </w:rPr>
-        <w:t>unit_price</w:t>
-      </w:r>
-      <w:proofErr w:type="spellEnd"/>
-      <w:r>
-        <w:rPr>
-          <w:lang w:bidi="fa-IR"/>
-        </w:rPr>
-        <w:t xml:space="preserve">, </w:t>
-      </w:r>
-      <w:proofErr w:type="spellStart"/>
-      <w:r>
-        <w:rPr>
-          <w:lang w:bidi="fa-IR"/>
-        </w:rPr>
-        <w:t>product_id</w:t>
-      </w:r>
-      <w:proofErr w:type="spellEnd"/>
-      <w:r>
-        <w:rPr>
-          <w:lang w:bidi="fa-IR"/>
-        </w:rPr>
-        <w:t>)</w:t>
+        <w:t>order_id, item_number</w:t>
+      </w:r>
+      <w:r>
+        <w:rPr>
+          <w:lang w:bidi="fa-IR"/>
+        </w:rPr>
+        <w:t>, quantity, unit_price, product_id)</w:t>
       </w:r>
     </w:p>
     <w:p>
@@ -6298,7 +3780,6 @@
         </w:rPr>
         <w:t>Payment(</w:t>
       </w:r>
-      <w:proofErr w:type="spellStart"/>
       <w:proofErr w:type="gramEnd"/>
       <w:r>
         <w:rPr>
@@ -6307,82 +3788,11 @@
         </w:rPr>
         <w:t>payment_id</w:t>
       </w:r>
-      <w:proofErr w:type="spellEnd"/>
-      <w:r>
-        <w:rPr>
-          <w:lang w:bidi="fa-IR"/>
-        </w:rPr>
-        <w:t xml:space="preserve">, amount, </w:t>
-      </w:r>
-      <w:proofErr w:type="spellStart"/>
-      <w:r>
-        <w:rPr>
-          <w:lang w:bidi="fa-IR"/>
-        </w:rPr>
-        <w:t>payment_method</w:t>
-      </w:r>
-      <w:proofErr w:type="spellEnd"/>
-      <w:r>
-        <w:rPr>
-          <w:lang w:bidi="fa-IR"/>
-        </w:rPr>
-        <w:t xml:space="preserve">, </w:t>
-      </w:r>
-      <w:proofErr w:type="spellStart"/>
-      <w:r>
-        <w:rPr>
-          <w:lang w:bidi="fa-IR"/>
-        </w:rPr>
-        <w:t>payment_status</w:t>
-      </w:r>
-      <w:proofErr w:type="spellEnd"/>
-      <w:r>
-        <w:rPr>
-          <w:lang w:bidi="fa-IR"/>
-        </w:rPr>
-        <w:t xml:space="preserve">, </w:t>
-      </w:r>
-      <w:proofErr w:type="spellStart"/>
-      <w:r>
-        <w:rPr>
-          <w:lang w:bidi="fa-IR"/>
-        </w:rPr>
-        <w:t>payment_time</w:t>
-      </w:r>
-      <w:proofErr w:type="spellEnd"/>
-      <w:r>
-        <w:rPr>
-          <w:lang w:bidi="fa-IR"/>
-        </w:rPr>
-        <w:t xml:space="preserve">, </w:t>
-      </w:r>
-      <w:proofErr w:type="spellStart"/>
-      <w:r>
-        <w:rPr>
-          <w:lang w:bidi="fa-IR"/>
-        </w:rPr>
-        <w:t>tracking_code</w:t>
-      </w:r>
-      <w:proofErr w:type="spellEnd"/>
-      <w:r>
-        <w:rPr>
-          <w:lang w:bidi="fa-IR"/>
-        </w:rPr>
-        <w:t xml:space="preserve">, </w:t>
-      </w:r>
-      <w:proofErr w:type="spellStart"/>
-      <w:r>
-        <w:rPr>
-          <w:lang w:bidi="fa-IR"/>
-        </w:rPr>
-        <w:t>order_id</w:t>
-      </w:r>
-      <w:proofErr w:type="spellEnd"/>
-      <w:r>
-        <w:rPr>
-          <w:lang w:bidi="fa-IR"/>
-        </w:rPr>
-        <w:t>)</w:t>
+      <w:r>
+        <w:rPr>
+          <w:lang w:bidi="fa-IR"/>
+        </w:rPr>
+        <w:t>, amount, payment_method, payment_status, payment_time, tracking_code, order_id)</w:t>
       </w:r>
     </w:p>
     <w:p>
@@ -6404,7 +3814,6 @@
         </w:rPr>
         <w:t>Shipment(</w:t>
       </w:r>
-      <w:proofErr w:type="spellStart"/>
       <w:proofErr w:type="gramEnd"/>
       <w:r>
         <w:rPr>
@@ -6413,40 +3822,11 @@
         </w:rPr>
         <w:t>shipment_id</w:t>
       </w:r>
-      <w:proofErr w:type="spellEnd"/>
-      <w:r>
-        <w:rPr>
-          <w:lang w:bidi="fa-IR"/>
-        </w:rPr>
-        <w:t xml:space="preserve">, </w:t>
-      </w:r>
-      <w:proofErr w:type="spellStart"/>
-      <w:r>
-        <w:rPr>
-          <w:lang w:bidi="fa-IR"/>
-        </w:rPr>
-        <w:t>shipment_tracking_code</w:t>
-      </w:r>
-      <w:proofErr w:type="spellEnd"/>
-      <w:r>
-        <w:rPr>
-          <w:lang w:bidi="fa-IR"/>
-        </w:rPr>
-        <w:t xml:space="preserve">, time, status, </w:t>
-      </w:r>
-      <w:proofErr w:type="spellStart"/>
-      <w:r>
-        <w:rPr>
-          <w:lang w:bidi="fa-IR"/>
-        </w:rPr>
-        <w:t>order_id</w:t>
-      </w:r>
-      <w:proofErr w:type="spellEnd"/>
-      <w:r>
-        <w:rPr>
-          <w:lang w:bidi="fa-IR"/>
-        </w:rPr>
-        <w:t>)</w:t>
+      <w:r>
+        <w:rPr>
+          <w:lang w:bidi="fa-IR"/>
+        </w:rPr>
+        <w:t>, shipment_tracking_code, time, status, order_id)</w:t>
       </w:r>
     </w:p>
     <w:p>
@@ -6461,7 +3841,6 @@
           <w:lang w:bidi="fa-IR"/>
         </w:rPr>
       </w:pPr>
-      <w:proofErr w:type="spellStart"/>
       <w:r>
         <w:rPr>
           <w:lang w:bidi="fa-IR"/>
@@ -6473,16 +3852,8 @@
         <w:rPr>
           <w:lang w:bidi="fa-IR"/>
         </w:rPr>
-        <w:t>Code</w:t>
-      </w:r>
-      <w:proofErr w:type="spellEnd"/>
-      <w:r>
-        <w:rPr>
-          <w:lang w:bidi="fa-IR"/>
-        </w:rPr>
-        <w:t>(</w:t>
-      </w:r>
-      <w:proofErr w:type="spellStart"/>
+        <w:t>Code(</w:t>
+      </w:r>
       <w:proofErr w:type="gramEnd"/>
       <w:r>
         <w:rPr>
@@ -6491,68 +3862,11 @@
         </w:rPr>
         <w:t>promo_code</w:t>
       </w:r>
-      <w:proofErr w:type="spellEnd"/>
-      <w:r>
-        <w:rPr>
-          <w:lang w:bidi="fa-IR"/>
-        </w:rPr>
-        <w:t xml:space="preserve">, </w:t>
-      </w:r>
-      <w:proofErr w:type="spellStart"/>
-      <w:r>
-        <w:rPr>
-          <w:lang w:bidi="fa-IR"/>
-        </w:rPr>
-        <w:t>start_date</w:t>
-      </w:r>
-      <w:proofErr w:type="spellEnd"/>
-      <w:r>
-        <w:rPr>
-          <w:lang w:bidi="fa-IR"/>
-        </w:rPr>
-        <w:t xml:space="preserve">, </w:t>
-      </w:r>
-      <w:proofErr w:type="spellStart"/>
-      <w:r>
-        <w:rPr>
-          <w:lang w:bidi="fa-IR"/>
-        </w:rPr>
-        <w:t>end_date</w:t>
-      </w:r>
-      <w:proofErr w:type="spellEnd"/>
-      <w:r>
-        <w:rPr>
-          <w:lang w:bidi="fa-IR"/>
-        </w:rPr>
-        <w:t xml:space="preserve">, </w:t>
-      </w:r>
-      <w:proofErr w:type="spellStart"/>
-      <w:r>
-        <w:rPr>
-          <w:lang w:bidi="fa-IR"/>
-        </w:rPr>
-        <w:t>usage_limit</w:t>
-      </w:r>
-      <w:proofErr w:type="spellEnd"/>
-      <w:r>
-        <w:rPr>
-          <w:lang w:bidi="fa-IR"/>
-        </w:rPr>
-        <w:t xml:space="preserve">, </w:t>
-      </w:r>
-      <w:proofErr w:type="spellStart"/>
-      <w:r>
-        <w:rPr>
-          <w:lang w:bidi="fa-IR"/>
-        </w:rPr>
-        <w:t>min_order_amount</w:t>
-      </w:r>
-      <w:proofErr w:type="spellEnd"/>
-      <w:r>
-        <w:rPr>
-          <w:lang w:bidi="fa-IR"/>
-        </w:rPr>
-        <w:t>)</w:t>
+      <w:r>
+        <w:rPr>
+          <w:lang w:bidi="fa-IR"/>
+        </w:rPr>
+        <w:t>, start_date, end_date, usage_limit, min_order_amount)</w:t>
       </w:r>
     </w:p>
     <w:p>
@@ -6567,7 +3881,6 @@
           <w:lang w:bidi="fa-IR"/>
         </w:rPr>
       </w:pPr>
-      <w:proofErr w:type="spellStart"/>
       <w:r>
         <w:rPr>
           <w:lang w:bidi="fa-IR"/>
@@ -6579,16 +3892,8 @@
         <w:rPr>
           <w:lang w:bidi="fa-IR"/>
         </w:rPr>
-        <w:t>Discount</w:t>
-      </w:r>
-      <w:proofErr w:type="spellEnd"/>
-      <w:r>
-        <w:rPr>
-          <w:lang w:bidi="fa-IR"/>
-        </w:rPr>
-        <w:t>(</w:t>
-      </w:r>
-      <w:proofErr w:type="spellStart"/>
+        <w:t>Discount(</w:t>
+      </w:r>
       <w:proofErr w:type="gramEnd"/>
       <w:r>
         <w:rPr>
@@ -6597,40 +3902,11 @@
         </w:rPr>
         <w:t>promo_code</w:t>
       </w:r>
-      <w:proofErr w:type="spellEnd"/>
-      <w:r>
-        <w:rPr>
-          <w:lang w:bidi="fa-IR"/>
-        </w:rPr>
-        <w:t xml:space="preserve">, </w:t>
-      </w:r>
-      <w:proofErr w:type="spellStart"/>
-      <w:r>
-        <w:rPr>
-          <w:lang w:bidi="fa-IR"/>
-        </w:rPr>
-        <w:t>discount_percentage</w:t>
-      </w:r>
-      <w:proofErr w:type="spellEnd"/>
-      <w:r>
-        <w:rPr>
-          <w:lang w:bidi="fa-IR"/>
-        </w:rPr>
-        <w:t xml:space="preserve">, </w:t>
-      </w:r>
-      <w:proofErr w:type="spellStart"/>
-      <w:r>
-        <w:rPr>
-          <w:lang w:bidi="fa-IR"/>
-        </w:rPr>
-        <w:t>max_discount_amount</w:t>
-      </w:r>
-      <w:proofErr w:type="spellEnd"/>
-      <w:r>
-        <w:rPr>
-          <w:lang w:bidi="fa-IR"/>
-        </w:rPr>
-        <w:t>)</w:t>
+      <w:r>
+        <w:rPr>
+          <w:lang w:bidi="fa-IR"/>
+        </w:rPr>
+        <w:t>, discount_percentage, max_discount_amount)</w:t>
       </w:r>
     </w:p>
     <w:p>
@@ -6642,12 +3918,10 @@
         </w:numPr>
         <w:bidi w:val="0"/>
         <w:rPr>
-          <w:rFonts w:hint="cs"/>
-          <w:rtl/>
-          <w:lang w:bidi="fa-IR"/>
-        </w:rPr>
-      </w:pPr>
-      <w:proofErr w:type="spellStart"/>
+          <w:rtl/>
+          <w:lang w:bidi="fa-IR"/>
+        </w:rPr>
+      </w:pPr>
       <w:r>
         <w:rPr>
           <w:lang w:bidi="fa-IR"/>
@@ -6659,16 +3933,8 @@
         <w:rPr>
           <w:lang w:bidi="fa-IR"/>
         </w:rPr>
-        <w:t>Discount</w:t>
-      </w:r>
-      <w:proofErr w:type="spellEnd"/>
-      <w:r>
-        <w:rPr>
-          <w:lang w:bidi="fa-IR"/>
-        </w:rPr>
-        <w:t>(</w:t>
-      </w:r>
-      <w:proofErr w:type="spellStart"/>
+        <w:t>Discount(</w:t>
+      </w:r>
       <w:proofErr w:type="gramEnd"/>
       <w:r>
         <w:rPr>
@@ -6677,26 +3943,11 @@
         </w:rPr>
         <w:t>promo_code</w:t>
       </w:r>
-      <w:proofErr w:type="spellEnd"/>
-      <w:r>
-        <w:rPr>
-          <w:lang w:bidi="fa-IR"/>
-        </w:rPr>
-        <w:t xml:space="preserve">, </w:t>
-      </w:r>
-      <w:proofErr w:type="spellStart"/>
-      <w:r>
-        <w:rPr>
-          <w:lang w:bidi="fa-IR"/>
-        </w:rPr>
-        <w:t>discount_amount</w:t>
-      </w:r>
-      <w:proofErr w:type="spellEnd"/>
-      <w:r>
-        <w:rPr>
-          <w:lang w:bidi="fa-IR"/>
-        </w:rPr>
-        <w:t>)</w:t>
+      <w:r>
+        <w:rPr>
+          <w:lang w:bidi="fa-IR"/>
+        </w:rPr>
+        <w:t>, discount_amount)</w:t>
       </w:r>
     </w:p>
     <w:p>
@@ -6817,14 +4068,12 @@
         </w:rPr>
         <w:t xml:space="preserve"> بود، از ابتدا در جدول جدای </w:t>
       </w:r>
-      <w:proofErr w:type="spellStart"/>
       <w:r>
         <w:rPr>
           <w:lang w:bidi="fa-IR"/>
         </w:rPr>
         <w:t>Customer_Address</w:t>
       </w:r>
-      <w:proofErr w:type="spellEnd"/>
       <w:r>
         <w:rPr>
           <w:rtl/>
@@ -6916,14 +4165,12 @@
         </w:rPr>
         <w:t xml:space="preserve"> وابسته به </w:t>
       </w:r>
-      <w:proofErr w:type="spellStart"/>
       <w:r>
         <w:rPr>
           <w:lang w:bidi="fa-IR"/>
         </w:rPr>
         <w:t>postal_code</w:t>
       </w:r>
-      <w:proofErr w:type="spellEnd"/>
       <w:r>
         <w:rPr>
           <w:rtl/>
@@ -6972,33 +4219,11 @@
         </w:rPr>
         <w:t xml:space="preserve"> دوباره و به‌صورت تکراری ذخیره می‌شد. با جدول </w:t>
       </w:r>
-      <w:proofErr w:type="spellStart"/>
-      <w:r>
-        <w:rPr>
-          <w:lang w:bidi="fa-IR"/>
-        </w:rPr>
-        <w:t>Postal_Code</w:t>
-      </w:r>
-      <w:proofErr w:type="spellEnd"/>
-      <w:r>
-        <w:rPr>
-          <w:lang w:bidi="fa-IR"/>
-        </w:rPr>
-        <w:t>(</w:t>
-      </w:r>
-      <w:proofErr w:type="spellStart"/>
-      <w:r>
-        <w:rPr>
-          <w:lang w:bidi="fa-IR"/>
-        </w:rPr>
-        <w:t>postal_code</w:t>
-      </w:r>
-      <w:proofErr w:type="spellEnd"/>
-      <w:r>
-        <w:rPr>
-          <w:lang w:bidi="fa-IR"/>
-        </w:rPr>
-        <w:t>, state, city)</w:t>
+      <w:r>
+        <w:rPr>
+          <w:lang w:bidi="fa-IR"/>
+        </w:rPr>
+        <w:t>Postal_Code(postal_code, state, city)</w:t>
       </w:r>
       <w:r>
         <w:rPr>
@@ -7066,14 +4291,12 @@
         </w:rPr>
         <w:t xml:space="preserve">جدول موجودی هم افزونگی داشت، چون </w:t>
       </w:r>
-      <w:proofErr w:type="spellStart"/>
       <w:r>
         <w:rPr>
           <w:lang w:bidi="fa-IR"/>
         </w:rPr>
         <w:t>stock_quantity</w:t>
       </w:r>
-      <w:proofErr w:type="spellEnd"/>
       <w:r>
         <w:rPr>
           <w:rtl/>
@@ -7081,14 +4304,12 @@
         </w:rPr>
         <w:t xml:space="preserve"> و </w:t>
       </w:r>
-      <w:proofErr w:type="spellStart"/>
       <w:r>
         <w:rPr>
           <w:lang w:bidi="fa-IR"/>
         </w:rPr>
         <w:t>alert_threshold</w:t>
       </w:r>
-      <w:proofErr w:type="spellEnd"/>
       <w:r>
         <w:rPr>
           <w:rtl/>
@@ -7096,14 +4317,12 @@
         </w:rPr>
         <w:t xml:space="preserve"> فقط به محصول وابسته بودند نه به مکان دقیق قفسه. با تجزیه به </w:t>
       </w:r>
-      <w:proofErr w:type="spellStart"/>
       <w:r>
         <w:rPr>
           <w:lang w:bidi="fa-IR"/>
         </w:rPr>
         <w:t>Inventory_Stock</w:t>
       </w:r>
-      <w:proofErr w:type="spellEnd"/>
       <w:r>
         <w:rPr>
           <w:rtl/>
@@ -7126,14 +4345,12 @@
         </w:rPr>
         <w:t xml:space="preserve">موجودی) و </w:t>
       </w:r>
-      <w:proofErr w:type="spellStart"/>
       <w:r>
         <w:rPr>
           <w:lang w:bidi="fa-IR"/>
         </w:rPr>
         <w:t>Inventory_Location</w:t>
       </w:r>
-      <w:proofErr w:type="spellEnd"/>
       <w:r>
         <w:rPr>
           <w:rtl/>
@@ -7141,14 +4358,12 @@
         </w:rPr>
         <w:t xml:space="preserve"> (مکان فیزیکی)، هم افزونگی حذف شد و هم گزارش‌گیری «محصولات کم‌موجودی» ساده‌تر شد، چون تیم تحلیل داده فقط باید </w:t>
       </w:r>
-      <w:proofErr w:type="spellStart"/>
       <w:r>
         <w:rPr>
           <w:lang w:bidi="fa-IR"/>
         </w:rPr>
         <w:t>Inventory_Stock</w:t>
       </w:r>
-      <w:proofErr w:type="spellEnd"/>
       <w:r>
         <w:rPr>
           <w:rtl/>
@@ -7208,14 +4423,12 @@
         </w:rPr>
         <w:t xml:space="preserve">) از </w:t>
       </w:r>
-      <w:proofErr w:type="spellStart"/>
       <w:r>
         <w:rPr>
           <w:lang w:bidi="fa-IR"/>
         </w:rPr>
         <w:t>Order_Item</w:t>
       </w:r>
-      <w:proofErr w:type="spellEnd"/>
       <w:r>
         <w:rPr>
           <w:rtl/>
@@ -7285,14 +4498,12 @@
         </w:rPr>
         <w:t xml:space="preserve"> ذخیره می‌شدند، یا باید ستون‌های تکراری ساخته می‌شد یا اطلاعات سفارش (مثل </w:t>
       </w:r>
-      <w:proofErr w:type="spellStart"/>
       <w:r>
         <w:rPr>
           <w:lang w:bidi="fa-IR"/>
         </w:rPr>
         <w:t>order_status</w:t>
       </w:r>
-      <w:proofErr w:type="spellEnd"/>
       <w:r>
         <w:rPr>
           <w:rtl/>
@@ -7350,14 +4561,12 @@
         </w:rPr>
         <w:t xml:space="preserve"> هر دو جدول مستقل با کلید خارجی </w:t>
       </w:r>
-      <w:proofErr w:type="spellStart"/>
       <w:r>
         <w:rPr>
           <w:lang w:bidi="fa-IR"/>
         </w:rPr>
         <w:t>order_id</w:t>
       </w:r>
-      <w:proofErr w:type="spellEnd"/>
       <w:r>
         <w:rPr>
           <w:rtl/>
@@ -7544,14 +4753,12 @@
         </w:rPr>
         <w:t xml:space="preserve"> سه جدول ساخته شد: </w:t>
       </w:r>
-      <w:proofErr w:type="spellStart"/>
       <w:r>
         <w:rPr>
           <w:lang w:bidi="fa-IR"/>
         </w:rPr>
         <w:t>Promo_Code</w:t>
       </w:r>
-      <w:proofErr w:type="spellEnd"/>
       <w:r>
         <w:rPr>
           <w:rtl/>
@@ -7559,14 +4766,12 @@
         </w:rPr>
         <w:t xml:space="preserve"> برای ویژگی‌های مشترک، و </w:t>
       </w:r>
-      <w:proofErr w:type="spellStart"/>
       <w:r>
         <w:rPr>
           <w:lang w:bidi="fa-IR"/>
         </w:rPr>
         <w:t>Percentage_Discount</w:t>
       </w:r>
-      <w:proofErr w:type="spellEnd"/>
       <w:r>
         <w:rPr>
           <w:rtl/>
@@ -7574,14 +4779,12 @@
         </w:rPr>
         <w:t xml:space="preserve"> و </w:t>
       </w:r>
-      <w:proofErr w:type="spellStart"/>
       <w:r>
         <w:rPr>
           <w:lang w:bidi="fa-IR"/>
         </w:rPr>
         <w:t>Flat_Discount</w:t>
       </w:r>
-      <w:proofErr w:type="spellEnd"/>
       <w:r>
         <w:rPr>
           <w:rtl/>
@@ -7589,14 +4792,12 @@
         </w:rPr>
         <w:t xml:space="preserve"> برای ویژگی‌های اختصاصی هر نوع تخفیف. هر یک از این سه جدول تنها یک وابستگی تابعی دارد که سمت چپ آن </w:t>
       </w:r>
-      <w:proofErr w:type="spellStart"/>
       <w:r>
         <w:rPr>
           <w:lang w:bidi="fa-IR"/>
         </w:rPr>
         <w:t>promo_code</w:t>
       </w:r>
-      <w:proofErr w:type="spellEnd"/>
       <w:r>
         <w:rPr>
           <w:rtl/>
@@ -7639,14 +4840,12 @@
         </w:rPr>
         <w:t xml:space="preserve">برای دسته‌بندی نیز، رابطه‌ی بازگشتی با افزودن </w:t>
       </w:r>
-      <w:proofErr w:type="spellStart"/>
       <w:r>
         <w:rPr>
           <w:lang w:bidi="fa-IR"/>
         </w:rPr>
         <w:t>parent_category_id</w:t>
       </w:r>
-      <w:proofErr w:type="spellEnd"/>
       <w:r>
         <w:rPr>
           <w:rtl/>
@@ -7682,14 +4881,12 @@
         </w:rPr>
         <w:t xml:space="preserve"> مدل شد، و چون </w:t>
       </w:r>
-      <w:proofErr w:type="spellStart"/>
       <w:r>
         <w:rPr>
           <w:lang w:bidi="fa-IR"/>
         </w:rPr>
         <w:t>category_id</w:t>
       </w:r>
-      <w:proofErr w:type="spellEnd"/>
       <w:r>
         <w:rPr>
           <w:rtl/>
@@ -7711,14 +4908,12 @@
         </w:rPr>
         <w:t xml:space="preserve">درباره‌ی فروشنده، از آنجا که هر محصول تنها متعلق به یک فروشنده است، </w:t>
       </w:r>
-      <w:proofErr w:type="spellStart"/>
       <w:r>
         <w:rPr>
           <w:lang w:bidi="fa-IR"/>
         </w:rPr>
         <w:t>seller_id</w:t>
       </w:r>
-      <w:proofErr w:type="spellEnd"/>
       <w:r>
         <w:rPr>
           <w:rtl/>
@@ -7780,14 +4975,12 @@
         </w:rPr>
         <w:t xml:space="preserve">حصول، تنها وابستگی تابعی از </w:t>
       </w:r>
-      <w:proofErr w:type="spellStart"/>
       <w:r>
         <w:rPr>
           <w:lang w:bidi="fa-IR"/>
         </w:rPr>
         <w:t>product_id</w:t>
       </w:r>
-      <w:proofErr w:type="spellEnd"/>
       <w:r>
         <w:rPr>
           <w:rtl/>
@@ -7845,7 +5038,6 @@
         </w:rPr>
         <w:t>Customer(</w:t>
       </w:r>
-      <w:proofErr w:type="spellStart"/>
       <w:proofErr w:type="gramEnd"/>
       <w:r>
         <w:rPr>
@@ -7854,68 +5046,11 @@
         </w:rPr>
         <w:t>customer_id</w:t>
       </w:r>
-      <w:proofErr w:type="spellEnd"/>
-      <w:r>
-        <w:rPr>
-          <w:lang w:bidi="fa-IR"/>
-        </w:rPr>
-        <w:t xml:space="preserve">, </w:t>
-      </w:r>
-      <w:proofErr w:type="spellStart"/>
-      <w:r>
-        <w:rPr>
-          <w:lang w:bidi="fa-IR"/>
-        </w:rPr>
-        <w:t>first_name</w:t>
-      </w:r>
-      <w:proofErr w:type="spellEnd"/>
-      <w:r>
-        <w:rPr>
-          <w:lang w:bidi="fa-IR"/>
-        </w:rPr>
-        <w:t xml:space="preserve">, </w:t>
-      </w:r>
-      <w:proofErr w:type="spellStart"/>
-      <w:r>
-        <w:rPr>
-          <w:lang w:bidi="fa-IR"/>
-        </w:rPr>
-        <w:t>last_name</w:t>
-      </w:r>
-      <w:proofErr w:type="spellEnd"/>
-      <w:r>
-        <w:rPr>
-          <w:lang w:bidi="fa-IR"/>
-        </w:rPr>
-        <w:t xml:space="preserve">, email, </w:t>
-      </w:r>
-      <w:proofErr w:type="spellStart"/>
-      <w:r>
-        <w:rPr>
-          <w:lang w:bidi="fa-IR"/>
-        </w:rPr>
-        <w:t>registration_date</w:t>
-      </w:r>
-      <w:proofErr w:type="spellEnd"/>
-      <w:r>
-        <w:rPr>
-          <w:lang w:bidi="fa-IR"/>
-        </w:rPr>
-        <w:t xml:space="preserve">, </w:t>
-      </w:r>
-      <w:proofErr w:type="spellStart"/>
-      <w:r>
-        <w:rPr>
-          <w:lang w:bidi="fa-IR"/>
-        </w:rPr>
-        <w:t>account_status</w:t>
-      </w:r>
-      <w:proofErr w:type="spellEnd"/>
-      <w:r>
-        <w:rPr>
-          <w:lang w:bidi="fa-IR"/>
-        </w:rPr>
-        <w:t>)</w:t>
+      <w:r>
+        <w:rPr>
+          <w:lang w:bidi="fa-IR"/>
+        </w:rPr>
+        <w:t>, first_name, last_name, email, registration_date, account_status)</w:t>
       </w:r>
     </w:p>
     <w:p>
@@ -7931,7 +5066,6 @@
           <w:lang w:bidi="fa-IR"/>
         </w:rPr>
       </w:pPr>
-      <w:proofErr w:type="spellStart"/>
       <w:r>
         <w:rPr>
           <w:lang w:bidi="fa-IR"/>
@@ -7944,108 +5078,63 @@
         <w:rPr>
           <w:lang w:bidi="fa-IR"/>
         </w:rPr>
-        <w:t>Phone</w:t>
-      </w:r>
-      <w:proofErr w:type="spellEnd"/>
-      <w:r>
-        <w:rPr>
-          <w:lang w:bidi="fa-IR"/>
-        </w:rPr>
-        <w:t>(</w:t>
-      </w:r>
-      <w:proofErr w:type="spellStart"/>
+        <w:t>Phone(</w:t>
+      </w:r>
       <w:proofErr w:type="gramEnd"/>
       <w:r>
         <w:rPr>
           <w:u w:val="single"/>
           <w:lang w:bidi="fa-IR"/>
         </w:rPr>
-        <w:t>customer_id</w:t>
-      </w:r>
-      <w:proofErr w:type="spellEnd"/>
-      <w:r>
-        <w:rPr>
-          <w:u w:val="single"/>
-          <w:lang w:bidi="fa-IR"/>
-        </w:rPr>
-        <w:t xml:space="preserve">, </w:t>
-      </w:r>
-      <w:proofErr w:type="spellStart"/>
-      <w:r>
-        <w:rPr>
-          <w:u w:val="single"/>
-          <w:lang w:bidi="fa-IR"/>
-        </w:rPr>
-        <w:t>phone_number</w:t>
-      </w:r>
-      <w:proofErr w:type="spellEnd"/>
-      <w:r>
-        <w:rPr>
-          <w:lang w:bidi="fa-IR"/>
-        </w:rPr>
-        <w:t>)</w:t>
-      </w:r>
-      <w:r>
-        <w:rPr>
-          <w:lang w:bidi="fa-IR"/>
-        </w:rPr>
-        <w:t xml:space="preserve"> </w:t>
-      </w:r>
-      <w:r>
-        <w:rPr>
-          <w:lang w:bidi="fa-IR"/>
-        </w:rPr>
-        <w:tab/>
-      </w:r>
-      <w:r>
-        <w:rPr>
-          <w:lang w:bidi="fa-IR"/>
-        </w:rPr>
-        <w:tab/>
-      </w:r>
-      <w:r>
-        <w:rPr>
-          <w:lang w:bidi="fa-IR"/>
-        </w:rPr>
-        <w:tab/>
-      </w:r>
-      <w:r>
-        <w:rPr>
-          <w:lang w:bidi="fa-IR"/>
-        </w:rPr>
-        <w:tab/>
-      </w:r>
-      <w:r>
-        <w:rPr>
-          <w:lang w:bidi="fa-IR"/>
-        </w:rPr>
-        <w:tab/>
-      </w:r>
-      <w:r>
-        <w:rPr>
-          <w:lang w:bidi="fa-IR"/>
-        </w:rPr>
-        <w:tab/>
-      </w:r>
-      <w:r>
-        <w:rPr>
-          <w:lang w:bidi="fa-IR"/>
-        </w:rPr>
-        <w:t xml:space="preserve">FK: </w:t>
-      </w:r>
-      <w:proofErr w:type="spellStart"/>
-      <w:r>
-        <w:rPr>
-          <w:lang w:bidi="fa-IR"/>
-        </w:rPr>
-        <w:t>customer_id</w:t>
-      </w:r>
-      <w:proofErr w:type="spellEnd"/>
-      <w:r>
-        <w:rPr>
-          <w:lang w:bidi="fa-IR"/>
-        </w:rPr>
-        <w:t xml:space="preserve"> → Customer</w:t>
+        <w:t>customer_id, phone_number</w:t>
+      </w:r>
+      <w:r>
+        <w:rPr>
+          <w:lang w:bidi="fa-IR"/>
+        </w:rPr>
+        <w:t xml:space="preserve">) </w:t>
+      </w:r>
+      <w:r>
+        <w:rPr>
+          <w:lang w:bidi="fa-IR"/>
+        </w:rPr>
+        <w:tab/>
+      </w:r>
+      <w:r>
+        <w:rPr>
+          <w:lang w:bidi="fa-IR"/>
+        </w:rPr>
+        <w:tab/>
+      </w:r>
+      <w:r>
+        <w:rPr>
+          <w:lang w:bidi="fa-IR"/>
+        </w:rPr>
+        <w:tab/>
+      </w:r>
+      <w:r>
+        <w:rPr>
+          <w:lang w:bidi="fa-IR"/>
+        </w:rPr>
+        <w:tab/>
+      </w:r>
+      <w:r>
+        <w:rPr>
+          <w:lang w:bidi="fa-IR"/>
+        </w:rPr>
+        <w:tab/>
+      </w:r>
+      <w:r>
+        <w:rPr>
+          <w:lang w:bidi="fa-IR"/>
+        </w:rPr>
+        <w:tab/>
+      </w:r>
+      <w:r>
+        <w:rPr>
+          <w:lang w:bidi="fa-IR"/>
+        </w:rPr>
+        <w:t>FK: customer_id → Customer</w:t>
       </w:r>
     </w:p>
     <w:p>
@@ -8061,7 +5150,6 @@
           <w:lang w:bidi="fa-IR"/>
         </w:rPr>
       </w:pPr>
-      <w:proofErr w:type="spellStart"/>
       <w:r>
         <w:rPr>
           <w:lang w:bidi="fa-IR"/>
@@ -8073,16 +5161,8 @@
         <w:rPr>
           <w:lang w:bidi="fa-IR"/>
         </w:rPr>
-        <w:t>Code</w:t>
-      </w:r>
-      <w:proofErr w:type="spellEnd"/>
-      <w:r>
-        <w:rPr>
-          <w:lang w:bidi="fa-IR"/>
-        </w:rPr>
-        <w:t>(</w:t>
-      </w:r>
-      <w:proofErr w:type="spellStart"/>
+        <w:t>Code(</w:t>
+      </w:r>
       <w:proofErr w:type="gramEnd"/>
       <w:r>
         <w:rPr>
@@ -8091,7 +5171,6 @@
         </w:rPr>
         <w:t>postal_code</w:t>
       </w:r>
-      <w:proofErr w:type="spellEnd"/>
       <w:r>
         <w:rPr>
           <w:lang w:bidi="fa-IR"/>
@@ -8112,7 +5191,6 @@
           <w:lang w:bidi="fa-IR"/>
         </w:rPr>
       </w:pPr>
-      <w:proofErr w:type="spellStart"/>
       <w:r>
         <w:rPr>
           <w:lang w:bidi="fa-IR"/>
@@ -8124,191 +5202,124 @@
         <w:rPr>
           <w:lang w:bidi="fa-IR"/>
         </w:rPr>
-        <w:t>Address</w:t>
-      </w:r>
-      <w:proofErr w:type="spellEnd"/>
-      <w:r>
-        <w:rPr>
-          <w:lang w:bidi="fa-IR"/>
-        </w:rPr>
-        <w:t>(</w:t>
-      </w:r>
-      <w:proofErr w:type="spellStart"/>
+        <w:t>Address(</w:t>
+      </w:r>
       <w:proofErr w:type="gramEnd"/>
       <w:r>
         <w:rPr>
           <w:u w:val="single"/>
           <w:lang w:bidi="fa-IR"/>
         </w:rPr>
-        <w:t>customer_id</w:t>
-      </w:r>
-      <w:proofErr w:type="spellEnd"/>
-      <w:r>
-        <w:rPr>
-          <w:u w:val="single"/>
-          <w:lang w:bidi="fa-IR"/>
-        </w:rPr>
-        <w:t xml:space="preserve">, </w:t>
-      </w:r>
-      <w:proofErr w:type="spellStart"/>
-      <w:r>
-        <w:rPr>
-          <w:u w:val="single"/>
-          <w:lang w:bidi="fa-IR"/>
-        </w:rPr>
-        <w:t>postal_code</w:t>
-      </w:r>
-      <w:proofErr w:type="spellEnd"/>
-      <w:r>
-        <w:rPr>
-          <w:lang w:bidi="fa-IR"/>
-        </w:rPr>
-        <w:t>, street)</w:t>
-      </w:r>
-      <w:r>
-        <w:rPr>
-          <w:lang w:bidi="fa-IR"/>
-        </w:rPr>
-        <w:t xml:space="preserve"> </w:t>
-      </w:r>
-      <w:r>
-        <w:rPr>
-          <w:lang w:bidi="fa-IR"/>
-        </w:rPr>
-        <w:tab/>
-      </w:r>
-      <w:r>
-        <w:rPr>
-          <w:lang w:bidi="fa-IR"/>
-        </w:rPr>
-        <w:tab/>
-      </w:r>
-      <w:r>
-        <w:rPr>
-          <w:lang w:bidi="fa-IR"/>
-        </w:rPr>
-        <w:tab/>
-      </w:r>
-      <w:r>
-        <w:rPr>
-          <w:lang w:bidi="fa-IR"/>
-        </w:rPr>
-        <w:tab/>
-      </w:r>
-      <w:r>
-        <w:rPr>
-          <w:lang w:bidi="fa-IR"/>
-        </w:rPr>
-        <w:tab/>
-      </w:r>
-      <w:r>
-        <w:rPr>
-          <w:lang w:bidi="fa-IR"/>
-        </w:rPr>
-        <w:tab/>
-      </w:r>
-      <w:r>
-        <w:rPr>
-          <w:lang w:bidi="fa-IR"/>
-        </w:rPr>
-        <w:t xml:space="preserve">FK: </w:t>
-      </w:r>
-      <w:proofErr w:type="spellStart"/>
-      <w:r>
-        <w:rPr>
-          <w:lang w:bidi="fa-IR"/>
-        </w:rPr>
-        <w:t>customer_id</w:t>
-      </w:r>
-      <w:proofErr w:type="spellEnd"/>
-      <w:r>
-        <w:rPr>
-          <w:lang w:bidi="fa-IR"/>
-        </w:rPr>
-        <w:t xml:space="preserve"> → Customer</w:t>
-      </w:r>
-      <w:r>
-        <w:rPr>
-          <w:lang w:bidi="fa-IR"/>
-        </w:rPr>
-        <w:tab/>
-      </w:r>
-      <w:r>
-        <w:rPr>
-          <w:lang w:bidi="fa-IR"/>
-        </w:rPr>
-        <w:tab/>
-      </w:r>
-      <w:r>
-        <w:rPr>
-          <w:lang w:bidi="fa-IR"/>
-        </w:rPr>
-        <w:tab/>
-      </w:r>
-      <w:r>
-        <w:rPr>
-          <w:lang w:bidi="fa-IR"/>
-        </w:rPr>
-        <w:tab/>
-      </w:r>
-      <w:r>
-        <w:rPr>
-          <w:lang w:bidi="fa-IR"/>
-        </w:rPr>
-        <w:tab/>
-      </w:r>
-      <w:r>
-        <w:rPr>
-          <w:lang w:bidi="fa-IR"/>
-        </w:rPr>
-        <w:tab/>
-      </w:r>
-      <w:r>
-        <w:rPr>
-          <w:lang w:bidi="fa-IR"/>
-        </w:rPr>
-        <w:tab/>
-      </w:r>
-      <w:r>
-        <w:rPr>
-          <w:lang w:bidi="fa-IR"/>
-        </w:rPr>
-        <w:tab/>
-      </w:r>
-      <w:r>
-        <w:rPr>
-          <w:lang w:bidi="fa-IR"/>
-        </w:rPr>
-        <w:tab/>
-      </w:r>
-      <w:r>
-        <w:rPr>
-          <w:lang w:bidi="fa-IR"/>
-        </w:rPr>
-        <w:t xml:space="preserve">FK: </w:t>
-      </w:r>
-      <w:proofErr w:type="spellStart"/>
-      <w:r>
-        <w:rPr>
-          <w:lang w:bidi="fa-IR"/>
-        </w:rPr>
-        <w:t>postal_code</w:t>
-      </w:r>
-      <w:proofErr w:type="spellEnd"/>
-      <w:r>
-        <w:rPr>
-          <w:lang w:bidi="fa-IR"/>
-        </w:rPr>
-        <w:t xml:space="preserve"> → </w:t>
-      </w:r>
-      <w:proofErr w:type="spellStart"/>
-      <w:r>
-        <w:rPr>
-          <w:lang w:bidi="fa-IR"/>
-        </w:rPr>
-        <w:t>Postal_Code</w:t>
-      </w:r>
-      <w:proofErr w:type="spellEnd"/>
+        <w:t>customer_id, postal_code</w:t>
+      </w:r>
+      <w:r>
+        <w:rPr>
+          <w:lang w:bidi="fa-IR"/>
+        </w:rPr>
+        <w:t xml:space="preserve">, street) </w:t>
+      </w:r>
+      <w:r>
+        <w:rPr>
+          <w:lang w:bidi="fa-IR"/>
+        </w:rPr>
+        <w:tab/>
+      </w:r>
+      <w:r>
+        <w:rPr>
+          <w:lang w:bidi="fa-IR"/>
+        </w:rPr>
+        <w:tab/>
+      </w:r>
+      <w:r>
+        <w:rPr>
+          <w:lang w:bidi="fa-IR"/>
+        </w:rPr>
+        <w:tab/>
+      </w:r>
+      <w:r>
+        <w:rPr>
+          <w:lang w:bidi="fa-IR"/>
+        </w:rPr>
+        <w:tab/>
+      </w:r>
+      <w:r>
+        <w:rPr>
+          <w:lang w:bidi="fa-IR"/>
+        </w:rPr>
+        <w:tab/>
+      </w:r>
+      <w:r>
+        <w:rPr>
+          <w:lang w:bidi="fa-IR"/>
+        </w:rPr>
+        <w:tab/>
+      </w:r>
+      <w:r>
+        <w:rPr>
+          <w:lang w:bidi="fa-IR"/>
+        </w:rPr>
+        <w:t>FK: customer_id → Customer</w:t>
+      </w:r>
+      <w:r>
+        <w:rPr>
+          <w:lang w:bidi="fa-IR"/>
+        </w:rPr>
+        <w:tab/>
+      </w:r>
+      <w:r>
+        <w:rPr>
+          <w:lang w:bidi="fa-IR"/>
+        </w:rPr>
+        <w:tab/>
+      </w:r>
+      <w:r>
+        <w:rPr>
+          <w:lang w:bidi="fa-IR"/>
+        </w:rPr>
+        <w:tab/>
+      </w:r>
+      <w:r>
+        <w:rPr>
+          <w:lang w:bidi="fa-IR"/>
+        </w:rPr>
+        <w:tab/>
+      </w:r>
+      <w:r>
+        <w:rPr>
+          <w:lang w:bidi="fa-IR"/>
+        </w:rPr>
+        <w:tab/>
+      </w:r>
+      <w:r>
+        <w:rPr>
+          <w:lang w:bidi="fa-IR"/>
+        </w:rPr>
+        <w:tab/>
+      </w:r>
+      <w:r>
+        <w:rPr>
+          <w:lang w:bidi="fa-IR"/>
+        </w:rPr>
+        <w:tab/>
+      </w:r>
+      <w:r>
+        <w:rPr>
+          <w:lang w:bidi="fa-IR"/>
+        </w:rPr>
+        <w:tab/>
+      </w:r>
+      <w:r>
+        <w:rPr>
+          <w:lang w:bidi="fa-IR"/>
+        </w:rPr>
+        <w:tab/>
+      </w:r>
+      <w:r>
+        <w:rPr>
+          <w:lang w:bidi="fa-IR"/>
+        </w:rPr>
+        <w:t>FK: postal_code → Postal_Code</w:t>
+      </w:r>
     </w:p>
     <w:p>
       <w:pPr>
@@ -8330,7 +5341,6 @@
         </w:rPr>
         <w:t>Seller(</w:t>
       </w:r>
-      <w:proofErr w:type="spellStart"/>
       <w:proofErr w:type="gramEnd"/>
       <w:r>
         <w:rPr>
@@ -8339,54 +5349,11 @@
         </w:rPr>
         <w:t>seller_id</w:t>
       </w:r>
-      <w:proofErr w:type="spellEnd"/>
-      <w:r>
-        <w:rPr>
-          <w:lang w:bidi="fa-IR"/>
-        </w:rPr>
-        <w:t xml:space="preserve">, </w:t>
-      </w:r>
-      <w:proofErr w:type="spellStart"/>
-      <w:r>
-        <w:rPr>
-          <w:lang w:bidi="fa-IR"/>
-        </w:rPr>
-        <w:t>brand_name</w:t>
-      </w:r>
-      <w:proofErr w:type="spellEnd"/>
-      <w:r>
-        <w:rPr>
-          <w:lang w:bidi="fa-IR"/>
-        </w:rPr>
-        <w:t xml:space="preserve">, email, </w:t>
-      </w:r>
-      <w:proofErr w:type="spellStart"/>
-      <w:r>
-        <w:rPr>
-          <w:lang w:bidi="fa-IR"/>
-        </w:rPr>
-        <w:t>approval_status</w:t>
-      </w:r>
-      <w:proofErr w:type="spellEnd"/>
-      <w:r>
-        <w:rPr>
-          <w:lang w:bidi="fa-IR"/>
-        </w:rPr>
-        <w:t xml:space="preserve">, </w:t>
-      </w:r>
-      <w:proofErr w:type="spellStart"/>
-      <w:r>
-        <w:rPr>
-          <w:lang w:bidi="fa-IR"/>
-        </w:rPr>
-        <w:t>membership_date</w:t>
-      </w:r>
-      <w:proofErr w:type="spellEnd"/>
-      <w:r>
-        <w:rPr>
-          <w:lang w:bidi="fa-IR"/>
-        </w:rPr>
-        <w:t>)</w:t>
+      <w:r>
+        <w:rPr>
+          <w:lang w:bidi="fa-IR"/>
+        </w:rPr>
+        <w:t>, brand_name, email, approval_status, membership_date)</w:t>
       </w:r>
     </w:p>
     <w:p>
@@ -8402,7 +5369,6 @@
           <w:lang w:bidi="fa-IR"/>
         </w:rPr>
       </w:pPr>
-      <w:proofErr w:type="spellStart"/>
       <w:r>
         <w:rPr>
           <w:lang w:bidi="fa-IR"/>
@@ -8414,120 +5380,75 @@
         <w:rPr>
           <w:lang w:bidi="fa-IR"/>
         </w:rPr>
-        <w:t>Phone</w:t>
-      </w:r>
-      <w:proofErr w:type="spellEnd"/>
-      <w:r>
-        <w:rPr>
-          <w:lang w:bidi="fa-IR"/>
-        </w:rPr>
-        <w:t>(</w:t>
-      </w:r>
-      <w:proofErr w:type="spellStart"/>
+        <w:t>Phone(</w:t>
+      </w:r>
       <w:proofErr w:type="gramEnd"/>
       <w:r>
         <w:rPr>
           <w:u w:val="single"/>
           <w:lang w:bidi="fa-IR"/>
         </w:rPr>
-        <w:t>seller_id</w:t>
-      </w:r>
-      <w:proofErr w:type="spellEnd"/>
-      <w:r>
-        <w:rPr>
-          <w:u w:val="single"/>
-          <w:lang w:bidi="fa-IR"/>
-        </w:rPr>
-        <w:t xml:space="preserve">, </w:t>
-      </w:r>
-      <w:proofErr w:type="spellStart"/>
-      <w:r>
-        <w:rPr>
-          <w:u w:val="single"/>
-          <w:lang w:bidi="fa-IR"/>
-        </w:rPr>
-        <w:t>phone_number</w:t>
-      </w:r>
-      <w:proofErr w:type="spellEnd"/>
-      <w:r>
-        <w:rPr>
-          <w:lang w:bidi="fa-IR"/>
-        </w:rPr>
-        <w:t>)</w:t>
-      </w:r>
-      <w:r>
-        <w:rPr>
-          <w:lang w:bidi="fa-IR"/>
-        </w:rPr>
-        <w:t xml:space="preserve"> </w:t>
-      </w:r>
-      <w:r>
-        <w:rPr>
-          <w:lang w:bidi="fa-IR"/>
-        </w:rPr>
-        <w:tab/>
-      </w:r>
-      <w:r>
-        <w:rPr>
-          <w:lang w:bidi="fa-IR"/>
-        </w:rPr>
-        <w:tab/>
-      </w:r>
-      <w:r>
-        <w:rPr>
-          <w:lang w:bidi="fa-IR"/>
-        </w:rPr>
-        <w:tab/>
-      </w:r>
-      <w:r>
-        <w:rPr>
-          <w:lang w:bidi="fa-IR"/>
-        </w:rPr>
-        <w:tab/>
-      </w:r>
-      <w:r>
-        <w:rPr>
-          <w:lang w:bidi="fa-IR"/>
-        </w:rPr>
-        <w:tab/>
-      </w:r>
-      <w:r>
-        <w:rPr>
-          <w:lang w:bidi="fa-IR"/>
-        </w:rPr>
-        <w:tab/>
-      </w:r>
-      <w:r>
-        <w:rPr>
-          <w:lang w:bidi="fa-IR"/>
-        </w:rPr>
-        <w:tab/>
-      </w:r>
-      <w:r>
-        <w:rPr>
-          <w:lang w:bidi="fa-IR"/>
-        </w:rPr>
-        <w:tab/>
-      </w:r>
-      <w:r>
-        <w:rPr>
-          <w:lang w:bidi="fa-IR"/>
-        </w:rPr>
-        <w:t xml:space="preserve">FK: </w:t>
-      </w:r>
-      <w:proofErr w:type="spellStart"/>
-      <w:r>
-        <w:rPr>
-          <w:lang w:bidi="fa-IR"/>
-        </w:rPr>
-        <w:t>seller_id</w:t>
-      </w:r>
-      <w:proofErr w:type="spellEnd"/>
-      <w:r>
-        <w:rPr>
-          <w:lang w:bidi="fa-IR"/>
-        </w:rPr>
-        <w:t xml:space="preserve"> → Seller</w:t>
+        <w:t>seller_id, phone_number</w:t>
+      </w:r>
+      <w:r>
+        <w:rPr>
+          <w:lang w:bidi="fa-IR"/>
+        </w:rPr>
+        <w:t xml:space="preserve">) </w:t>
+      </w:r>
+      <w:r>
+        <w:rPr>
+          <w:lang w:bidi="fa-IR"/>
+        </w:rPr>
+        <w:tab/>
+      </w:r>
+      <w:r>
+        <w:rPr>
+          <w:lang w:bidi="fa-IR"/>
+        </w:rPr>
+        <w:tab/>
+      </w:r>
+      <w:r>
+        <w:rPr>
+          <w:lang w:bidi="fa-IR"/>
+        </w:rPr>
+        <w:tab/>
+      </w:r>
+      <w:r>
+        <w:rPr>
+          <w:lang w:bidi="fa-IR"/>
+        </w:rPr>
+        <w:tab/>
+      </w:r>
+      <w:r>
+        <w:rPr>
+          <w:lang w:bidi="fa-IR"/>
+        </w:rPr>
+        <w:tab/>
+      </w:r>
+      <w:r>
+        <w:rPr>
+          <w:lang w:bidi="fa-IR"/>
+        </w:rPr>
+        <w:tab/>
+      </w:r>
+      <w:r>
+        <w:rPr>
+          <w:lang w:bidi="fa-IR"/>
+        </w:rPr>
+        <w:tab/>
+      </w:r>
+      <w:r>
+        <w:rPr>
+          <w:lang w:bidi="fa-IR"/>
+        </w:rPr>
+        <w:tab/>
+      </w:r>
+      <w:r>
+        <w:rPr>
+          <w:lang w:bidi="fa-IR"/>
+        </w:rPr>
+        <w:t>FK: seller_id → Seller</w:t>
       </w:r>
     </w:p>
     <w:p>
@@ -8550,7 +5471,6 @@
         </w:rPr>
         <w:t>Product(</w:t>
       </w:r>
-      <w:proofErr w:type="spellStart"/>
       <w:proofErr w:type="gramEnd"/>
       <w:r>
         <w:rPr>
@@ -8559,72 +5479,23 @@
         </w:rPr>
         <w:t>product_id</w:t>
       </w:r>
-      <w:proofErr w:type="spellEnd"/>
-      <w:r>
-        <w:rPr>
-          <w:lang w:bidi="fa-IR"/>
-        </w:rPr>
-        <w:t xml:space="preserve">, name, description, price, </w:t>
-      </w:r>
-      <w:proofErr w:type="spellStart"/>
-      <w:r>
-        <w:rPr>
-          <w:lang w:bidi="fa-IR"/>
-        </w:rPr>
-        <w:t>is_active</w:t>
-      </w:r>
-      <w:proofErr w:type="spellEnd"/>
-      <w:r>
-        <w:rPr>
-          <w:lang w:bidi="fa-IR"/>
-        </w:rPr>
-        <w:t xml:space="preserve">, dimensions, weight, </w:t>
-      </w:r>
-      <w:proofErr w:type="spellStart"/>
-      <w:r>
-        <w:rPr>
-          <w:lang w:bidi="fa-IR"/>
-        </w:rPr>
-        <w:t>seller_id</w:t>
-      </w:r>
-      <w:proofErr w:type="spellEnd"/>
-      <w:r>
-        <w:rPr>
-          <w:lang w:bidi="fa-IR"/>
-        </w:rPr>
-        <w:t>)</w:t>
-      </w:r>
-      <w:r>
-        <w:rPr>
-          <w:lang w:bidi="fa-IR"/>
-        </w:rPr>
-        <w:t xml:space="preserve"> </w:t>
-      </w:r>
-      <w:r>
-        <w:rPr>
-          <w:lang w:bidi="fa-IR"/>
-        </w:rPr>
-        <w:tab/>
-      </w:r>
-      <w:r>
-        <w:rPr>
-          <w:lang w:bidi="fa-IR"/>
-        </w:rPr>
-        <w:t xml:space="preserve">FK: </w:t>
-      </w:r>
-      <w:proofErr w:type="spellStart"/>
-      <w:r>
-        <w:rPr>
-          <w:lang w:bidi="fa-IR"/>
-        </w:rPr>
-        <w:t>seller_id</w:t>
-      </w:r>
-      <w:proofErr w:type="spellEnd"/>
-      <w:r>
-        <w:rPr>
-          <w:lang w:bidi="fa-IR"/>
-        </w:rPr>
-        <w:t xml:space="preserve"> → Seller (NOT NULL)</w:t>
+      <w:r>
+        <w:rPr>
+          <w:lang w:bidi="fa-IR"/>
+        </w:rPr>
+        <w:t xml:space="preserve">, name, description, price, is_active, dimensions, weight, seller_id) </w:t>
+      </w:r>
+      <w:r>
+        <w:rPr>
+          <w:lang w:bidi="fa-IR"/>
+        </w:rPr>
+        <w:tab/>
+      </w:r>
+      <w:r>
+        <w:rPr>
+          <w:lang w:bidi="fa-IR"/>
+        </w:rPr>
+        <w:t>FK: seller_id → Seller (NOT NULL)</w:t>
       </w:r>
     </w:p>
     <w:p>
@@ -8647,7 +5518,6 @@
         </w:rPr>
         <w:t>Category(</w:t>
       </w:r>
-      <w:proofErr w:type="spellStart"/>
       <w:proofErr w:type="gramEnd"/>
       <w:r>
         <w:rPr>
@@ -8656,40 +5526,11 @@
         </w:rPr>
         <w:t>category_id</w:t>
       </w:r>
-      <w:proofErr w:type="spellEnd"/>
-      <w:r>
-        <w:rPr>
-          <w:lang w:bidi="fa-IR"/>
-        </w:rPr>
-        <w:t xml:space="preserve">, </w:t>
-      </w:r>
-      <w:proofErr w:type="spellStart"/>
-      <w:r>
-        <w:rPr>
-          <w:lang w:bidi="fa-IR"/>
-        </w:rPr>
-        <w:t>category_name</w:t>
-      </w:r>
-      <w:proofErr w:type="spellEnd"/>
-      <w:r>
-        <w:rPr>
-          <w:lang w:bidi="fa-IR"/>
-        </w:rPr>
-        <w:t xml:space="preserve">, </w:t>
-      </w:r>
-      <w:proofErr w:type="spellStart"/>
-      <w:r>
-        <w:rPr>
-          <w:lang w:bidi="fa-IR"/>
-        </w:rPr>
-        <w:t>parent_category_id</w:t>
-      </w:r>
-      <w:proofErr w:type="spellEnd"/>
-      <w:r>
-        <w:rPr>
-          <w:lang w:bidi="fa-IR"/>
-        </w:rPr>
-        <w:t>)</w:t>
+      <w:r>
+        <w:rPr>
+          <w:lang w:bidi="fa-IR"/>
+        </w:rPr>
+        <w:t>, category_name, parent_category_id)</w:t>
       </w:r>
       <w:r>
         <w:rPr>
@@ -8731,21 +5572,7 @@
         <w:rPr>
           <w:lang w:bidi="fa-IR"/>
         </w:rPr>
-        <w:t xml:space="preserve">FK: </w:t>
-      </w:r>
-      <w:proofErr w:type="spellStart"/>
-      <w:r>
-        <w:rPr>
-          <w:lang w:bidi="fa-IR"/>
-        </w:rPr>
-        <w:t>parent_category_id</w:t>
-      </w:r>
-      <w:proofErr w:type="spellEnd"/>
-      <w:r>
-        <w:rPr>
-          <w:lang w:bidi="fa-IR"/>
-        </w:rPr>
-        <w:t xml:space="preserve"> → Category (</w:t>
+        <w:t>FK: parent_category_id → Category (</w:t>
       </w:r>
       <w:proofErr w:type="gramStart"/>
       <w:r>
@@ -8764,13 +5591,7 @@
         <w:rPr>
           <w:rtl/>
         </w:rPr>
-        <w:t xml:space="preserve"> </w:t>
-      </w:r>
-      <w:r>
-        <w:rPr>
-          <w:rtl/>
-        </w:rPr>
-        <w:t>خودارجاع</w:t>
+        <w:t xml:space="preserve"> خودارجاع</w:t>
       </w:r>
       <w:proofErr w:type="gramEnd"/>
       <w:r>
@@ -8799,7 +5620,6 @@
           <w:lang w:bidi="fa-IR"/>
         </w:rPr>
       </w:pPr>
-      <w:proofErr w:type="spellStart"/>
       <w:r>
         <w:rPr>
           <w:lang w:bidi="fa-IR"/>
@@ -8811,41 +5631,16 @@
         <w:rPr>
           <w:lang w:bidi="fa-IR"/>
         </w:rPr>
-        <w:t>Category</w:t>
-      </w:r>
-      <w:proofErr w:type="spellEnd"/>
-      <w:r>
-        <w:rPr>
-          <w:lang w:bidi="fa-IR"/>
-        </w:rPr>
-        <w:t>(</w:t>
-      </w:r>
-      <w:proofErr w:type="spellStart"/>
+        <w:t>Category(</w:t>
+      </w:r>
       <w:proofErr w:type="gramEnd"/>
       <w:r>
         <w:rPr>
           <w:u w:val="single"/>
           <w:lang w:bidi="fa-IR"/>
         </w:rPr>
-        <w:t>product_id</w:t>
-      </w:r>
-      <w:proofErr w:type="spellEnd"/>
-      <w:r>
-        <w:rPr>
-          <w:u w:val="single"/>
-          <w:lang w:bidi="fa-IR"/>
-        </w:rPr>
-        <w:t xml:space="preserve">, </w:t>
-      </w:r>
-      <w:proofErr w:type="spellStart"/>
-      <w:r>
-        <w:rPr>
-          <w:u w:val="single"/>
-          <w:lang w:bidi="fa-IR"/>
-        </w:rPr>
-        <w:t>category_id</w:t>
-      </w:r>
-      <w:proofErr w:type="spellEnd"/>
+        <w:t>product_id, category_id</w:t>
+      </w:r>
       <w:r>
         <w:rPr>
           <w:lang w:bidi="fa-IR"/>
@@ -8904,35 +5699,7 @@
         <w:rPr>
           <w:lang w:bidi="fa-IR"/>
         </w:rPr>
-        <w:t xml:space="preserve">FK: </w:t>
-      </w:r>
-      <w:proofErr w:type="spellStart"/>
-      <w:r>
-        <w:rPr>
-          <w:lang w:bidi="fa-IR"/>
-        </w:rPr>
-        <w:t>product_id</w:t>
-      </w:r>
-      <w:proofErr w:type="spellEnd"/>
-      <w:r>
-        <w:rPr>
-          <w:lang w:bidi="fa-IR"/>
-        </w:rPr>
-        <w:t xml:space="preserve"> → Product FK: </w:t>
-      </w:r>
-      <w:proofErr w:type="spellStart"/>
-      <w:r>
-        <w:rPr>
-          <w:lang w:bidi="fa-IR"/>
-        </w:rPr>
-        <w:t>category_id</w:t>
-      </w:r>
-      <w:proofErr w:type="spellEnd"/>
-      <w:r>
-        <w:rPr>
-          <w:lang w:bidi="fa-IR"/>
-        </w:rPr>
-        <w:t xml:space="preserve"> → Category</w:t>
+        <w:t>FK: product_id → Product FK: category_id → Category</w:t>
       </w:r>
     </w:p>
     <w:p>
@@ -8948,7 +5715,6 @@
           <w:lang w:bidi="fa-IR"/>
         </w:rPr>
       </w:pPr>
-      <w:proofErr w:type="spellStart"/>
       <w:r>
         <w:rPr>
           <w:lang w:bidi="fa-IR"/>
@@ -8960,16 +5726,8 @@
         <w:rPr>
           <w:lang w:bidi="fa-IR"/>
         </w:rPr>
-        <w:t>Stock</w:t>
-      </w:r>
-      <w:proofErr w:type="spellEnd"/>
-      <w:r>
-        <w:rPr>
-          <w:lang w:bidi="fa-IR"/>
-        </w:rPr>
-        <w:t>(</w:t>
-      </w:r>
-      <w:proofErr w:type="spellStart"/>
+        <w:t>Stock(</w:t>
+      </w:r>
       <w:proofErr w:type="gramEnd"/>
       <w:r>
         <w:rPr>
@@ -8978,54 +5736,17 @@
         </w:rPr>
         <w:t>product_id</w:t>
       </w:r>
-      <w:proofErr w:type="spellEnd"/>
-      <w:r>
-        <w:rPr>
-          <w:lang w:bidi="fa-IR"/>
-        </w:rPr>
-        <w:t xml:space="preserve">, </w:t>
-      </w:r>
-      <w:proofErr w:type="spellStart"/>
-      <w:r>
-        <w:rPr>
-          <w:lang w:bidi="fa-IR"/>
-        </w:rPr>
-        <w:t>stock_quantity</w:t>
-      </w:r>
-      <w:proofErr w:type="spellEnd"/>
-      <w:r>
-        <w:rPr>
-          <w:lang w:bidi="fa-IR"/>
-        </w:rPr>
-        <w:t xml:space="preserve">, </w:t>
-      </w:r>
-      <w:proofErr w:type="spellStart"/>
-      <w:r>
-        <w:rPr>
-          <w:lang w:bidi="fa-IR"/>
-        </w:rPr>
-        <w:t>alert_threshold</w:t>
-      </w:r>
-      <w:proofErr w:type="spellEnd"/>
-      <w:r>
-        <w:rPr>
-          <w:lang w:bidi="fa-IR"/>
-        </w:rPr>
-        <w:t xml:space="preserve">, </w:t>
-      </w:r>
-      <w:proofErr w:type="spellStart"/>
-      <w:r>
-        <w:rPr>
-          <w:lang w:bidi="fa-IR"/>
-        </w:rPr>
-        <w:t>last_update_date</w:t>
-      </w:r>
-      <w:proofErr w:type="spellEnd"/>
-      <w:r>
-        <w:rPr>
-          <w:lang w:bidi="fa-IR"/>
-        </w:rPr>
-        <w:t>)</w:t>
+      <w:r>
+        <w:rPr>
+          <w:lang w:bidi="fa-IR"/>
+        </w:rPr>
+        <w:t>, stock_quantity</w:t>
+      </w:r>
+      <w:r>
+        <w:rPr>
+          <w:lang w:bidi="fa-IR"/>
+        </w:rPr>
+        <w:t>, alert_threshold, last_update_date)</w:t>
       </w:r>
       <w:r>
         <w:rPr>
@@ -9043,21 +5764,7 @@
         <w:rPr>
           <w:lang w:bidi="fa-IR"/>
         </w:rPr>
-        <w:t xml:space="preserve">FK: </w:t>
-      </w:r>
-      <w:proofErr w:type="spellStart"/>
-      <w:r>
-        <w:rPr>
-          <w:lang w:bidi="fa-IR"/>
-        </w:rPr>
-        <w:t>product_id</w:t>
-      </w:r>
-      <w:proofErr w:type="spellEnd"/>
-      <w:r>
-        <w:rPr>
-          <w:lang w:bidi="fa-IR"/>
-        </w:rPr>
-        <w:t xml:space="preserve"> → Product</w:t>
+        <w:t>FK: product_id → Product</w:t>
       </w:r>
     </w:p>
     <w:p>
@@ -9073,7 +5780,6 @@
           <w:lang w:bidi="fa-IR"/>
         </w:rPr>
       </w:pPr>
-      <w:proofErr w:type="spellStart"/>
       <w:r>
         <w:rPr>
           <w:lang w:bidi="fa-IR"/>
@@ -9085,47 +5791,15 @@
         <w:rPr>
           <w:lang w:bidi="fa-IR"/>
         </w:rPr>
-        <w:t>Location</w:t>
-      </w:r>
-      <w:proofErr w:type="spellEnd"/>
-      <w:r>
-        <w:rPr>
-          <w:lang w:bidi="fa-IR"/>
-        </w:rPr>
-        <w:t>(</w:t>
-      </w:r>
-      <w:proofErr w:type="spellStart"/>
+        <w:t>Location(</w:t>
+      </w:r>
       <w:proofErr w:type="gramEnd"/>
       <w:r>
         <w:rPr>
           <w:u w:val="single"/>
           <w:lang w:bidi="fa-IR"/>
         </w:rPr>
-        <w:t>product_id</w:t>
-      </w:r>
-      <w:proofErr w:type="spellEnd"/>
-      <w:r>
-        <w:rPr>
-          <w:u w:val="single"/>
-          <w:lang w:bidi="fa-IR"/>
-        </w:rPr>
-        <w:t xml:space="preserve">, </w:t>
-      </w:r>
-      <w:proofErr w:type="spellStart"/>
-      <w:r>
-        <w:rPr>
-          <w:u w:val="single"/>
-          <w:lang w:bidi="fa-IR"/>
-        </w:rPr>
-        <w:t>store_id</w:t>
-      </w:r>
-      <w:proofErr w:type="spellEnd"/>
-      <w:r>
-        <w:rPr>
-          <w:u w:val="single"/>
-          <w:lang w:bidi="fa-IR"/>
-        </w:rPr>
-        <w:t>, shelf, row</w:t>
+        <w:t>product_id, store_id, shelf, row</w:t>
       </w:r>
       <w:r>
         <w:rPr>
@@ -9179,21 +5853,7 @@
         <w:rPr>
           <w:lang w:bidi="fa-IR"/>
         </w:rPr>
-        <w:t xml:space="preserve">FK: </w:t>
-      </w:r>
-      <w:proofErr w:type="spellStart"/>
-      <w:r>
-        <w:rPr>
-          <w:lang w:bidi="fa-IR"/>
-        </w:rPr>
-        <w:t>product_id</w:t>
-      </w:r>
-      <w:proofErr w:type="spellEnd"/>
-      <w:r>
-        <w:rPr>
-          <w:lang w:bidi="fa-IR"/>
-        </w:rPr>
-        <w:t xml:space="preserve"> → Product</w:t>
+        <w:t>FK: product_id → Product</w:t>
       </w:r>
     </w:p>
     <w:p>
@@ -9209,7 +5869,6 @@
           <w:lang w:bidi="fa-IR"/>
         </w:rPr>
       </w:pPr>
-      <w:proofErr w:type="spellStart"/>
       <w:r>
         <w:rPr>
           <w:lang w:bidi="fa-IR"/>
@@ -9221,90 +5880,21 @@
         <w:rPr>
           <w:lang w:bidi="fa-IR"/>
         </w:rPr>
-        <w:t>Log</w:t>
-      </w:r>
-      <w:proofErr w:type="spellEnd"/>
-      <w:r>
-        <w:rPr>
-          <w:lang w:bidi="fa-IR"/>
-        </w:rPr>
-        <w:t>(</w:t>
-      </w:r>
-      <w:proofErr w:type="spellStart"/>
+        <w:t>Log(</w:t>
+      </w:r>
       <w:proofErr w:type="gramEnd"/>
       <w:r>
         <w:rPr>
           <w:u w:val="single"/>
           <w:lang w:bidi="fa-IR"/>
         </w:rPr>
-        <w:t>product_id</w:t>
-      </w:r>
-      <w:proofErr w:type="spellEnd"/>
-      <w:r>
-        <w:rPr>
-          <w:u w:val="single"/>
-          <w:lang w:bidi="fa-IR"/>
-        </w:rPr>
-        <w:t xml:space="preserve">, </w:t>
-      </w:r>
-      <w:proofErr w:type="spellStart"/>
-      <w:r>
-        <w:rPr>
-          <w:u w:val="single"/>
-          <w:lang w:bidi="fa-IR"/>
-        </w:rPr>
-        <w:t>store_id</w:t>
-      </w:r>
-      <w:proofErr w:type="spellEnd"/>
-      <w:r>
-        <w:rPr>
-          <w:u w:val="single"/>
-          <w:lang w:bidi="fa-IR"/>
-        </w:rPr>
-        <w:t xml:space="preserve">, shelf, row, </w:t>
-      </w:r>
-      <w:proofErr w:type="spellStart"/>
-      <w:r>
-        <w:rPr>
-          <w:u w:val="single"/>
-          <w:lang w:bidi="fa-IR"/>
-        </w:rPr>
-        <w:t>log_id</w:t>
-      </w:r>
-      <w:proofErr w:type="spellEnd"/>
-      <w:r>
-        <w:rPr>
-          <w:lang w:bidi="fa-IR"/>
-        </w:rPr>
-        <w:t xml:space="preserve">, </w:t>
-      </w:r>
-      <w:proofErr w:type="spellStart"/>
-      <w:r>
-        <w:rPr>
-          <w:lang w:bidi="fa-IR"/>
-        </w:rPr>
-        <w:t>change_type</w:t>
-      </w:r>
-      <w:proofErr w:type="spellEnd"/>
-      <w:r>
-        <w:rPr>
-          <w:lang w:bidi="fa-IR"/>
-        </w:rPr>
-        <w:t xml:space="preserve">, </w:t>
-      </w:r>
-      <w:proofErr w:type="spellStart"/>
-      <w:r>
-        <w:rPr>
-          <w:lang w:bidi="fa-IR"/>
-        </w:rPr>
-        <w:t>quantity_changed</w:t>
-      </w:r>
-      <w:proofErr w:type="spellEnd"/>
-      <w:r>
-        <w:rPr>
-          <w:lang w:bidi="fa-IR"/>
-        </w:rPr>
-        <w:t>, reason)</w:t>
+        <w:t>product_id, store_id, shelf, row, log_id</w:t>
+      </w:r>
+      <w:r>
+        <w:rPr>
+          <w:lang w:bidi="fa-IR"/>
+        </w:rPr>
+        <w:t>, change_type, quantity_changed, reason)</w:t>
       </w:r>
       <w:r>
         <w:rPr>
@@ -9371,44 +5961,8 @@
         <w:rPr>
           <w:lang w:bidi="fa-IR"/>
         </w:rPr>
-        <w:t>FK: (</w:t>
-      </w:r>
-      <w:proofErr w:type="spellStart"/>
-      <w:r>
-        <w:rPr>
-          <w:lang w:bidi="fa-IR"/>
-        </w:rPr>
-        <w:t>product_id</w:t>
-      </w:r>
-      <w:proofErr w:type="spellEnd"/>
-      <w:r>
-        <w:rPr>
-          <w:lang w:bidi="fa-IR"/>
-        </w:rPr>
-        <w:t xml:space="preserve">, </w:t>
-      </w:r>
-      <w:proofErr w:type="spellStart"/>
-      <w:r>
-        <w:rPr>
-          <w:lang w:bidi="fa-IR"/>
-        </w:rPr>
-        <w:t>store_id</w:t>
-      </w:r>
-      <w:proofErr w:type="spellEnd"/>
-      <w:r>
-        <w:rPr>
-          <w:lang w:bidi="fa-IR"/>
-        </w:rPr>
-        <w:t xml:space="preserve">, shelf, row) → </w:t>
-      </w:r>
-      <w:proofErr w:type="spellStart"/>
-      <w:r>
-        <w:rPr>
-          <w:lang w:bidi="fa-IR"/>
-        </w:rPr>
-        <w:t>Inventory_Location</w:t>
-      </w:r>
-      <w:proofErr w:type="spellEnd"/>
+        <w:t>FK: (product_id, store_id, shelf, row) → Inventory_Location</w:t>
+      </w:r>
     </w:p>
     <w:p>
       <w:pPr>
@@ -9430,7 +5984,6 @@
         </w:rPr>
         <w:t>Order(</w:t>
       </w:r>
-      <w:proofErr w:type="spellStart"/>
       <w:proofErr w:type="gramEnd"/>
       <w:r>
         <w:rPr>
@@ -9439,110 +5992,11 @@
         </w:rPr>
         <w:t>order_id</w:t>
       </w:r>
-      <w:proofErr w:type="spellEnd"/>
-      <w:r>
-        <w:rPr>
-          <w:lang w:bidi="fa-IR"/>
-        </w:rPr>
-        <w:t xml:space="preserve">, </w:t>
-      </w:r>
-      <w:proofErr w:type="spellStart"/>
-      <w:r>
-        <w:rPr>
-          <w:lang w:bidi="fa-IR"/>
-        </w:rPr>
-        <w:t>order_status</w:t>
-      </w:r>
-      <w:proofErr w:type="spellEnd"/>
-      <w:r>
-        <w:rPr>
-          <w:lang w:bidi="fa-IR"/>
-        </w:rPr>
-        <w:t xml:space="preserve">, </w:t>
-      </w:r>
-      <w:proofErr w:type="spellStart"/>
-      <w:r>
-        <w:rPr>
-          <w:lang w:bidi="fa-IR"/>
-        </w:rPr>
-        <w:t>order_date</w:t>
-      </w:r>
-      <w:proofErr w:type="spellEnd"/>
-      <w:r>
-        <w:rPr>
-          <w:lang w:bidi="fa-IR"/>
-        </w:rPr>
-        <w:t xml:space="preserve">, </w:t>
-      </w:r>
-      <w:proofErr w:type="spellStart"/>
-      <w:r>
-        <w:rPr>
-          <w:lang w:bidi="fa-IR"/>
-        </w:rPr>
-        <w:t>total_amount</w:t>
-      </w:r>
-      <w:proofErr w:type="spellEnd"/>
-      <w:r>
-        <w:rPr>
-          <w:lang w:bidi="fa-IR"/>
-        </w:rPr>
-        <w:t xml:space="preserve">, </w:t>
-      </w:r>
-      <w:proofErr w:type="spellStart"/>
-      <w:r>
-        <w:rPr>
-          <w:lang w:bidi="fa-IR"/>
-        </w:rPr>
-        <w:t>shipping_cost</w:t>
-      </w:r>
-      <w:proofErr w:type="spellEnd"/>
-      <w:r>
-        <w:rPr>
-          <w:lang w:bidi="fa-IR"/>
-        </w:rPr>
-        <w:t xml:space="preserve">, discount, </w:t>
-      </w:r>
-      <w:proofErr w:type="spellStart"/>
-      <w:r>
-        <w:rPr>
-          <w:lang w:bidi="fa-IR"/>
-        </w:rPr>
-        <w:t>customer_id</w:t>
-      </w:r>
-      <w:proofErr w:type="spellEnd"/>
-      <w:r>
-        <w:rPr>
-          <w:lang w:bidi="fa-IR"/>
-        </w:rPr>
-        <w:t xml:space="preserve">, </w:t>
-      </w:r>
-      <w:proofErr w:type="spellStart"/>
-      <w:r>
-        <w:rPr>
-          <w:lang w:bidi="fa-IR"/>
-        </w:rPr>
-        <w:t>customer_postal_code</w:t>
-      </w:r>
-      <w:proofErr w:type="spellEnd"/>
-      <w:r>
-        <w:rPr>
-          <w:lang w:bidi="fa-IR"/>
-        </w:rPr>
-        <w:t xml:space="preserve">, </w:t>
-      </w:r>
-      <w:proofErr w:type="spellStart"/>
-      <w:r>
-        <w:rPr>
-          <w:lang w:bidi="fa-IR"/>
-        </w:rPr>
-        <w:t>promo_code</w:t>
-      </w:r>
-      <w:proofErr w:type="spellEnd"/>
-      <w:r>
-        <w:rPr>
-          <w:lang w:bidi="fa-IR"/>
-        </w:rPr>
-        <w:t>)</w:t>
+      <w:r>
+        <w:rPr>
+          <w:lang w:bidi="fa-IR"/>
+        </w:rPr>
+        <w:t>, order_status, order_date, total_amount, shipping_cost, discount, customer_id, customer_postal_code, promo_code)</w:t>
       </w:r>
       <w:r>
         <w:rPr>
@@ -9590,111 +6044,55 @@
         <w:rPr>
           <w:lang w:bidi="fa-IR"/>
         </w:rPr>
-        <w:t xml:space="preserve">FK: </w:t>
-      </w:r>
-      <w:proofErr w:type="spellStart"/>
-      <w:r>
-        <w:rPr>
-          <w:lang w:bidi="fa-IR"/>
-        </w:rPr>
-        <w:t>customer_id</w:t>
-      </w:r>
-      <w:proofErr w:type="spellEnd"/>
-      <w:r>
-        <w:rPr>
-          <w:lang w:bidi="fa-IR"/>
-        </w:rPr>
-        <w:t xml:space="preserve"> → Customer (NOT NULL)</w:t>
-      </w:r>
-      <w:r>
-        <w:rPr>
-          <w:lang w:bidi="fa-IR"/>
-        </w:rPr>
-        <w:tab/>
-      </w:r>
-      <w:r>
-        <w:rPr>
-          <w:lang w:bidi="fa-IR"/>
-        </w:rPr>
-        <w:tab/>
-      </w:r>
-      <w:r>
-        <w:rPr>
-          <w:lang w:bidi="fa-IR"/>
-        </w:rPr>
-        <w:tab/>
-      </w:r>
-      <w:r>
-        <w:rPr>
-          <w:lang w:bidi="fa-IR"/>
-        </w:rPr>
-        <w:tab/>
-      </w:r>
-      <w:r>
-        <w:rPr>
-          <w:lang w:bidi="fa-IR"/>
-        </w:rPr>
-        <w:tab/>
-      </w:r>
-      <w:r>
-        <w:rPr>
-          <w:lang w:bidi="fa-IR"/>
-        </w:rPr>
-        <w:tab/>
-      </w:r>
-      <w:r>
-        <w:rPr>
-          <w:lang w:bidi="fa-IR"/>
-        </w:rPr>
-        <w:tab/>
-      </w:r>
-      <w:r>
-        <w:rPr>
-          <w:lang w:bidi="fa-IR"/>
-        </w:rPr>
-        <w:t>FK: (</w:t>
-      </w:r>
-      <w:proofErr w:type="spellStart"/>
-      <w:r>
-        <w:rPr>
-          <w:lang w:bidi="fa-IR"/>
-        </w:rPr>
-        <w:t>customer_id</w:t>
-      </w:r>
-      <w:proofErr w:type="spellEnd"/>
-      <w:r>
-        <w:rPr>
-          <w:lang w:bidi="fa-IR"/>
-        </w:rPr>
-        <w:t xml:space="preserve">, </w:t>
-      </w:r>
-      <w:proofErr w:type="spellStart"/>
-      <w:r>
-        <w:rPr>
-          <w:lang w:bidi="fa-IR"/>
-        </w:rPr>
-        <w:t>customer_postal_code</w:t>
-      </w:r>
-      <w:proofErr w:type="spellEnd"/>
-      <w:r>
-        <w:rPr>
-          <w:lang w:bidi="fa-IR"/>
-        </w:rPr>
-        <w:t xml:space="preserve">) → </w:t>
-      </w:r>
-      <w:proofErr w:type="spellStart"/>
-      <w:r>
-        <w:rPr>
-          <w:lang w:bidi="fa-IR"/>
-        </w:rPr>
-        <w:t>Customer_Address</w:t>
-      </w:r>
-      <w:proofErr w:type="spellEnd"/>
-      <w:r>
-        <w:rPr>
-          <w:lang w:bidi="fa-IR"/>
-        </w:rPr>
-        <w:t xml:space="preserve"> (NOT NULL) </w:t>
+        <w:t>FK: customer_id → Customer (NOT NULL)</w:t>
+      </w:r>
+      <w:r>
+        <w:rPr>
+          <w:lang w:bidi="fa-IR"/>
+        </w:rPr>
+        <w:tab/>
+      </w:r>
+      <w:r>
+        <w:rPr>
+          <w:lang w:bidi="fa-IR"/>
+        </w:rPr>
+        <w:tab/>
+      </w:r>
+      <w:r>
+        <w:rPr>
+          <w:lang w:bidi="fa-IR"/>
+        </w:rPr>
+        <w:tab/>
+      </w:r>
+      <w:r>
+        <w:rPr>
+          <w:lang w:bidi="fa-IR"/>
+        </w:rPr>
+        <w:tab/>
+      </w:r>
+      <w:r>
+        <w:rPr>
+          <w:lang w:bidi="fa-IR"/>
+        </w:rPr>
+        <w:tab/>
+      </w:r>
+      <w:r>
+        <w:rPr>
+          <w:lang w:bidi="fa-IR"/>
+        </w:rPr>
+        <w:tab/>
+      </w:r>
+      <w:r>
+        <w:rPr>
+          <w:lang w:bidi="fa-IR"/>
+        </w:rPr>
+        <w:tab/>
+      </w:r>
+      <w:r>
+        <w:rPr>
+          <w:lang w:bidi="fa-IR"/>
+        </w:rPr>
+        <w:t xml:space="preserve">FK: (customer_id, customer_postal_code) → Customer_Address (NOT NULL) </w:t>
       </w:r>
       <w:r>
         <w:rPr>
@@ -9728,35 +6126,7 @@
         <w:rPr>
           <w:lang w:bidi="fa-IR"/>
         </w:rPr>
-        <w:t xml:space="preserve">FK: </w:t>
-      </w:r>
-      <w:proofErr w:type="spellStart"/>
-      <w:r>
-        <w:rPr>
-          <w:lang w:bidi="fa-IR"/>
-        </w:rPr>
-        <w:t>promo_code</w:t>
-      </w:r>
-      <w:proofErr w:type="spellEnd"/>
-      <w:r>
-        <w:rPr>
-          <w:lang w:bidi="fa-IR"/>
-        </w:rPr>
-        <w:t xml:space="preserve"> → </w:t>
-      </w:r>
-      <w:proofErr w:type="spellStart"/>
-      <w:r>
-        <w:rPr>
-          <w:lang w:bidi="fa-IR"/>
-        </w:rPr>
-        <w:t>Promo_Code</w:t>
-      </w:r>
-      <w:proofErr w:type="spellEnd"/>
-      <w:r>
-        <w:rPr>
-          <w:lang w:bidi="fa-IR"/>
-        </w:rPr>
-        <w:t xml:space="preserve"> (NULL</w:t>
+        <w:t>FK: promo_code → Promo_Code (NULL</w:t>
       </w:r>
       <w:r>
         <w:t xml:space="preserve"> </w:t>
@@ -9787,7 +6157,6 @@
           <w:lang w:bidi="fa-IR"/>
         </w:rPr>
       </w:pPr>
-      <w:proofErr w:type="spellStart"/>
       <w:r>
         <w:rPr>
           <w:lang w:bidi="fa-IR"/>
@@ -9799,74 +6168,21 @@
         <w:rPr>
           <w:lang w:bidi="fa-IR"/>
         </w:rPr>
-        <w:t>Item</w:t>
-      </w:r>
-      <w:proofErr w:type="spellEnd"/>
-      <w:r>
-        <w:rPr>
-          <w:lang w:bidi="fa-IR"/>
-        </w:rPr>
-        <w:t>(</w:t>
-      </w:r>
-      <w:proofErr w:type="spellStart"/>
+        <w:t>Item(</w:t>
+      </w:r>
       <w:proofErr w:type="gramEnd"/>
       <w:r>
         <w:rPr>
           <w:u w:val="single"/>
           <w:lang w:bidi="fa-IR"/>
         </w:rPr>
-        <w:t>order_id</w:t>
-      </w:r>
-      <w:proofErr w:type="spellEnd"/>
-      <w:r>
-        <w:rPr>
-          <w:u w:val="single"/>
-          <w:lang w:bidi="fa-IR"/>
-        </w:rPr>
-        <w:t xml:space="preserve">, </w:t>
-      </w:r>
-      <w:proofErr w:type="spellStart"/>
-      <w:r>
-        <w:rPr>
-          <w:u w:val="single"/>
-          <w:lang w:bidi="fa-IR"/>
-        </w:rPr>
-        <w:t>item_number</w:t>
-      </w:r>
-      <w:proofErr w:type="spellEnd"/>
-      <w:r>
-        <w:rPr>
-          <w:lang w:bidi="fa-IR"/>
-        </w:rPr>
-        <w:t xml:space="preserve">, quantity, </w:t>
-      </w:r>
-      <w:proofErr w:type="spellStart"/>
-      <w:r>
-        <w:rPr>
-          <w:lang w:bidi="fa-IR"/>
-        </w:rPr>
-        <w:t>unit_price</w:t>
-      </w:r>
-      <w:proofErr w:type="spellEnd"/>
-      <w:r>
-        <w:rPr>
-          <w:lang w:bidi="fa-IR"/>
-        </w:rPr>
-        <w:t xml:space="preserve">, </w:t>
-      </w:r>
-      <w:proofErr w:type="spellStart"/>
-      <w:r>
-        <w:rPr>
-          <w:lang w:bidi="fa-IR"/>
-        </w:rPr>
-        <w:t>product_id</w:t>
-      </w:r>
-      <w:proofErr w:type="spellEnd"/>
-      <w:r>
-        <w:rPr>
-          <w:lang w:bidi="fa-IR"/>
-        </w:rPr>
-        <w:t>)</w:t>
+        <w:t>order_id, item_number</w:t>
+      </w:r>
+      <w:r>
+        <w:rPr>
+          <w:lang w:bidi="fa-IR"/>
+        </w:rPr>
+        <w:t>, quantity, unit_price, product_id)</w:t>
       </w:r>
       <w:r>
         <w:rPr>
@@ -9896,89 +6212,61 @@
         <w:rPr>
           <w:lang w:bidi="fa-IR"/>
         </w:rPr>
-        <w:t xml:space="preserve">FK: </w:t>
-      </w:r>
-      <w:proofErr w:type="spellStart"/>
-      <w:r>
-        <w:rPr>
-          <w:lang w:bidi="fa-IR"/>
-        </w:rPr>
-        <w:t>order_id</w:t>
-      </w:r>
-      <w:proofErr w:type="spellEnd"/>
-      <w:r>
-        <w:rPr>
-          <w:lang w:bidi="fa-IR"/>
-        </w:rPr>
-        <w:t xml:space="preserve"> → Order (NOT NULL) </w:t>
-      </w:r>
-      <w:r>
-        <w:rPr>
-          <w:lang w:bidi="fa-IR"/>
-        </w:rPr>
-        <w:tab/>
-      </w:r>
-      <w:r>
-        <w:rPr>
-          <w:lang w:bidi="fa-IR"/>
-        </w:rPr>
-        <w:tab/>
-      </w:r>
-      <w:r>
-        <w:rPr>
-          <w:lang w:bidi="fa-IR"/>
-        </w:rPr>
-        <w:tab/>
-      </w:r>
-      <w:r>
-        <w:rPr>
-          <w:lang w:bidi="fa-IR"/>
-        </w:rPr>
-        <w:tab/>
-      </w:r>
-      <w:r>
-        <w:rPr>
-          <w:lang w:bidi="fa-IR"/>
-        </w:rPr>
-        <w:tab/>
-      </w:r>
-      <w:r>
-        <w:rPr>
-          <w:lang w:bidi="fa-IR"/>
-        </w:rPr>
-        <w:tab/>
-      </w:r>
-      <w:r>
-        <w:rPr>
-          <w:lang w:bidi="fa-IR"/>
-        </w:rPr>
-        <w:tab/>
-      </w:r>
-      <w:r>
-        <w:rPr>
-          <w:lang w:bidi="fa-IR"/>
-        </w:rPr>
-        <w:tab/>
-      </w:r>
-      <w:r>
-        <w:rPr>
-          <w:lang w:bidi="fa-IR"/>
-        </w:rPr>
-        <w:t xml:space="preserve">FK: </w:t>
-      </w:r>
-      <w:proofErr w:type="spellStart"/>
-      <w:r>
-        <w:rPr>
-          <w:lang w:bidi="fa-IR"/>
-        </w:rPr>
-        <w:t>product_id</w:t>
-      </w:r>
-      <w:proofErr w:type="spellEnd"/>
-      <w:r>
-        <w:rPr>
-          <w:lang w:bidi="fa-IR"/>
-        </w:rPr>
-        <w:t xml:space="preserve"> → Product (NOT NULL)</w:t>
+        <w:t xml:space="preserve">FK: order_id → Order (NOT NULL) </w:t>
+      </w:r>
+      <w:r>
+        <w:rPr>
+          <w:lang w:bidi="fa-IR"/>
+        </w:rPr>
+        <w:tab/>
+      </w:r>
+      <w:r>
+        <w:rPr>
+          <w:lang w:bidi="fa-IR"/>
+        </w:rPr>
+        <w:tab/>
+      </w:r>
+      <w:r>
+        <w:rPr>
+          <w:lang w:bidi="fa-IR"/>
+        </w:rPr>
+        <w:tab/>
+      </w:r>
+      <w:r>
+        <w:rPr>
+          <w:lang w:bidi="fa-IR"/>
+        </w:rPr>
+        <w:tab/>
+      </w:r>
+      <w:r>
+        <w:rPr>
+          <w:lang w:bidi="fa-IR"/>
+        </w:rPr>
+        <w:tab/>
+      </w:r>
+      <w:r>
+        <w:rPr>
+          <w:lang w:bidi="fa-IR"/>
+        </w:rPr>
+        <w:tab/>
+      </w:r>
+      <w:r>
+        <w:rPr>
+          <w:lang w:bidi="fa-IR"/>
+        </w:rPr>
+        <w:tab/>
+      </w:r>
+      <w:r>
+        <w:rPr>
+          <w:lang w:bidi="fa-IR"/>
+        </w:rPr>
+        <w:tab/>
+      </w:r>
+      <w:r>
+        <w:rPr>
+          <w:lang w:bidi="fa-IR"/>
+        </w:rPr>
+        <w:t>FK: product_id → Product (NOT NULL)</w:t>
       </w:r>
     </w:p>
     <w:p>
@@ -10001,7 +6289,6 @@
         </w:rPr>
         <w:t>Payment(</w:t>
       </w:r>
-      <w:proofErr w:type="spellStart"/>
       <w:proofErr w:type="gramEnd"/>
       <w:r>
         <w:rPr>
@@ -10010,82 +6297,11 @@
         </w:rPr>
         <w:t>payment_id</w:t>
       </w:r>
-      <w:proofErr w:type="spellEnd"/>
-      <w:r>
-        <w:rPr>
-          <w:lang w:bidi="fa-IR"/>
-        </w:rPr>
-        <w:t xml:space="preserve">, amount, </w:t>
-      </w:r>
-      <w:proofErr w:type="spellStart"/>
-      <w:r>
-        <w:rPr>
-          <w:lang w:bidi="fa-IR"/>
-        </w:rPr>
-        <w:t>payment_method</w:t>
-      </w:r>
-      <w:proofErr w:type="spellEnd"/>
-      <w:r>
-        <w:rPr>
-          <w:lang w:bidi="fa-IR"/>
-        </w:rPr>
-        <w:t xml:space="preserve">, </w:t>
-      </w:r>
-      <w:proofErr w:type="spellStart"/>
-      <w:r>
-        <w:rPr>
-          <w:lang w:bidi="fa-IR"/>
-        </w:rPr>
-        <w:t>payment_status</w:t>
-      </w:r>
-      <w:proofErr w:type="spellEnd"/>
-      <w:r>
-        <w:rPr>
-          <w:lang w:bidi="fa-IR"/>
-        </w:rPr>
-        <w:t xml:space="preserve">, </w:t>
-      </w:r>
-      <w:proofErr w:type="spellStart"/>
-      <w:r>
-        <w:rPr>
-          <w:lang w:bidi="fa-IR"/>
-        </w:rPr>
-        <w:t>payment_time</w:t>
-      </w:r>
-      <w:proofErr w:type="spellEnd"/>
-      <w:r>
-        <w:rPr>
-          <w:lang w:bidi="fa-IR"/>
-        </w:rPr>
-        <w:t xml:space="preserve">, </w:t>
-      </w:r>
-      <w:proofErr w:type="spellStart"/>
-      <w:r>
-        <w:rPr>
-          <w:lang w:bidi="fa-IR"/>
-        </w:rPr>
-        <w:t>tracking_code</w:t>
-      </w:r>
-      <w:proofErr w:type="spellEnd"/>
-      <w:r>
-        <w:rPr>
-          <w:lang w:bidi="fa-IR"/>
-        </w:rPr>
-        <w:t xml:space="preserve">, </w:t>
-      </w:r>
-      <w:proofErr w:type="spellStart"/>
-      <w:r>
-        <w:rPr>
-          <w:lang w:bidi="fa-IR"/>
-        </w:rPr>
-        <w:t>order_id</w:t>
-      </w:r>
-      <w:proofErr w:type="spellEnd"/>
-      <w:r>
-        <w:rPr>
-          <w:lang w:bidi="fa-IR"/>
-        </w:rPr>
-        <w:t>)</w:t>
+      <w:r>
+        <w:rPr>
+          <w:lang w:bidi="fa-IR"/>
+        </w:rPr>
+        <w:t>, amount, payment_method, payment_status, payment_time, tracking_code, order_id)</w:t>
       </w:r>
       <w:r>
         <w:rPr>
@@ -10157,21 +6373,7 @@
         <w:rPr>
           <w:lang w:bidi="fa-IR"/>
         </w:rPr>
-        <w:t xml:space="preserve">FK: </w:t>
-      </w:r>
-      <w:proofErr w:type="spellStart"/>
-      <w:r>
-        <w:rPr>
-          <w:lang w:bidi="fa-IR"/>
-        </w:rPr>
-        <w:t>order_id</w:t>
-      </w:r>
-      <w:proofErr w:type="spellEnd"/>
-      <w:r>
-        <w:rPr>
-          <w:lang w:bidi="fa-IR"/>
-        </w:rPr>
-        <w:t xml:space="preserve"> → Order (NOT NULL)</w:t>
+        <w:t>FK: order_id → Order (NOT NULL)</w:t>
       </w:r>
     </w:p>
     <w:p>
@@ -10194,7 +6396,6 @@
         </w:rPr>
         <w:t>Shipment(</w:t>
       </w:r>
-      <w:proofErr w:type="spellStart"/>
       <w:proofErr w:type="gramEnd"/>
       <w:r>
         <w:rPr>
@@ -10203,40 +6404,11 @@
         </w:rPr>
         <w:t>shipment_id</w:t>
       </w:r>
-      <w:proofErr w:type="spellEnd"/>
-      <w:r>
-        <w:rPr>
-          <w:lang w:bidi="fa-IR"/>
-        </w:rPr>
-        <w:t xml:space="preserve">, </w:t>
-      </w:r>
-      <w:proofErr w:type="spellStart"/>
-      <w:r>
-        <w:rPr>
-          <w:lang w:bidi="fa-IR"/>
-        </w:rPr>
-        <w:t>shipment_tracking_code</w:t>
-      </w:r>
-      <w:proofErr w:type="spellEnd"/>
-      <w:r>
-        <w:rPr>
-          <w:lang w:bidi="fa-IR"/>
-        </w:rPr>
-        <w:t xml:space="preserve">, time, status, </w:t>
-      </w:r>
-      <w:proofErr w:type="spellStart"/>
-      <w:r>
-        <w:rPr>
-          <w:lang w:bidi="fa-IR"/>
-        </w:rPr>
-        <w:t>order_id</w:t>
-      </w:r>
-      <w:proofErr w:type="spellEnd"/>
-      <w:r>
-        <w:rPr>
-          <w:lang w:bidi="fa-IR"/>
-        </w:rPr>
-        <w:t>)</w:t>
+      <w:r>
+        <w:rPr>
+          <w:lang w:bidi="fa-IR"/>
+        </w:rPr>
+        <w:t>, shipment_tracking_code, time, status, order_id)</w:t>
       </w:r>
       <w:r>
         <w:rPr>
@@ -10266,21 +6438,7 @@
         <w:rPr>
           <w:lang w:bidi="fa-IR"/>
         </w:rPr>
-        <w:t xml:space="preserve">FK: </w:t>
-      </w:r>
-      <w:proofErr w:type="spellStart"/>
-      <w:r>
-        <w:rPr>
-          <w:lang w:bidi="fa-IR"/>
-        </w:rPr>
-        <w:t>order_id</w:t>
-      </w:r>
-      <w:proofErr w:type="spellEnd"/>
-      <w:r>
-        <w:rPr>
-          <w:lang w:bidi="fa-IR"/>
-        </w:rPr>
-        <w:t xml:space="preserve"> → Order (NOT NULL, UNIQUE)</w:t>
+        <w:t>FK: order_id → Order (NOT NULL, UNIQUE)</w:t>
       </w:r>
     </w:p>
     <w:p>
@@ -10296,7 +6454,6 @@
           <w:lang w:bidi="fa-IR"/>
         </w:rPr>
       </w:pPr>
-      <w:proofErr w:type="spellStart"/>
       <w:r>
         <w:rPr>
           <w:lang w:bidi="fa-IR"/>
@@ -10309,16 +6466,8 @@
         <w:rPr>
           <w:lang w:bidi="fa-IR"/>
         </w:rPr>
-        <w:t>Code</w:t>
-      </w:r>
-      <w:proofErr w:type="spellEnd"/>
-      <w:r>
-        <w:rPr>
-          <w:lang w:bidi="fa-IR"/>
-        </w:rPr>
-        <w:t>(</w:t>
-      </w:r>
-      <w:proofErr w:type="spellStart"/>
+        <w:t>Code(</w:t>
+      </w:r>
       <w:proofErr w:type="gramEnd"/>
       <w:r>
         <w:rPr>
@@ -10327,68 +6476,11 @@
         </w:rPr>
         <w:t>promo_code</w:t>
       </w:r>
-      <w:proofErr w:type="spellEnd"/>
-      <w:r>
-        <w:rPr>
-          <w:lang w:bidi="fa-IR"/>
-        </w:rPr>
-        <w:t xml:space="preserve">, </w:t>
-      </w:r>
-      <w:proofErr w:type="spellStart"/>
-      <w:r>
-        <w:rPr>
-          <w:lang w:bidi="fa-IR"/>
-        </w:rPr>
-        <w:t>start_date</w:t>
-      </w:r>
-      <w:proofErr w:type="spellEnd"/>
-      <w:r>
-        <w:rPr>
-          <w:lang w:bidi="fa-IR"/>
-        </w:rPr>
-        <w:t xml:space="preserve">, </w:t>
-      </w:r>
-      <w:proofErr w:type="spellStart"/>
-      <w:r>
-        <w:rPr>
-          <w:lang w:bidi="fa-IR"/>
-        </w:rPr>
-        <w:t>end_date</w:t>
-      </w:r>
-      <w:proofErr w:type="spellEnd"/>
-      <w:r>
-        <w:rPr>
-          <w:lang w:bidi="fa-IR"/>
-        </w:rPr>
-        <w:t xml:space="preserve">, </w:t>
-      </w:r>
-      <w:proofErr w:type="spellStart"/>
-      <w:r>
-        <w:rPr>
-          <w:lang w:bidi="fa-IR"/>
-        </w:rPr>
-        <w:t>usage_limit</w:t>
-      </w:r>
-      <w:proofErr w:type="spellEnd"/>
-      <w:r>
-        <w:rPr>
-          <w:lang w:bidi="fa-IR"/>
-        </w:rPr>
-        <w:t xml:space="preserve">, </w:t>
-      </w:r>
-      <w:proofErr w:type="spellStart"/>
-      <w:r>
-        <w:rPr>
-          <w:lang w:bidi="fa-IR"/>
-        </w:rPr>
-        <w:t>min_order_amount</w:t>
-      </w:r>
-      <w:proofErr w:type="spellEnd"/>
-      <w:r>
-        <w:rPr>
-          <w:lang w:bidi="fa-IR"/>
-        </w:rPr>
-        <w:t>)</w:t>
+      <w:r>
+        <w:rPr>
+          <w:lang w:bidi="fa-IR"/>
+        </w:rPr>
+        <w:t>, start_date, end_date, usage_limit, min_order_amount)</w:t>
       </w:r>
     </w:p>
     <w:p>
@@ -10404,7 +6496,6 @@
           <w:lang w:bidi="fa-IR"/>
         </w:rPr>
       </w:pPr>
-      <w:proofErr w:type="spellStart"/>
       <w:r>
         <w:rPr>
           <w:lang w:bidi="fa-IR"/>
@@ -10416,16 +6507,8 @@
         <w:rPr>
           <w:lang w:bidi="fa-IR"/>
         </w:rPr>
-        <w:t>Discount</w:t>
-      </w:r>
-      <w:proofErr w:type="spellEnd"/>
-      <w:r>
-        <w:rPr>
-          <w:lang w:bidi="fa-IR"/>
-        </w:rPr>
-        <w:t>(</w:t>
-      </w:r>
-      <w:proofErr w:type="spellStart"/>
+        <w:t>Discount(</w:t>
+      </w:r>
       <w:proofErr w:type="gramEnd"/>
       <w:r>
         <w:rPr>
@@ -10434,40 +6517,11 @@
         </w:rPr>
         <w:t>promo_code</w:t>
       </w:r>
-      <w:proofErr w:type="spellEnd"/>
-      <w:r>
-        <w:rPr>
-          <w:lang w:bidi="fa-IR"/>
-        </w:rPr>
-        <w:t xml:space="preserve">, </w:t>
-      </w:r>
-      <w:proofErr w:type="spellStart"/>
-      <w:r>
-        <w:rPr>
-          <w:lang w:bidi="fa-IR"/>
-        </w:rPr>
-        <w:t>discount_percentage</w:t>
-      </w:r>
-      <w:proofErr w:type="spellEnd"/>
-      <w:r>
-        <w:rPr>
-          <w:lang w:bidi="fa-IR"/>
-        </w:rPr>
-        <w:t xml:space="preserve">, </w:t>
-      </w:r>
-      <w:proofErr w:type="spellStart"/>
-      <w:r>
-        <w:rPr>
-          <w:lang w:bidi="fa-IR"/>
-        </w:rPr>
-        <w:t>max_discount_amount</w:t>
-      </w:r>
-      <w:proofErr w:type="spellEnd"/>
-      <w:r>
-        <w:rPr>
-          <w:lang w:bidi="fa-IR"/>
-        </w:rPr>
-        <w:t>)</w:t>
+      <w:r>
+        <w:rPr>
+          <w:lang w:bidi="fa-IR"/>
+        </w:rPr>
+        <w:t>, discount_percentage, max_discount_amount)</w:t>
       </w:r>
       <w:r>
         <w:rPr>
@@ -10491,30 +6545,8 @@
         <w:rPr>
           <w:lang w:bidi="fa-IR"/>
         </w:rPr>
-        <w:t xml:space="preserve">FK: </w:t>
-      </w:r>
-      <w:proofErr w:type="spellStart"/>
-      <w:r>
-        <w:rPr>
-          <w:lang w:bidi="fa-IR"/>
-        </w:rPr>
-        <w:t>promo_code</w:t>
-      </w:r>
-      <w:proofErr w:type="spellEnd"/>
-      <w:r>
-        <w:rPr>
-          <w:lang w:bidi="fa-IR"/>
-        </w:rPr>
-        <w:t xml:space="preserve"> → </w:t>
-      </w:r>
-      <w:proofErr w:type="spellStart"/>
-      <w:r>
-        <w:rPr>
-          <w:lang w:bidi="fa-IR"/>
-        </w:rPr>
-        <w:t>Promo_Code</w:t>
-      </w:r>
-      <w:proofErr w:type="spellEnd"/>
+        <w:t>FK: promo_code → Promo_Code</w:t>
+      </w:r>
     </w:p>
     <w:p>
       <w:pPr>
@@ -10529,7 +6561,6 @@
           <w:lang w:bidi="fa-IR"/>
         </w:rPr>
       </w:pPr>
-      <w:proofErr w:type="spellStart"/>
       <w:r>
         <w:rPr>
           <w:lang w:bidi="fa-IR"/>
@@ -10541,16 +6572,8 @@
         <w:rPr>
           <w:lang w:bidi="fa-IR"/>
         </w:rPr>
-        <w:t>Discount</w:t>
-      </w:r>
-      <w:proofErr w:type="spellEnd"/>
-      <w:r>
-        <w:rPr>
-          <w:lang w:bidi="fa-IR"/>
-        </w:rPr>
-        <w:t>(</w:t>
-      </w:r>
-      <w:proofErr w:type="spellStart"/>
+        <w:t>Discount(</w:t>
+      </w:r>
       <w:proofErr w:type="gramEnd"/>
       <w:r>
         <w:rPr>
@@ -10559,26 +6582,11 @@
         </w:rPr>
         <w:t>promo_code</w:t>
       </w:r>
-      <w:proofErr w:type="spellEnd"/>
-      <w:r>
-        <w:rPr>
-          <w:lang w:bidi="fa-IR"/>
-        </w:rPr>
-        <w:t xml:space="preserve">, </w:t>
-      </w:r>
-      <w:proofErr w:type="spellStart"/>
-      <w:r>
-        <w:rPr>
-          <w:lang w:bidi="fa-IR"/>
-        </w:rPr>
-        <w:t>discount_amount</w:t>
-      </w:r>
-      <w:proofErr w:type="spellEnd"/>
-      <w:r>
-        <w:rPr>
-          <w:lang w:bidi="fa-IR"/>
-        </w:rPr>
-        <w:t>)</w:t>
+      <w:r>
+        <w:rPr>
+          <w:lang w:bidi="fa-IR"/>
+        </w:rPr>
+        <w:t>, discount_amount)</w:t>
       </w:r>
       <w:r>
         <w:rPr>
@@ -10632,30 +6640,8 @@
         <w:rPr>
           <w:lang w:bidi="fa-IR"/>
         </w:rPr>
-        <w:t xml:space="preserve">FK: </w:t>
-      </w:r>
-      <w:proofErr w:type="spellStart"/>
-      <w:r>
-        <w:rPr>
-          <w:lang w:bidi="fa-IR"/>
-        </w:rPr>
-        <w:t>promo_code</w:t>
-      </w:r>
-      <w:proofErr w:type="spellEnd"/>
-      <w:r>
-        <w:rPr>
-          <w:lang w:bidi="fa-IR"/>
-        </w:rPr>
-        <w:t xml:space="preserve"> → </w:t>
-      </w:r>
-      <w:proofErr w:type="spellStart"/>
-      <w:r>
-        <w:rPr>
-          <w:lang w:bidi="fa-IR"/>
-        </w:rPr>
-        <w:t>Promo_Code</w:t>
-      </w:r>
-      <w:proofErr w:type="spellEnd"/>
+        <w:t>FK: promo_code → Promo_Code</w:t>
+      </w:r>
     </w:p>
     <w:p>
       <w:pPr>
@@ -10811,14 +6797,12 @@
         </w:rPr>
         <w:t xml:space="preserve"> </w:t>
       </w:r>
-      <w:proofErr w:type="spellStart"/>
       <w:r>
         <w:rPr>
           <w:lang w:bidi="fa-IR"/>
         </w:rPr>
         <w:t>Customer_Address</w:t>
       </w:r>
-      <w:proofErr w:type="spellEnd"/>
       <w:r>
         <w:rPr>
           <w:rtl/>
@@ -10845,90 +6829,72 @@
         <w:rPr>
           <w:lang w:bidi="fa-IR"/>
         </w:rPr>
-        <w:t xml:space="preserve">FK: </w:t>
-      </w:r>
-      <w:proofErr w:type="spellStart"/>
+        <w:t>FK: customer_id → Customer</w:t>
+      </w:r>
+      <w:r>
+        <w:rPr>
+          <w:rtl/>
+          <w:lang w:bidi="fa-IR"/>
+        </w:rPr>
+        <w:t xml:space="preserve"> است. چون کل</w:t>
+      </w:r>
+      <w:r>
+        <w:rPr>
+          <w:rFonts w:hint="cs"/>
+          <w:rtl/>
+          <w:lang w:bidi="fa-IR"/>
+        </w:rPr>
+        <w:t>ی</w:t>
+      </w:r>
+      <w:r>
+        <w:rPr>
+          <w:rFonts w:hint="eastAsia"/>
+          <w:rtl/>
+          <w:lang w:bidi="fa-IR"/>
+        </w:rPr>
+        <w:t>د</w:t>
+      </w:r>
+      <w:r>
+        <w:rPr>
+          <w:rtl/>
+          <w:lang w:bidi="fa-IR"/>
+        </w:rPr>
+        <w:t xml:space="preserve"> اصل</w:t>
+      </w:r>
+      <w:r>
+        <w:rPr>
+          <w:rFonts w:hint="cs"/>
+          <w:rtl/>
+          <w:lang w:bidi="fa-IR"/>
+        </w:rPr>
+        <w:t>ی</w:t>
+      </w:r>
+      <w:r>
+        <w:rPr>
+          <w:rtl/>
+          <w:lang w:bidi="fa-IR"/>
+        </w:rPr>
+        <w:t xml:space="preserve"> </w:t>
+      </w:r>
+      <w:r>
+        <w:rPr>
+          <w:lang w:bidi="fa-IR"/>
+        </w:rPr>
+        <w:t>Customer_Address</w:t>
+      </w:r>
+      <w:r>
+        <w:rPr>
+          <w:rtl/>
+          <w:lang w:bidi="fa-IR"/>
+        </w:rPr>
+        <w:t xml:space="preserve"> شامل </w:t>
+      </w:r>
       <w:r>
         <w:rPr>
           <w:lang w:bidi="fa-IR"/>
         </w:rPr>
         <w:t>customer_id</w:t>
       </w:r>
-      <w:proofErr w:type="spellEnd"/>
-      <w:r>
-        <w:rPr>
-          <w:lang w:bidi="fa-IR"/>
-        </w:rPr>
-        <w:t xml:space="preserve"> → Customer</w:t>
-      </w:r>
-      <w:r>
-        <w:rPr>
-          <w:rtl/>
-          <w:lang w:bidi="fa-IR"/>
-        </w:rPr>
-        <w:t xml:space="preserve"> است. چون کل</w:t>
-      </w:r>
-      <w:r>
-        <w:rPr>
-          <w:rFonts w:hint="cs"/>
-          <w:rtl/>
-          <w:lang w:bidi="fa-IR"/>
-        </w:rPr>
-        <w:t>ی</w:t>
-      </w:r>
-      <w:r>
-        <w:rPr>
-          <w:rFonts w:hint="eastAsia"/>
-          <w:rtl/>
-          <w:lang w:bidi="fa-IR"/>
-        </w:rPr>
-        <w:t>د</w:t>
-      </w:r>
-      <w:r>
-        <w:rPr>
-          <w:rtl/>
-          <w:lang w:bidi="fa-IR"/>
-        </w:rPr>
-        <w:t xml:space="preserve"> اصل</w:t>
-      </w:r>
-      <w:r>
-        <w:rPr>
-          <w:rFonts w:hint="cs"/>
-          <w:rtl/>
-          <w:lang w:bidi="fa-IR"/>
-        </w:rPr>
-        <w:t>ی</w:t>
-      </w:r>
-      <w:r>
-        <w:rPr>
-          <w:rtl/>
-          <w:lang w:bidi="fa-IR"/>
-        </w:rPr>
-        <w:t xml:space="preserve"> </w:t>
-      </w:r>
-      <w:proofErr w:type="spellStart"/>
-      <w:r>
-        <w:rPr>
-          <w:lang w:bidi="fa-IR"/>
-        </w:rPr>
-        <w:t>Customer_Address</w:t>
-      </w:r>
-      <w:proofErr w:type="spellEnd"/>
-      <w:r>
-        <w:rPr>
-          <w:rtl/>
-          <w:lang w:bidi="fa-IR"/>
-        </w:rPr>
-        <w:t xml:space="preserve"> شامل </w:t>
-      </w:r>
-      <w:proofErr w:type="spellStart"/>
-      <w:r>
-        <w:rPr>
-          <w:lang w:bidi="fa-IR"/>
-        </w:rPr>
-        <w:t>customer_id</w:t>
-      </w:r>
-      <w:proofErr w:type="spellEnd"/>
       <w:r>
         <w:rPr>
           <w:rtl/>
@@ -11135,14 +7101,12 @@
         </w:rPr>
         <w:t xml:space="preserve"> </w:t>
       </w:r>
-      <w:proofErr w:type="spellStart"/>
       <w:r>
         <w:rPr>
           <w:lang w:bidi="fa-IR"/>
         </w:rPr>
         <w:t>Order_Item</w:t>
       </w:r>
-      <w:proofErr w:type="spellEnd"/>
       <w:r>
         <w:rPr>
           <w:rtl/>
@@ -11169,28 +7133,63 @@
         <w:rPr>
           <w:lang w:bidi="fa-IR"/>
         </w:rPr>
-        <w:t xml:space="preserve">FK: </w:t>
-      </w:r>
-      <w:proofErr w:type="spellStart"/>
+        <w:t>FK: order_id → Order</w:t>
+      </w:r>
+      <w:r>
+        <w:rPr>
+          <w:rtl/>
+          <w:lang w:bidi="fa-IR"/>
+        </w:rPr>
+        <w:t xml:space="preserve"> با محدود</w:t>
+      </w:r>
+      <w:r>
+        <w:rPr>
+          <w:rFonts w:hint="cs"/>
+          <w:rtl/>
+          <w:lang w:bidi="fa-IR"/>
+        </w:rPr>
+        <w:t>ی</w:t>
+      </w:r>
+      <w:r>
+        <w:rPr>
+          <w:rFonts w:hint="eastAsia"/>
+          <w:rtl/>
+          <w:lang w:bidi="fa-IR"/>
+        </w:rPr>
+        <w:t>ت</w:t>
+      </w:r>
+      <w:r>
+        <w:rPr>
+          <w:rtl/>
+          <w:lang w:bidi="fa-IR"/>
+        </w:rPr>
+        <w:t xml:space="preserve"> </w:t>
+      </w:r>
+      <w:r>
+        <w:rPr>
+          <w:lang w:bidi="fa-IR"/>
+        </w:rPr>
+        <w:t>NOT NULL</w:t>
+      </w:r>
+      <w:r>
+        <w:rPr>
+          <w:rtl/>
+          <w:lang w:bidi="fa-IR"/>
+        </w:rPr>
+        <w:t xml:space="preserve"> است. چون </w:t>
+      </w:r>
       <w:r>
         <w:rPr>
           <w:lang w:bidi="fa-IR"/>
         </w:rPr>
         <w:t>order_id</w:t>
       </w:r>
-      <w:proofErr w:type="spellEnd"/>
-      <w:r>
-        <w:rPr>
-          <w:lang w:bidi="fa-IR"/>
-        </w:rPr>
-        <w:t xml:space="preserve"> → Order</w:t>
-      </w:r>
-      <w:r>
-        <w:rPr>
-          <w:rtl/>
-          <w:lang w:bidi="fa-IR"/>
-        </w:rPr>
-        <w:t xml:space="preserve"> با محدود</w:t>
+      <w:r>
+        <w:rPr>
+          <w:rtl/>
+          <w:lang w:bidi="fa-IR"/>
+        </w:rPr>
+        <w:t xml:space="preserve"> هم بخش</w:t>
       </w:r>
       <w:r>
         <w:rPr>
@@ -11202,11 +7201,41 @@
       </w:r>
       <w:r>
         <w:rPr>
+          <w:rtl/>
+          <w:lang w:bidi="fa-IR"/>
+        </w:rPr>
+        <w:t xml:space="preserve"> از کل</w:t>
+      </w:r>
+      <w:r>
+        <w:rPr>
+          <w:rFonts w:hint="cs"/>
+          <w:rtl/>
+          <w:lang w:bidi="fa-IR"/>
+        </w:rPr>
+        <w:t>ی</w:t>
+      </w:r>
+      <w:r>
+        <w:rPr>
           <w:rFonts w:hint="eastAsia"/>
           <w:rtl/>
           <w:lang w:bidi="fa-IR"/>
         </w:rPr>
-        <w:t>ت</w:t>
+        <w:t>د</w:t>
+      </w:r>
+      <w:r>
+        <w:rPr>
+          <w:rtl/>
+          <w:lang w:bidi="fa-IR"/>
+        </w:rPr>
+        <w:t xml:space="preserve"> اصل</w:t>
+      </w:r>
+      <w:r>
+        <w:rPr>
+          <w:rFonts w:hint="cs"/>
+          <w:rtl/>
+          <w:lang w:bidi="fa-IR"/>
+        </w:rPr>
+        <w:t>ی</w:t>
       </w:r>
       <w:r>
         <w:rPr>
@@ -11219,91 +7248,8 @@
         <w:rPr>
           <w:lang w:bidi="fa-IR"/>
         </w:rPr>
-        <w:t>NOT NULL</w:t>
-      </w:r>
-      <w:r>
-        <w:rPr>
-          <w:rtl/>
-          <w:lang w:bidi="fa-IR"/>
-        </w:rPr>
-        <w:t xml:space="preserve"> است. چون </w:t>
-      </w:r>
-      <w:proofErr w:type="spellStart"/>
-      <w:r>
-        <w:rPr>
-          <w:lang w:bidi="fa-IR"/>
-        </w:rPr>
-        <w:t>order_id</w:t>
-      </w:r>
-      <w:proofErr w:type="spellEnd"/>
-      <w:r>
-        <w:rPr>
-          <w:rtl/>
-          <w:lang w:bidi="fa-IR"/>
-        </w:rPr>
-        <w:t xml:space="preserve"> هم بخش</w:t>
-      </w:r>
-      <w:r>
-        <w:rPr>
-          <w:rFonts w:hint="cs"/>
-          <w:rtl/>
-          <w:lang w:bidi="fa-IR"/>
-        </w:rPr>
-        <w:t>ی</w:t>
-      </w:r>
-      <w:r>
-        <w:rPr>
-          <w:rtl/>
-          <w:lang w:bidi="fa-IR"/>
-        </w:rPr>
-        <w:t xml:space="preserve"> از کل</w:t>
-      </w:r>
-      <w:r>
-        <w:rPr>
-          <w:rFonts w:hint="cs"/>
-          <w:rtl/>
-          <w:lang w:bidi="fa-IR"/>
-        </w:rPr>
-        <w:t>ی</w:t>
-      </w:r>
-      <w:r>
-        <w:rPr>
-          <w:rFonts w:hint="eastAsia"/>
-          <w:rtl/>
-          <w:lang w:bidi="fa-IR"/>
-        </w:rPr>
-        <w:t>د</w:t>
-      </w:r>
-      <w:r>
-        <w:rPr>
-          <w:rtl/>
-          <w:lang w:bidi="fa-IR"/>
-        </w:rPr>
-        <w:t xml:space="preserve"> اصل</w:t>
-      </w:r>
-      <w:r>
-        <w:rPr>
-          <w:rFonts w:hint="cs"/>
-          <w:rtl/>
-          <w:lang w:bidi="fa-IR"/>
-        </w:rPr>
-        <w:t>ی</w:t>
-      </w:r>
-      <w:r>
-        <w:rPr>
-          <w:rtl/>
-          <w:lang w:bidi="fa-IR"/>
-        </w:rPr>
-        <w:t xml:space="preserve"> </w:t>
-      </w:r>
-      <w:proofErr w:type="spellStart"/>
-      <w:r>
-        <w:rPr>
-          <w:lang w:bidi="fa-IR"/>
-        </w:rPr>
         <w:t>Order_Item</w:t>
       </w:r>
-      <w:proofErr w:type="spellEnd"/>
       <w:r>
         <w:rPr>
           <w:rtl/>
@@ -11530,633 +7476,609 @@
         <w:rPr>
           <w:lang w:bidi="fa-IR"/>
         </w:rPr>
-        <w:t xml:space="preserve">FK: </w:t>
-      </w:r>
-      <w:proofErr w:type="spellStart"/>
+        <w:t>FK: order_id → Order</w:t>
+      </w:r>
+      <w:r>
+        <w:rPr>
+          <w:rtl/>
+          <w:lang w:bidi="fa-IR"/>
+        </w:rPr>
+        <w:t xml:space="preserve"> با محدودیت </w:t>
+      </w:r>
+      <w:r>
+        <w:rPr>
+          <w:lang w:bidi="fa-IR"/>
+        </w:rPr>
+        <w:t>NOT NULL</w:t>
+      </w:r>
+      <w:r>
+        <w:rPr>
+          <w:rtl/>
+          <w:lang w:bidi="fa-IR"/>
+        </w:rPr>
+        <w:t xml:space="preserve"> است. برخلاف </w:t>
+      </w:r>
+      <w:r>
+        <w:rPr>
+          <w:lang w:bidi="fa-IR"/>
+        </w:rPr>
+        <w:t>Order_Item</w:t>
+      </w:r>
+      <w:r>
+        <w:rPr>
+          <w:rtl/>
+          <w:lang w:bidi="fa-IR"/>
+        </w:rPr>
+        <w:t xml:space="preserve">، این‌جا </w:t>
+      </w:r>
       <w:r>
         <w:rPr>
           <w:lang w:bidi="fa-IR"/>
         </w:rPr>
         <w:t>order_id</w:t>
       </w:r>
-      <w:proofErr w:type="spellEnd"/>
-      <w:r>
-        <w:rPr>
-          <w:lang w:bidi="fa-IR"/>
-        </w:rPr>
-        <w:t xml:space="preserve"> → Order</w:t>
-      </w:r>
-      <w:r>
-        <w:rPr>
-          <w:rtl/>
-          <w:lang w:bidi="fa-IR"/>
-        </w:rPr>
-        <w:t xml:space="preserve"> با محدودیت </w:t>
-      </w:r>
-      <w:r>
-        <w:rPr>
-          <w:lang w:bidi="fa-IR"/>
-        </w:rPr>
-        <w:t>NOT NULL</w:t>
-      </w:r>
-      <w:r>
-        <w:rPr>
-          <w:rtl/>
-          <w:lang w:bidi="fa-IR"/>
-        </w:rPr>
-        <w:t xml:space="preserve"> است. برخلاف </w:t>
-      </w:r>
-      <w:proofErr w:type="spellStart"/>
+      <w:r>
+        <w:rPr>
+          <w:rtl/>
+          <w:lang w:bidi="fa-IR"/>
+        </w:rPr>
+        <w:t xml:space="preserve"> بخشی از کلید اصلی </w:t>
+      </w:r>
+      <w:r>
+        <w:rPr>
+          <w:lang w:bidi="fa-IR"/>
+        </w:rPr>
+        <w:t>Payment</w:t>
+      </w:r>
+      <w:r>
+        <w:rPr>
+          <w:rtl/>
+          <w:lang w:bidi="fa-IR"/>
+        </w:rPr>
+        <w:t xml:space="preserve"> نیست، اما همچنان اجباری و غیرقابل‌حذف است؛ یعنی هر رکورد پرداخت باید به یک سفارش موجود اشاره کند، هرچند خودش هویت مستقلی هم دارد. این طراحی دقیقاً همان چیزی است که در گام ۴ توضیح داده شد: امکان ثبت چند پرداخت (از جمله پرداخت‌های ناموفق) برای یک سفارش را حفظ می‌کند، بدون این‌که یکپارچگی داده را از دست بدهد.</w:t>
+      </w:r>
+    </w:p>
+    <w:p>
+      <w:pPr>
+        <w:ind w:left="360"/>
+        <w:rPr>
+          <w:rtl/>
+          <w:lang w:bidi="fa-IR"/>
+        </w:rPr>
+      </w:pPr>
+      <w:r>
+        <w:rPr>
+          <w:rFonts w:hint="eastAsia"/>
+          <w:rtl/>
+          <w:lang w:bidi="fa-IR"/>
+        </w:rPr>
+        <w:t>علاوه</w:t>
+      </w:r>
+      <w:r>
+        <w:rPr>
+          <w:rtl/>
+          <w:lang w:bidi="fa-IR"/>
+        </w:rPr>
+        <w:t xml:space="preserve"> بر </w:t>
+      </w:r>
+      <w:r>
+        <w:rPr>
+          <w:rFonts w:hint="cs"/>
+          <w:rtl/>
+          <w:lang w:bidi="fa-IR"/>
+        </w:rPr>
+        <w:t>ی</w:t>
+      </w:r>
+      <w:r>
+        <w:rPr>
+          <w:rFonts w:hint="eastAsia"/>
+          <w:rtl/>
+          <w:lang w:bidi="fa-IR"/>
+        </w:rPr>
+        <w:t>کپارچگ</w:t>
+      </w:r>
+      <w:r>
+        <w:rPr>
+          <w:rFonts w:hint="cs"/>
+          <w:rtl/>
+          <w:lang w:bidi="fa-IR"/>
+        </w:rPr>
+        <w:t>ی</w:t>
+      </w:r>
+      <w:r>
+        <w:rPr>
+          <w:rFonts w:hint="eastAsia"/>
+          <w:rtl/>
+          <w:lang w:bidi="fa-IR"/>
+        </w:rPr>
+        <w:t>،</w:t>
+      </w:r>
+      <w:r>
+        <w:rPr>
+          <w:rtl/>
+          <w:lang w:bidi="fa-IR"/>
+        </w:rPr>
+        <w:t xml:space="preserve"> صورت پروژه خواسته بود ت</w:t>
+      </w:r>
+      <w:r>
+        <w:rPr>
+          <w:rFonts w:hint="cs"/>
+          <w:rtl/>
+          <w:lang w:bidi="fa-IR"/>
+        </w:rPr>
+        <w:t>ی</w:t>
+      </w:r>
+      <w:r>
+        <w:rPr>
+          <w:rFonts w:hint="eastAsia"/>
+          <w:rtl/>
+          <w:lang w:bidi="fa-IR"/>
+        </w:rPr>
+        <w:t>م</w:t>
+      </w:r>
+      <w:r>
+        <w:rPr>
+          <w:rtl/>
+          <w:lang w:bidi="fa-IR"/>
+        </w:rPr>
+        <w:t xml:space="preserve"> تحل</w:t>
+      </w:r>
+      <w:r>
+        <w:rPr>
+          <w:rFonts w:hint="cs"/>
+          <w:rtl/>
+          <w:lang w:bidi="fa-IR"/>
+        </w:rPr>
+        <w:t>ی</w:t>
+      </w:r>
+      <w:r>
+        <w:rPr>
+          <w:rFonts w:hint="eastAsia"/>
+          <w:rtl/>
+          <w:lang w:bidi="fa-IR"/>
+        </w:rPr>
+        <w:t>ل</w:t>
+      </w:r>
+      <w:r>
+        <w:rPr>
+          <w:rtl/>
+          <w:lang w:bidi="fa-IR"/>
+        </w:rPr>
+        <w:t xml:space="preserve"> داده بتواند بدون پ</w:t>
+      </w:r>
+      <w:r>
+        <w:rPr>
+          <w:rFonts w:hint="cs"/>
+          <w:rtl/>
+          <w:lang w:bidi="fa-IR"/>
+        </w:rPr>
+        <w:t>ی</w:t>
+      </w:r>
+      <w:r>
+        <w:rPr>
+          <w:rFonts w:hint="eastAsia"/>
+          <w:rtl/>
+          <w:lang w:bidi="fa-IR"/>
+        </w:rPr>
+        <w:t>چ</w:t>
+      </w:r>
+      <w:r>
+        <w:rPr>
+          <w:rFonts w:hint="cs"/>
+          <w:rtl/>
+          <w:lang w:bidi="fa-IR"/>
+        </w:rPr>
+        <w:t>ی</w:t>
+      </w:r>
+      <w:r>
+        <w:rPr>
+          <w:rFonts w:hint="eastAsia"/>
+          <w:rtl/>
+          <w:lang w:bidi="fa-IR"/>
+        </w:rPr>
+        <w:t>دگ</w:t>
+      </w:r>
+      <w:r>
+        <w:rPr>
+          <w:rFonts w:hint="cs"/>
+          <w:rtl/>
+          <w:lang w:bidi="fa-IR"/>
+        </w:rPr>
+        <w:t>ی</w:t>
+      </w:r>
+      <w:r>
+        <w:rPr>
+          <w:rtl/>
+          <w:lang w:bidi="fa-IR"/>
+        </w:rPr>
+        <w:t xml:space="preserve"> به ا</w:t>
+      </w:r>
+      <w:r>
+        <w:rPr>
+          <w:rFonts w:hint="cs"/>
+          <w:rtl/>
+          <w:lang w:bidi="fa-IR"/>
+        </w:rPr>
+        <w:t>ی</w:t>
+      </w:r>
+      <w:r>
+        <w:rPr>
+          <w:rFonts w:hint="eastAsia"/>
+          <w:rtl/>
+          <w:lang w:bidi="fa-IR"/>
+        </w:rPr>
+        <w:t>ن</w:t>
+      </w:r>
+      <w:r>
+        <w:rPr>
+          <w:rtl/>
+          <w:lang w:bidi="fa-IR"/>
+        </w:rPr>
+        <w:t xml:space="preserve"> اطلاعات دسترس</w:t>
+      </w:r>
+      <w:r>
+        <w:rPr>
+          <w:rFonts w:hint="cs"/>
+          <w:rtl/>
+          <w:lang w:bidi="fa-IR"/>
+        </w:rPr>
+        <w:t>ی</w:t>
+      </w:r>
+      <w:r>
+        <w:rPr>
+          <w:rtl/>
+          <w:lang w:bidi="fa-IR"/>
+        </w:rPr>
+        <w:t xml:space="preserve"> داشته باشد؛ با</w:t>
+      </w:r>
+      <w:r>
+        <w:rPr>
+          <w:rFonts w:hint="cs"/>
+          <w:rtl/>
+          <w:lang w:bidi="fa-IR"/>
+        </w:rPr>
+        <w:t xml:space="preserve"> طراحی</w:t>
+      </w:r>
+      <w:r>
+        <w:rPr>
+          <w:rtl/>
+          <w:lang w:bidi="fa-IR"/>
+        </w:rPr>
+        <w:t xml:space="preserve"> نها</w:t>
+      </w:r>
+      <w:r>
+        <w:rPr>
+          <w:rFonts w:hint="cs"/>
+          <w:rtl/>
+          <w:lang w:bidi="fa-IR"/>
+        </w:rPr>
+        <w:t>یی</w:t>
+      </w:r>
+      <w:r>
+        <w:rPr>
+          <w:rFonts w:hint="eastAsia"/>
+          <w:rtl/>
+          <w:lang w:bidi="fa-IR"/>
+        </w:rPr>
+        <w:t>،</w:t>
+      </w:r>
+      <w:r>
+        <w:rPr>
+          <w:rtl/>
+          <w:lang w:bidi="fa-IR"/>
+        </w:rPr>
+        <w:t xml:space="preserve"> هرکدام ا</w:t>
+      </w:r>
+      <w:r>
+        <w:rPr>
+          <w:rFonts w:hint="cs"/>
+          <w:rtl/>
+          <w:lang w:bidi="fa-IR"/>
+        </w:rPr>
+        <w:t>ی</w:t>
+      </w:r>
+      <w:r>
+        <w:rPr>
+          <w:rFonts w:hint="eastAsia"/>
+          <w:rtl/>
+          <w:lang w:bidi="fa-IR"/>
+        </w:rPr>
+        <w:t>ن‌طور</w:t>
+      </w:r>
+      <w:r>
+        <w:rPr>
+          <w:rtl/>
+          <w:lang w:bidi="fa-IR"/>
+        </w:rPr>
+        <w:t xml:space="preserve"> پاسخ داده م</w:t>
+      </w:r>
+      <w:r>
+        <w:rPr>
+          <w:rFonts w:hint="cs"/>
+          <w:rtl/>
+          <w:lang w:bidi="fa-IR"/>
+        </w:rPr>
+        <w:t>ی‌</w:t>
+      </w:r>
+      <w:r>
+        <w:rPr>
+          <w:rFonts w:hint="eastAsia"/>
+          <w:rtl/>
+          <w:lang w:bidi="fa-IR"/>
+        </w:rPr>
+        <w:t>شود</w:t>
+      </w:r>
+      <w:r>
+        <w:rPr>
+          <w:rtl/>
+          <w:lang w:bidi="fa-IR"/>
+        </w:rPr>
+        <w:t>:</w:t>
+      </w:r>
+    </w:p>
+    <w:p>
+      <w:pPr>
+        <w:ind w:left="720"/>
+        <w:rPr>
+          <w:rtl/>
+          <w:lang w:bidi="fa-IR"/>
+        </w:rPr>
+      </w:pPr>
+      <w:r>
+        <w:rPr>
+          <w:rFonts w:hint="eastAsia"/>
+          <w:rtl/>
+          <w:lang w:bidi="fa-IR"/>
+        </w:rPr>
+        <w:t>وضع</w:t>
+      </w:r>
+      <w:r>
+        <w:rPr>
+          <w:rFonts w:hint="cs"/>
+          <w:rtl/>
+          <w:lang w:bidi="fa-IR"/>
+        </w:rPr>
+        <w:t>ی</w:t>
+      </w:r>
+      <w:r>
+        <w:rPr>
+          <w:rFonts w:hint="eastAsia"/>
+          <w:rtl/>
+          <w:lang w:bidi="fa-IR"/>
+        </w:rPr>
+        <w:t>ت</w:t>
+      </w:r>
+      <w:r>
+        <w:rPr>
+          <w:rtl/>
+          <w:lang w:bidi="fa-IR"/>
+        </w:rPr>
+        <w:t xml:space="preserve"> سفارش‌ها مستق</w:t>
+      </w:r>
+      <w:r>
+        <w:rPr>
+          <w:rFonts w:hint="cs"/>
+          <w:rtl/>
+          <w:lang w:bidi="fa-IR"/>
+        </w:rPr>
+        <w:t>ی</w:t>
+      </w:r>
+      <w:r>
+        <w:rPr>
+          <w:rFonts w:hint="eastAsia"/>
+          <w:rtl/>
+          <w:lang w:bidi="fa-IR"/>
+        </w:rPr>
+        <w:t>ماً</w:t>
+      </w:r>
+      <w:r>
+        <w:rPr>
+          <w:rtl/>
+          <w:lang w:bidi="fa-IR"/>
+        </w:rPr>
+        <w:t xml:space="preserve"> از ستون </w:t>
+      </w:r>
+      <w:r>
+        <w:rPr>
+          <w:lang w:bidi="fa-IR"/>
+        </w:rPr>
+        <w:t>order_status</w:t>
+      </w:r>
+      <w:r>
+        <w:rPr>
+          <w:rtl/>
+          <w:lang w:bidi="fa-IR"/>
+        </w:rPr>
+        <w:t xml:space="preserve"> در جدول </w:t>
+      </w:r>
+      <w:r>
+        <w:rPr>
+          <w:lang w:bidi="fa-IR"/>
+        </w:rPr>
+        <w:t>Order</w:t>
+      </w:r>
+      <w:r>
+        <w:rPr>
+          <w:rtl/>
+          <w:lang w:bidi="fa-IR"/>
+        </w:rPr>
+        <w:t>، بدون ن</w:t>
+      </w:r>
+      <w:r>
+        <w:rPr>
+          <w:rFonts w:hint="cs"/>
+          <w:rtl/>
+          <w:lang w:bidi="fa-IR"/>
+        </w:rPr>
+        <w:t>ی</w:t>
+      </w:r>
+      <w:r>
+        <w:rPr>
+          <w:rFonts w:hint="eastAsia"/>
+          <w:rtl/>
+          <w:lang w:bidi="fa-IR"/>
+        </w:rPr>
+        <w:t>از</w:t>
+      </w:r>
+      <w:r>
+        <w:rPr>
+          <w:rtl/>
+          <w:lang w:bidi="fa-IR"/>
+        </w:rPr>
+        <w:t xml:space="preserve"> به </w:t>
+      </w:r>
+      <w:r>
+        <w:rPr>
+          <w:lang w:bidi="fa-IR"/>
+        </w:rPr>
+        <w:t>join</w:t>
+      </w:r>
+      <w:r>
+        <w:rPr>
+          <w:rtl/>
+          <w:lang w:bidi="fa-IR"/>
+        </w:rPr>
+        <w:t xml:space="preserve"> با جدول د</w:t>
+      </w:r>
+      <w:r>
+        <w:rPr>
+          <w:rFonts w:hint="cs"/>
+          <w:rtl/>
+          <w:lang w:bidi="fa-IR"/>
+        </w:rPr>
+        <w:t>ی</w:t>
+      </w:r>
+      <w:r>
+        <w:rPr>
+          <w:rFonts w:hint="eastAsia"/>
+          <w:rtl/>
+          <w:lang w:bidi="fa-IR"/>
+        </w:rPr>
+        <w:t>گر</w:t>
+      </w:r>
+      <w:r>
+        <w:rPr>
+          <w:rFonts w:hint="cs"/>
+          <w:rtl/>
+          <w:lang w:bidi="fa-IR"/>
+        </w:rPr>
+        <w:t xml:space="preserve"> بدست میآید.</w:t>
+      </w:r>
+    </w:p>
+    <w:p>
+      <w:pPr>
+        <w:ind w:left="720"/>
+        <w:rPr>
+          <w:rtl/>
+          <w:lang w:bidi="fa-IR"/>
+        </w:rPr>
+      </w:pPr>
+      <w:r>
+        <w:rPr>
+          <w:rFonts w:hint="eastAsia"/>
+          <w:rtl/>
+          <w:lang w:bidi="fa-IR"/>
+        </w:rPr>
+        <w:t>فروش</w:t>
+      </w:r>
+      <w:r>
+        <w:rPr>
+          <w:rtl/>
+          <w:lang w:bidi="fa-IR"/>
+        </w:rPr>
+        <w:t xml:space="preserve"> هر فروشنده با </w:t>
+      </w:r>
+      <w:r>
+        <w:rPr>
+          <w:rFonts w:hint="cs"/>
+          <w:rtl/>
+          <w:lang w:bidi="fa-IR"/>
+        </w:rPr>
+        <w:t>ی</w:t>
+      </w:r>
+      <w:r>
+        <w:rPr>
+          <w:rFonts w:hint="eastAsia"/>
+          <w:rtl/>
+          <w:lang w:bidi="fa-IR"/>
+        </w:rPr>
+        <w:t>ک</w:t>
+      </w:r>
+      <w:r>
+        <w:rPr>
+          <w:rtl/>
+          <w:lang w:bidi="fa-IR"/>
+        </w:rPr>
+        <w:t xml:space="preserve"> </w:t>
+      </w:r>
+      <w:r>
+        <w:rPr>
+          <w:lang w:bidi="fa-IR"/>
+        </w:rPr>
+        <w:t>join</w:t>
+      </w:r>
+      <w:r>
+        <w:rPr>
+          <w:rtl/>
+          <w:lang w:bidi="fa-IR"/>
+        </w:rPr>
+        <w:t xml:space="preserve"> ساده ب</w:t>
+      </w:r>
+      <w:r>
+        <w:rPr>
+          <w:rFonts w:hint="cs"/>
+          <w:rtl/>
+          <w:lang w:bidi="fa-IR"/>
+        </w:rPr>
+        <w:t>ی</w:t>
+      </w:r>
+      <w:r>
+        <w:rPr>
+          <w:rFonts w:hint="eastAsia"/>
+          <w:rtl/>
+          <w:lang w:bidi="fa-IR"/>
+        </w:rPr>
+        <w:t>ن</w:t>
+      </w:r>
+      <w:r>
+        <w:rPr>
+          <w:rtl/>
+          <w:lang w:bidi="fa-IR"/>
+        </w:rPr>
+        <w:t xml:space="preserve"> </w:t>
+      </w:r>
+      <w:r>
+        <w:rPr>
+          <w:lang w:bidi="fa-IR"/>
+        </w:rPr>
+        <w:t>Product</w:t>
+      </w:r>
+      <w:r>
+        <w:rPr>
+          <w:rtl/>
+          <w:lang w:bidi="fa-IR"/>
+        </w:rPr>
+        <w:t xml:space="preserve"> (که </w:t>
+      </w:r>
+      <w:r>
+        <w:rPr>
+          <w:lang w:bidi="fa-IR"/>
+        </w:rPr>
+        <w:t>seller_id</w:t>
+      </w:r>
+      <w:r>
+        <w:rPr>
+          <w:rtl/>
+          <w:lang w:bidi="fa-IR"/>
+        </w:rPr>
+        <w:t xml:space="preserve"> دارد) و </w:t>
+      </w:r>
       <w:r>
         <w:rPr>
           <w:lang w:bidi="fa-IR"/>
         </w:rPr>
         <w:t>Order_Item</w:t>
       </w:r>
-      <w:proofErr w:type="spellEnd"/>
-      <w:r>
-        <w:rPr>
-          <w:rtl/>
-          <w:lang w:bidi="fa-IR"/>
-        </w:rPr>
-        <w:t xml:space="preserve">، این‌جا </w:t>
-      </w:r>
-      <w:proofErr w:type="spellStart"/>
-      <w:r>
-        <w:rPr>
-          <w:lang w:bidi="fa-IR"/>
-        </w:rPr>
-        <w:t>order_id</w:t>
-      </w:r>
-      <w:proofErr w:type="spellEnd"/>
-      <w:r>
-        <w:rPr>
-          <w:rtl/>
-          <w:lang w:bidi="fa-IR"/>
-        </w:rPr>
-        <w:t xml:space="preserve"> بخشی از کلید اصلی </w:t>
-      </w:r>
-      <w:r>
-        <w:rPr>
-          <w:lang w:bidi="fa-IR"/>
-        </w:rPr>
-        <w:t>Payment</w:t>
-      </w:r>
-      <w:r>
-        <w:rPr>
-          <w:rtl/>
-          <w:lang w:bidi="fa-IR"/>
-        </w:rPr>
-        <w:t xml:space="preserve"> نیست، اما همچنان اجباری و غیرقابل‌حذف است؛ یعنی هر رکورد پرداخت باید به یک سفارش موجود اشاره کند، هرچند خودش هویت مستقلی هم دارد. این طراحی دقیقاً همان چیزی است که در گام ۴ توضیح داده شد: امکان ثبت چند پرداخت (از جمله پرداخت‌های ناموفق) برای یک سفارش را حفظ می‌کند، بدون این‌که یکپارچگی داده را از دست بدهد.</w:t>
-      </w:r>
-    </w:p>
-    <w:p>
-      <w:pPr>
-        <w:ind w:left="360"/>
-        <w:rPr>
-          <w:rtl/>
-          <w:lang w:bidi="fa-IR"/>
-        </w:rPr>
-      </w:pPr>
-      <w:r>
-        <w:rPr>
-          <w:rFonts w:hint="eastAsia"/>
-          <w:rtl/>
-          <w:lang w:bidi="fa-IR"/>
-        </w:rPr>
-        <w:t>علاوه</w:t>
-      </w:r>
-      <w:r>
-        <w:rPr>
-          <w:rtl/>
-          <w:lang w:bidi="fa-IR"/>
-        </w:rPr>
-        <w:t xml:space="preserve"> بر </w:t>
-      </w:r>
-      <w:r>
-        <w:rPr>
-          <w:rFonts w:hint="cs"/>
-          <w:rtl/>
-          <w:lang w:bidi="fa-IR"/>
-        </w:rPr>
-        <w:t>ی</w:t>
-      </w:r>
-      <w:r>
-        <w:rPr>
-          <w:rFonts w:hint="eastAsia"/>
-          <w:rtl/>
-          <w:lang w:bidi="fa-IR"/>
-        </w:rPr>
-        <w:t>کپارچگ</w:t>
-      </w:r>
-      <w:r>
-        <w:rPr>
-          <w:rFonts w:hint="cs"/>
-          <w:rtl/>
-          <w:lang w:bidi="fa-IR"/>
-        </w:rPr>
-        <w:t>ی</w:t>
-      </w:r>
-      <w:r>
-        <w:rPr>
-          <w:rFonts w:hint="eastAsia"/>
-          <w:rtl/>
-          <w:lang w:bidi="fa-IR"/>
-        </w:rPr>
-        <w:t>،</w:t>
-      </w:r>
-      <w:r>
-        <w:rPr>
-          <w:rtl/>
-          <w:lang w:bidi="fa-IR"/>
-        </w:rPr>
-        <w:t xml:space="preserve"> صورت پروژه خواسته بود ت</w:t>
-      </w:r>
-      <w:r>
-        <w:rPr>
-          <w:rFonts w:hint="cs"/>
-          <w:rtl/>
-          <w:lang w:bidi="fa-IR"/>
-        </w:rPr>
-        <w:t>ی</w:t>
-      </w:r>
-      <w:r>
-        <w:rPr>
-          <w:rFonts w:hint="eastAsia"/>
-          <w:rtl/>
-          <w:lang w:bidi="fa-IR"/>
-        </w:rPr>
-        <w:t>م</w:t>
-      </w:r>
-      <w:r>
-        <w:rPr>
-          <w:rtl/>
-          <w:lang w:bidi="fa-IR"/>
-        </w:rPr>
-        <w:t xml:space="preserve"> تحل</w:t>
-      </w:r>
-      <w:r>
-        <w:rPr>
-          <w:rFonts w:hint="cs"/>
-          <w:rtl/>
-          <w:lang w:bidi="fa-IR"/>
-        </w:rPr>
-        <w:t>ی</w:t>
-      </w:r>
-      <w:r>
-        <w:rPr>
-          <w:rFonts w:hint="eastAsia"/>
-          <w:rtl/>
-          <w:lang w:bidi="fa-IR"/>
-        </w:rPr>
-        <w:t>ل</w:t>
-      </w:r>
-      <w:r>
-        <w:rPr>
-          <w:rtl/>
-          <w:lang w:bidi="fa-IR"/>
-        </w:rPr>
-        <w:t xml:space="preserve"> داده بتواند بدون پ</w:t>
-      </w:r>
-      <w:r>
-        <w:rPr>
-          <w:rFonts w:hint="cs"/>
-          <w:rtl/>
-          <w:lang w:bidi="fa-IR"/>
-        </w:rPr>
-        <w:t>ی</w:t>
-      </w:r>
-      <w:r>
-        <w:rPr>
-          <w:rFonts w:hint="eastAsia"/>
-          <w:rtl/>
-          <w:lang w:bidi="fa-IR"/>
-        </w:rPr>
-        <w:t>چ</w:t>
-      </w:r>
-      <w:r>
-        <w:rPr>
-          <w:rFonts w:hint="cs"/>
-          <w:rtl/>
-          <w:lang w:bidi="fa-IR"/>
-        </w:rPr>
-        <w:t>ی</w:t>
-      </w:r>
-      <w:r>
-        <w:rPr>
-          <w:rFonts w:hint="eastAsia"/>
-          <w:rtl/>
-          <w:lang w:bidi="fa-IR"/>
-        </w:rPr>
-        <w:t>دگ</w:t>
-      </w:r>
-      <w:r>
-        <w:rPr>
-          <w:rFonts w:hint="cs"/>
-          <w:rtl/>
-          <w:lang w:bidi="fa-IR"/>
-        </w:rPr>
-        <w:t>ی</w:t>
-      </w:r>
-      <w:r>
-        <w:rPr>
-          <w:rtl/>
-          <w:lang w:bidi="fa-IR"/>
-        </w:rPr>
-        <w:t xml:space="preserve"> به ا</w:t>
-      </w:r>
-      <w:r>
-        <w:rPr>
-          <w:rFonts w:hint="cs"/>
-          <w:rtl/>
-          <w:lang w:bidi="fa-IR"/>
-        </w:rPr>
-        <w:t>ی</w:t>
-      </w:r>
-      <w:r>
-        <w:rPr>
-          <w:rFonts w:hint="eastAsia"/>
-          <w:rtl/>
-          <w:lang w:bidi="fa-IR"/>
-        </w:rPr>
-        <w:t>ن</w:t>
-      </w:r>
-      <w:r>
-        <w:rPr>
-          <w:rtl/>
-          <w:lang w:bidi="fa-IR"/>
-        </w:rPr>
-        <w:t xml:space="preserve"> اطلاعات دسترس</w:t>
-      </w:r>
-      <w:r>
-        <w:rPr>
-          <w:rFonts w:hint="cs"/>
-          <w:rtl/>
-          <w:lang w:bidi="fa-IR"/>
-        </w:rPr>
-        <w:t>ی</w:t>
-      </w:r>
-      <w:r>
-        <w:rPr>
-          <w:rtl/>
-          <w:lang w:bidi="fa-IR"/>
-        </w:rPr>
-        <w:t xml:space="preserve"> داشته باشد؛ با</w:t>
-      </w:r>
-      <w:r>
-        <w:rPr>
-          <w:rFonts w:hint="cs"/>
-          <w:rtl/>
-          <w:lang w:bidi="fa-IR"/>
-        </w:rPr>
-        <w:t xml:space="preserve"> طراحی</w:t>
-      </w:r>
-      <w:r>
-        <w:rPr>
-          <w:rtl/>
-          <w:lang w:bidi="fa-IR"/>
-        </w:rPr>
-        <w:t xml:space="preserve"> نها</w:t>
-      </w:r>
-      <w:r>
-        <w:rPr>
-          <w:rFonts w:hint="cs"/>
-          <w:rtl/>
-          <w:lang w:bidi="fa-IR"/>
-        </w:rPr>
-        <w:t>یی</w:t>
-      </w:r>
-      <w:r>
-        <w:rPr>
-          <w:rFonts w:hint="eastAsia"/>
-          <w:rtl/>
-          <w:lang w:bidi="fa-IR"/>
-        </w:rPr>
-        <w:t>،</w:t>
-      </w:r>
-      <w:r>
-        <w:rPr>
-          <w:rtl/>
-          <w:lang w:bidi="fa-IR"/>
-        </w:rPr>
-        <w:t xml:space="preserve"> هرکدام ا</w:t>
-      </w:r>
-      <w:r>
-        <w:rPr>
-          <w:rFonts w:hint="cs"/>
-          <w:rtl/>
-          <w:lang w:bidi="fa-IR"/>
-        </w:rPr>
-        <w:t>ی</w:t>
-      </w:r>
-      <w:r>
-        <w:rPr>
-          <w:rFonts w:hint="eastAsia"/>
-          <w:rtl/>
-          <w:lang w:bidi="fa-IR"/>
-        </w:rPr>
-        <w:t>ن‌طور</w:t>
-      </w:r>
-      <w:r>
-        <w:rPr>
-          <w:rtl/>
-          <w:lang w:bidi="fa-IR"/>
-        </w:rPr>
-        <w:t xml:space="preserve"> پاسخ داده م</w:t>
-      </w:r>
-      <w:r>
-        <w:rPr>
-          <w:rFonts w:hint="cs"/>
-          <w:rtl/>
-          <w:lang w:bidi="fa-IR"/>
-        </w:rPr>
-        <w:t>ی‌</w:t>
-      </w:r>
-      <w:r>
-        <w:rPr>
-          <w:rFonts w:hint="eastAsia"/>
-          <w:rtl/>
-          <w:lang w:bidi="fa-IR"/>
-        </w:rPr>
-        <w:t>شود</w:t>
-      </w:r>
-      <w:r>
-        <w:rPr>
-          <w:rtl/>
-          <w:lang w:bidi="fa-IR"/>
-        </w:rPr>
-        <w:t>:</w:t>
-      </w:r>
-    </w:p>
-    <w:p>
-      <w:pPr>
-        <w:ind w:left="720"/>
-        <w:rPr>
-          <w:rtl/>
-          <w:lang w:bidi="fa-IR"/>
-        </w:rPr>
-      </w:pPr>
-      <w:r>
-        <w:rPr>
-          <w:rFonts w:hint="eastAsia"/>
-          <w:rtl/>
-          <w:lang w:bidi="fa-IR"/>
-        </w:rPr>
-        <w:t>وضع</w:t>
-      </w:r>
-      <w:r>
-        <w:rPr>
-          <w:rFonts w:hint="cs"/>
-          <w:rtl/>
-          <w:lang w:bidi="fa-IR"/>
-        </w:rPr>
-        <w:t>ی</w:t>
-      </w:r>
-      <w:r>
-        <w:rPr>
-          <w:rFonts w:hint="eastAsia"/>
-          <w:rtl/>
-          <w:lang w:bidi="fa-IR"/>
-        </w:rPr>
-        <w:t>ت</w:t>
-      </w:r>
-      <w:r>
-        <w:rPr>
-          <w:rtl/>
-          <w:lang w:bidi="fa-IR"/>
-        </w:rPr>
-        <w:t xml:space="preserve"> سفارش‌ها مستق</w:t>
-      </w:r>
-      <w:r>
-        <w:rPr>
-          <w:rFonts w:hint="cs"/>
-          <w:rtl/>
-          <w:lang w:bidi="fa-IR"/>
-        </w:rPr>
-        <w:t>ی</w:t>
-      </w:r>
-      <w:r>
-        <w:rPr>
-          <w:rFonts w:hint="eastAsia"/>
-          <w:rtl/>
-          <w:lang w:bidi="fa-IR"/>
-        </w:rPr>
-        <w:t>ماً</w:t>
-      </w:r>
-      <w:r>
-        <w:rPr>
-          <w:rtl/>
-          <w:lang w:bidi="fa-IR"/>
-        </w:rPr>
-        <w:t xml:space="preserve"> از ستون </w:t>
-      </w:r>
-      <w:proofErr w:type="spellStart"/>
-      <w:r>
-        <w:rPr>
-          <w:lang w:bidi="fa-IR"/>
-        </w:rPr>
-        <w:t>order_status</w:t>
-      </w:r>
-      <w:proofErr w:type="spellEnd"/>
-      <w:r>
-        <w:rPr>
-          <w:rtl/>
-          <w:lang w:bidi="fa-IR"/>
-        </w:rPr>
-        <w:t xml:space="preserve"> در جدول </w:t>
-      </w:r>
-      <w:r>
-        <w:rPr>
-          <w:lang w:bidi="fa-IR"/>
-        </w:rPr>
-        <w:t>Order</w:t>
-      </w:r>
-      <w:r>
-        <w:rPr>
-          <w:rtl/>
-          <w:lang w:bidi="fa-IR"/>
-        </w:rPr>
-        <w:t>، بدون ن</w:t>
-      </w:r>
-      <w:r>
-        <w:rPr>
-          <w:rFonts w:hint="cs"/>
-          <w:rtl/>
-          <w:lang w:bidi="fa-IR"/>
-        </w:rPr>
-        <w:t>ی</w:t>
-      </w:r>
-      <w:r>
-        <w:rPr>
-          <w:rFonts w:hint="eastAsia"/>
-          <w:rtl/>
-          <w:lang w:bidi="fa-IR"/>
-        </w:rPr>
-        <w:t>از</w:t>
-      </w:r>
-      <w:r>
-        <w:rPr>
-          <w:rtl/>
-          <w:lang w:bidi="fa-IR"/>
-        </w:rPr>
-        <w:t xml:space="preserve"> به </w:t>
-      </w:r>
-      <w:r>
-        <w:rPr>
-          <w:lang w:bidi="fa-IR"/>
-        </w:rPr>
-        <w:t>join</w:t>
-      </w:r>
-      <w:r>
-        <w:rPr>
-          <w:rtl/>
-          <w:lang w:bidi="fa-IR"/>
-        </w:rPr>
-        <w:t xml:space="preserve"> با جدول د</w:t>
-      </w:r>
-      <w:r>
-        <w:rPr>
-          <w:rFonts w:hint="cs"/>
-          <w:rtl/>
-          <w:lang w:bidi="fa-IR"/>
-        </w:rPr>
-        <w:t>ی</w:t>
-      </w:r>
-      <w:r>
-        <w:rPr>
-          <w:rFonts w:hint="eastAsia"/>
-          <w:rtl/>
-          <w:lang w:bidi="fa-IR"/>
-        </w:rPr>
-        <w:t>گر</w:t>
-      </w:r>
-      <w:r>
-        <w:rPr>
-          <w:rFonts w:hint="cs"/>
-          <w:rtl/>
-          <w:lang w:bidi="fa-IR"/>
-        </w:rPr>
-        <w:t xml:space="preserve"> بدست میآید.</w:t>
-      </w:r>
-    </w:p>
-    <w:p>
-      <w:pPr>
-        <w:ind w:left="720"/>
-        <w:rPr>
-          <w:rtl/>
-          <w:lang w:bidi="fa-IR"/>
-        </w:rPr>
-      </w:pPr>
-      <w:r>
-        <w:rPr>
-          <w:rFonts w:hint="eastAsia"/>
-          <w:rtl/>
-          <w:lang w:bidi="fa-IR"/>
-        </w:rPr>
-        <w:t>فروش</w:t>
-      </w:r>
-      <w:r>
-        <w:rPr>
-          <w:rtl/>
-          <w:lang w:bidi="fa-IR"/>
-        </w:rPr>
-        <w:t xml:space="preserve"> هر فروشنده با </w:t>
-      </w:r>
-      <w:r>
-        <w:rPr>
-          <w:rFonts w:hint="cs"/>
-          <w:rtl/>
-          <w:lang w:bidi="fa-IR"/>
-        </w:rPr>
-        <w:t>ی</w:t>
-      </w:r>
-      <w:r>
-        <w:rPr>
-          <w:rFonts w:hint="eastAsia"/>
-          <w:rtl/>
-          <w:lang w:bidi="fa-IR"/>
-        </w:rPr>
-        <w:t>ک</w:t>
-      </w:r>
-      <w:r>
-        <w:rPr>
-          <w:rtl/>
-          <w:lang w:bidi="fa-IR"/>
-        </w:rPr>
-        <w:t xml:space="preserve"> </w:t>
-      </w:r>
-      <w:r>
-        <w:rPr>
-          <w:lang w:bidi="fa-IR"/>
-        </w:rPr>
-        <w:t>join</w:t>
-      </w:r>
-      <w:r>
-        <w:rPr>
-          <w:rtl/>
-          <w:lang w:bidi="fa-IR"/>
-        </w:rPr>
-        <w:t xml:space="preserve"> ساده ب</w:t>
-      </w:r>
-      <w:r>
-        <w:rPr>
-          <w:rFonts w:hint="cs"/>
-          <w:rtl/>
-          <w:lang w:bidi="fa-IR"/>
-        </w:rPr>
-        <w:t>ی</w:t>
-      </w:r>
-      <w:r>
-        <w:rPr>
-          <w:rFonts w:hint="eastAsia"/>
-          <w:rtl/>
-          <w:lang w:bidi="fa-IR"/>
-        </w:rPr>
-        <w:t>ن</w:t>
-      </w:r>
-      <w:r>
-        <w:rPr>
-          <w:rtl/>
-          <w:lang w:bidi="fa-IR"/>
-        </w:rPr>
-        <w:t xml:space="preserve"> </w:t>
-      </w:r>
-      <w:r>
-        <w:rPr>
-          <w:lang w:bidi="fa-IR"/>
-        </w:rPr>
-        <w:t>Product</w:t>
-      </w:r>
-      <w:r>
-        <w:rPr>
-          <w:rtl/>
-          <w:lang w:bidi="fa-IR"/>
-        </w:rPr>
-        <w:t xml:space="preserve"> (که </w:t>
-      </w:r>
-      <w:proofErr w:type="spellStart"/>
-      <w:r>
-        <w:rPr>
-          <w:lang w:bidi="fa-IR"/>
-        </w:rPr>
-        <w:t>seller_id</w:t>
-      </w:r>
-      <w:proofErr w:type="spellEnd"/>
-      <w:r>
-        <w:rPr>
-          <w:rtl/>
-          <w:lang w:bidi="fa-IR"/>
-        </w:rPr>
-        <w:t xml:space="preserve"> دارد) و </w:t>
-      </w:r>
-      <w:proofErr w:type="spellStart"/>
-      <w:r>
-        <w:rPr>
-          <w:lang w:bidi="fa-IR"/>
-        </w:rPr>
-        <w:t>Order_Item</w:t>
-      </w:r>
-      <w:proofErr w:type="spellEnd"/>
       <w:r>
         <w:rPr>
           <w:rtl/>
@@ -12288,14 +8210,12 @@
         </w:rPr>
         <w:t xml:space="preserve"> </w:t>
       </w:r>
-      <w:proofErr w:type="spellStart"/>
       <w:r>
         <w:rPr>
           <w:lang w:bidi="fa-IR"/>
         </w:rPr>
         <w:t>Inventory_Stock</w:t>
       </w:r>
-      <w:proofErr w:type="spellEnd"/>
       <w:r>
         <w:rPr>
           <w:rtl/>
@@ -12334,14 +8254,12 @@
         </w:rPr>
         <w:t xml:space="preserve"> </w:t>
       </w:r>
-      <w:proofErr w:type="spellStart"/>
       <w:r>
         <w:rPr>
           <w:lang w:bidi="fa-IR"/>
         </w:rPr>
         <w:t>stock_quantity</w:t>
       </w:r>
-      <w:proofErr w:type="spellEnd"/>
       <w:r>
         <w:rPr>
           <w:rtl/>
@@ -12349,14 +8267,12 @@
         </w:rPr>
         <w:t xml:space="preserve"> با </w:t>
       </w:r>
-      <w:proofErr w:type="spellStart"/>
       <w:r>
         <w:rPr>
           <w:lang w:bidi="fa-IR"/>
         </w:rPr>
         <w:t>alert_threshold</w:t>
       </w:r>
-      <w:proofErr w:type="spellEnd"/>
       <w:r>
         <w:rPr>
           <w:rtl/>
@@ -12425,14 +8341,12 @@
         </w:rPr>
         <w:t xml:space="preserve"> که در </w:t>
       </w:r>
-      <w:proofErr w:type="spellStart"/>
       <w:r>
         <w:rPr>
           <w:lang w:bidi="fa-IR"/>
         </w:rPr>
         <w:t>Inventory_Location</w:t>
       </w:r>
-      <w:proofErr w:type="spellEnd"/>
       <w:r>
         <w:rPr>
           <w:rtl/>
@@ -12477,6 +8391,115 @@
           <w:rtl/>
           <w:lang w:bidi="fa-IR"/>
         </w:rPr>
+        <w:t xml:space="preserve"> بدست میآید.</w:t>
+      </w:r>
+    </w:p>
+    <w:p>
+      <w:pPr>
+        <w:ind w:left="720"/>
+        <w:rPr>
+          <w:rtl/>
+          <w:lang w:bidi="fa-IR"/>
+        </w:rPr>
+      </w:pPr>
+      <w:r>
+        <w:rPr>
+          <w:rFonts w:hint="eastAsia"/>
+          <w:rtl/>
+          <w:lang w:bidi="fa-IR"/>
+        </w:rPr>
+        <w:t>پرداخت‌ها</w:t>
+      </w:r>
+      <w:r>
+        <w:rPr>
+          <w:rFonts w:hint="cs"/>
+          <w:rtl/>
+          <w:lang w:bidi="fa-IR"/>
+        </w:rPr>
+        <w:t>ی</w:t>
+      </w:r>
+      <w:r>
+        <w:rPr>
+          <w:rtl/>
+          <w:lang w:bidi="fa-IR"/>
+        </w:rPr>
+        <w:t xml:space="preserve"> ناموفق: با ف</w:t>
+      </w:r>
+      <w:r>
+        <w:rPr>
+          <w:rFonts w:hint="cs"/>
+          <w:rtl/>
+          <w:lang w:bidi="fa-IR"/>
+        </w:rPr>
+        <w:t>ی</w:t>
+      </w:r>
+      <w:r>
+        <w:rPr>
+          <w:rFonts w:hint="eastAsia"/>
+          <w:rtl/>
+          <w:lang w:bidi="fa-IR"/>
+        </w:rPr>
+        <w:t>لتر</w:t>
+      </w:r>
+      <w:r>
+        <w:rPr>
+          <w:rtl/>
+          <w:lang w:bidi="fa-IR"/>
+        </w:rPr>
+        <w:t xml:space="preserve"> کردن </w:t>
+      </w:r>
+      <w:r>
+        <w:rPr>
+          <w:lang w:bidi="fa-IR"/>
+        </w:rPr>
+        <w:t>payment_status</w:t>
+      </w:r>
+      <w:r>
+        <w:rPr>
+          <w:rtl/>
+          <w:lang w:bidi="fa-IR"/>
+        </w:rPr>
+        <w:t xml:space="preserve"> در جدول </w:t>
+      </w:r>
+      <w:r>
+        <w:rPr>
+          <w:lang w:bidi="fa-IR"/>
+        </w:rPr>
+        <w:t>Payment</w:t>
+      </w:r>
+      <w:r>
+        <w:rPr>
+          <w:rtl/>
+          <w:lang w:bidi="fa-IR"/>
+        </w:rPr>
+        <w:t xml:space="preserve">، که چون مستقل از </w:t>
+      </w:r>
+      <w:r>
+        <w:rPr>
+          <w:lang w:bidi="fa-IR"/>
+        </w:rPr>
+        <w:t>Order</w:t>
+      </w:r>
+      <w:r>
+        <w:rPr>
+          <w:rtl/>
+          <w:lang w:bidi="fa-IR"/>
+        </w:rPr>
+        <w:t xml:space="preserve"> نگه داشته شده، امکان ثبت چند تلاش پرداخت (موفق و ناموفق) برا</w:t>
+      </w:r>
+      <w:r>
+        <w:rPr>
+          <w:rFonts w:hint="cs"/>
+          <w:rtl/>
+          <w:lang w:bidi="fa-IR"/>
+        </w:rPr>
+        <w:t>ی</w:t>
+      </w:r>
+      <w:r>
+        <w:rPr>
+          <w:rtl/>
+          <w:lang w:bidi="fa-IR"/>
+        </w:rPr>
         <w:t xml:space="preserve"> </w:t>
       </w:r>
       <w:r>
@@ -12485,7 +8508,61 @@
           <w:rtl/>
           <w:lang w:bidi="fa-IR"/>
         </w:rPr>
-        <w:t>بدست میآید.</w:t>
+        <w:t>ی</w:t>
+      </w:r>
+      <w:r>
+        <w:rPr>
+          <w:rFonts w:hint="eastAsia"/>
+          <w:rtl/>
+          <w:lang w:bidi="fa-IR"/>
+        </w:rPr>
+        <w:t>ک</w:t>
+      </w:r>
+      <w:r>
+        <w:rPr>
+          <w:rtl/>
+          <w:lang w:bidi="fa-IR"/>
+        </w:rPr>
+        <w:t xml:space="preserve"> سفارش را م</w:t>
+      </w:r>
+      <w:r>
+        <w:rPr>
+          <w:rFonts w:hint="cs"/>
+          <w:rtl/>
+          <w:lang w:bidi="fa-IR"/>
+        </w:rPr>
+        <w:t>ی‌</w:t>
+      </w:r>
+      <w:r>
+        <w:rPr>
+          <w:rFonts w:hint="eastAsia"/>
+          <w:rtl/>
+          <w:lang w:bidi="fa-IR"/>
+        </w:rPr>
+        <w:t>دهد</w:t>
+      </w:r>
+      <w:r>
+        <w:rPr>
+          <w:rtl/>
+          <w:lang w:bidi="fa-IR"/>
+        </w:rPr>
+        <w:t>.</w:t>
+      </w:r>
+    </w:p>
+    <w:p>
+      <w:pPr>
+        <w:rPr>
+          <w:rtl/>
+          <w:lang w:bidi="fa-IR"/>
+        </w:rPr>
+      </w:pPr>
+      <w:r>
+        <w:rPr>
+          <w:rFonts w:hint="cs"/>
+          <w:rtl/>
+          <w:lang w:bidi="fa-IR"/>
+        </w:rPr>
+        <w:t>در صورت تغییر در کلید های خارجی، باید به روزرسانی درست روی جدول ها انجام شود:</w:t>
       </w:r>
     </w:p>
     <w:p>
@@ -12498,305 +8575,17 @@
       </w:pPr>
       <w:r>
         <w:rPr>
-          <w:rFonts w:hint="eastAsia"/>
-          <w:rtl/>
-          <w:lang w:bidi="fa-IR"/>
-        </w:rPr>
-        <w:t>پرداخت‌ها</w:t>
-      </w:r>
-      <w:r>
-        <w:rPr>
-          <w:rFonts w:hint="cs"/>
-          <w:rtl/>
-          <w:lang w:bidi="fa-IR"/>
-        </w:rPr>
-        <w:t>ی</w:t>
-      </w:r>
-      <w:r>
-        <w:rPr>
-          <w:rtl/>
-          <w:lang w:bidi="fa-IR"/>
-        </w:rPr>
-        <w:t xml:space="preserve"> ناموفق: با ف</w:t>
-      </w:r>
-      <w:r>
-        <w:rPr>
-          <w:rFonts w:hint="cs"/>
-          <w:rtl/>
-          <w:lang w:bidi="fa-IR"/>
-        </w:rPr>
-        <w:t>ی</w:t>
-      </w:r>
-      <w:r>
-        <w:rPr>
-          <w:rFonts w:hint="eastAsia"/>
-          <w:rtl/>
-          <w:lang w:bidi="fa-IR"/>
-        </w:rPr>
-        <w:t>لتر</w:t>
-      </w:r>
-      <w:r>
-        <w:rPr>
-          <w:rtl/>
-          <w:lang w:bidi="fa-IR"/>
-        </w:rPr>
-        <w:t xml:space="preserve"> کردن </w:t>
-      </w:r>
-      <w:proofErr w:type="spellStart"/>
-      <w:r>
-        <w:rPr>
-          <w:lang w:bidi="fa-IR"/>
-        </w:rPr>
-        <w:t>payment_status</w:t>
-      </w:r>
-      <w:proofErr w:type="spellEnd"/>
-      <w:r>
-        <w:rPr>
-          <w:rtl/>
-          <w:lang w:bidi="fa-IR"/>
-        </w:rPr>
-        <w:t xml:space="preserve"> در جدول </w:t>
-      </w:r>
-      <w:r>
-        <w:rPr>
-          <w:lang w:bidi="fa-IR"/>
-        </w:rPr>
-        <w:t>Payment</w:t>
-      </w:r>
-      <w:r>
-        <w:rPr>
-          <w:rtl/>
-          <w:lang w:bidi="fa-IR"/>
-        </w:rPr>
-        <w:t xml:space="preserve">، که چون مستقل از </w:t>
-      </w:r>
-      <w:r>
-        <w:rPr>
-          <w:lang w:bidi="fa-IR"/>
-        </w:rPr>
-        <w:t>Order</w:t>
-      </w:r>
-      <w:r>
-        <w:rPr>
-          <w:rtl/>
-          <w:lang w:bidi="fa-IR"/>
-        </w:rPr>
-        <w:t xml:space="preserve"> نگه داشته شده، امکان ثبت چند تلاش پرداخت (موفق و ناموفق) برا</w:t>
-      </w:r>
-      <w:r>
-        <w:rPr>
-          <w:rFonts w:hint="cs"/>
-          <w:rtl/>
-          <w:lang w:bidi="fa-IR"/>
-        </w:rPr>
-        <w:t>ی</w:t>
-      </w:r>
-      <w:r>
-        <w:rPr>
-          <w:rtl/>
-          <w:lang w:bidi="fa-IR"/>
-        </w:rPr>
-        <w:t xml:space="preserve"> </w:t>
-      </w:r>
-      <w:r>
-        <w:rPr>
-          <w:rFonts w:hint="cs"/>
-          <w:rtl/>
-          <w:lang w:bidi="fa-IR"/>
-        </w:rPr>
-        <w:t>ی</w:t>
-      </w:r>
-      <w:r>
-        <w:rPr>
-          <w:rFonts w:hint="eastAsia"/>
-          <w:rtl/>
-          <w:lang w:bidi="fa-IR"/>
-        </w:rPr>
-        <w:t>ک</w:t>
-      </w:r>
-      <w:r>
-        <w:rPr>
-          <w:rtl/>
-          <w:lang w:bidi="fa-IR"/>
-        </w:rPr>
-        <w:t xml:space="preserve"> سفارش را م</w:t>
-      </w:r>
-      <w:r>
-        <w:rPr>
-          <w:rFonts w:hint="cs"/>
-          <w:rtl/>
-          <w:lang w:bidi="fa-IR"/>
-        </w:rPr>
-        <w:t>ی‌</w:t>
-      </w:r>
-      <w:r>
-        <w:rPr>
-          <w:rFonts w:hint="eastAsia"/>
-          <w:rtl/>
-          <w:lang w:bidi="fa-IR"/>
-        </w:rPr>
-        <w:t>دهد</w:t>
-      </w:r>
-      <w:r>
-        <w:rPr>
-          <w:rtl/>
-          <w:lang w:bidi="fa-IR"/>
-        </w:rPr>
-        <w:t>.</w:t>
-      </w:r>
-    </w:p>
-    <w:p>
-      <w:pPr>
-        <w:rPr>
-          <w:rtl/>
-          <w:lang w:bidi="fa-IR"/>
-        </w:rPr>
-      </w:pPr>
-      <w:r>
-        <w:rPr>
-          <w:rFonts w:hint="cs"/>
-          <w:rtl/>
-          <w:lang w:bidi="fa-IR"/>
-        </w:rPr>
-        <w:t>در صورت تغییر در کلید های خارجی، باید به روزرسانی درست روی جدول ها انجام شود:</w:t>
-      </w:r>
-    </w:p>
-    <w:p>
-      <w:pPr>
-        <w:ind w:left="720"/>
-        <w:rPr>
-          <w:rFonts w:hint="cs"/>
-          <w:rtl/>
-          <w:lang w:bidi="fa-IR"/>
-        </w:rPr>
-      </w:pPr>
-      <w:r>
-        <w:rPr>
           <w:rtl/>
           <w:lang w:bidi="fa-IR"/>
         </w:rPr>
         <w:t xml:space="preserve">برای جدول‌هایی که از موجودیت‌های ضعیف ساخته شده‌اند (مانند </w:t>
       </w:r>
-      <w:proofErr w:type="spellStart"/>
-      <w:r>
-        <w:rPr>
-          <w:lang w:bidi="fa-IR"/>
-        </w:rPr>
-        <w:t>Customer_Address</w:t>
-      </w:r>
-      <w:proofErr w:type="spellEnd"/>
-      <w:r>
-        <w:rPr>
-          <w:lang w:bidi="fa-IR"/>
-        </w:rPr>
-        <w:t xml:space="preserve">, </w:t>
-      </w:r>
-      <w:proofErr w:type="spellStart"/>
-      <w:r>
-        <w:rPr>
-          <w:lang w:bidi="fa-IR"/>
-        </w:rPr>
-        <w:t>Customer_Phone</w:t>
-      </w:r>
-      <w:proofErr w:type="spellEnd"/>
-      <w:r>
-        <w:rPr>
-          <w:lang w:bidi="fa-IR"/>
-        </w:rPr>
-        <w:t xml:space="preserve">, </w:t>
-      </w:r>
-      <w:proofErr w:type="spellStart"/>
-      <w:r>
-        <w:rPr>
-          <w:lang w:bidi="fa-IR"/>
-        </w:rPr>
-        <w:t>Seller_Phone</w:t>
-      </w:r>
-      <w:proofErr w:type="spellEnd"/>
-      <w:r>
-        <w:rPr>
-          <w:lang w:bidi="fa-IR"/>
-        </w:rPr>
-        <w:t xml:space="preserve">, </w:t>
-      </w:r>
-      <w:proofErr w:type="spellStart"/>
-      <w:r>
-        <w:rPr>
-          <w:lang w:bidi="fa-IR"/>
-        </w:rPr>
-        <w:t>Inventory_Stock</w:t>
-      </w:r>
-      <w:proofErr w:type="spellEnd"/>
-      <w:r>
-        <w:rPr>
-          <w:lang w:bidi="fa-IR"/>
-        </w:rPr>
-        <w:t xml:space="preserve">, </w:t>
-      </w:r>
-      <w:proofErr w:type="spellStart"/>
-      <w:r>
-        <w:rPr>
-          <w:lang w:bidi="fa-IR"/>
-        </w:rPr>
-        <w:t>Inventory_Location</w:t>
-      </w:r>
-      <w:proofErr w:type="spellEnd"/>
-      <w:r>
-        <w:rPr>
-          <w:lang w:bidi="fa-IR"/>
-        </w:rPr>
-        <w:t xml:space="preserve">, </w:t>
-      </w:r>
-      <w:proofErr w:type="spellStart"/>
-      <w:r>
-        <w:rPr>
-          <w:lang w:bidi="fa-IR"/>
-        </w:rPr>
-        <w:t>Inventory_Log</w:t>
-      </w:r>
-      <w:proofErr w:type="spellEnd"/>
-      <w:r>
-        <w:rPr>
-          <w:lang w:bidi="fa-IR"/>
-        </w:rPr>
-        <w:t xml:space="preserve">, </w:t>
-      </w:r>
-      <w:proofErr w:type="spellStart"/>
-      <w:r>
-        <w:rPr>
-          <w:lang w:bidi="fa-IR"/>
-        </w:rPr>
-        <w:t>Order_Item</w:t>
-      </w:r>
-      <w:proofErr w:type="spellEnd"/>
-      <w:r>
-        <w:rPr>
-          <w:lang w:bidi="fa-IR"/>
-        </w:rPr>
-        <w:t xml:space="preserve">, </w:t>
-      </w:r>
-      <w:proofErr w:type="spellStart"/>
-      <w:r>
-        <w:rPr>
-          <w:lang w:bidi="fa-IR"/>
-        </w:rPr>
-        <w:t>Percentage_Discount</w:t>
-      </w:r>
-      <w:proofErr w:type="spellEnd"/>
-      <w:r>
-        <w:rPr>
-          <w:lang w:bidi="fa-IR"/>
-        </w:rPr>
-        <w:t xml:space="preserve">, </w:t>
-      </w:r>
-      <w:proofErr w:type="spellStart"/>
-      <w:r>
-        <w:rPr>
-          <w:lang w:bidi="fa-IR"/>
-        </w:rPr>
-        <w:t>Flat_Discount</w:t>
-      </w:r>
-      <w:proofErr w:type="spellEnd"/>
+      <w:r>
+        <w:rPr>
+          <w:lang w:bidi="fa-IR"/>
+        </w:rPr>
+        <w:t>Customer_Address, Customer_Phone, Seller_Phone, Inventory_Stock, Inventory_Location, Inventory_Log, Order_Item, Percentage_Discount, Flat_Discount</w:t>
+      </w:r>
       <w:r>
         <w:rPr>
           <w:rtl/>
@@ -12821,16 +8610,8 @@
         <w:rPr>
           <w:lang w:bidi="fa-IR"/>
         </w:rPr>
-        <w:t xml:space="preserve">Payment, Shipment, Product, </w:t>
-      </w:r>
-      <w:proofErr w:type="spellStart"/>
-      <w:r>
-        <w:rPr>
-          <w:lang w:bidi="fa-IR"/>
-        </w:rPr>
-        <w:t>Order_Item.product_id</w:t>
-      </w:r>
-      <w:proofErr w:type="spellEnd"/>
+        <w:t>Payment, Shipment, Product, Order_Item.product_id</w:t>
+      </w:r>
       <w:r>
         <w:rPr>
           <w:rtl/>
@@ -12851,14 +8632,12 @@
         </w:rPr>
         <w:t xml:space="preserve"> تعیین می‌شود تا حذف تصادفی یک محصول یا سفارش، رکوردهای پرداخت و ارسال مرتبط را از بین نبرد. برای کلیدهای خارجی اختیاری مانند </w:t>
       </w:r>
-      <w:proofErr w:type="spellStart"/>
       <w:r>
         <w:rPr>
           <w:lang w:bidi="fa-IR"/>
         </w:rPr>
         <w:t>Order.promo_code</w:t>
       </w:r>
-      <w:proofErr w:type="spellEnd"/>
       <w:r>
         <w:rPr>
           <w:rtl/>
@@ -12866,14 +8645,12 @@
         </w:rPr>
         <w:t xml:space="preserve"> و </w:t>
       </w:r>
-      <w:proofErr w:type="spellStart"/>
       <w:r>
         <w:rPr>
           <w:lang w:bidi="fa-IR"/>
         </w:rPr>
         <w:t>Category.parent_category_id</w:t>
       </w:r>
-      <w:proofErr w:type="spellEnd"/>
       <w:r>
         <w:rPr>
           <w:rtl/>
@@ -13922,6 +9699,7 @@
   <w:style w:type="character" w:default="1" w:styleId="DefaultParagraphFont">
     <w:name w:val="Default Paragraph Font"/>
     <w:uiPriority w:val="1"/>
+    <w:semiHidden/>
     <w:unhideWhenUsed/>
   </w:style>
   <w:style w:type="table" w:default="1" w:styleId="TableNormal">
